--- a/TS-Kramam/TS-4.1/TS 4.1 Tamil Krama Paatam Corrections.docx
+++ b/TS-Kramam/TS-4.1/TS 4.1 Tamil Krama Paatam Corrections.docx
@@ -51,27 +51,7 @@
           <w:szCs w:val="32"/>
           <w:u w:val="single"/>
         </w:rPr>
-        <w:t xml:space="preserve">4.1 </w:t>
-      </w:r>
-      <w:r>
-        <w:rPr>
-          <w:b/>
-          <w:bCs/>
-          <w:sz w:val="32"/>
-          <w:szCs w:val="32"/>
-          <w:u w:val="single"/>
-        </w:rPr>
-        <w:t>Tamil</w:t>
-      </w:r>
-      <w:r>
-        <w:rPr>
-          <w:b/>
-          <w:bCs/>
-          <w:sz w:val="32"/>
-          <w:szCs w:val="32"/>
-          <w:u w:val="single"/>
-        </w:rPr>
-        <w:t xml:space="preserve"> </w:t>
+        <w:t xml:space="preserve">4.1 Tamil </w:t>
       </w:r>
       <w:r>
         <w:rPr>
@@ -101,7 +81,18 @@
           <w:szCs w:val="32"/>
           <w:u w:val="single"/>
         </w:rPr>
-        <w:t xml:space="preserve">Observed till </w:t>
+        <w:t xml:space="preserve">Observed </w:t>
+      </w:r>
+      <w:proofErr w:type="gramStart"/>
+      <w:r>
+        <w:rPr>
+          <w:b/>
+          <w:bCs/>
+          <w:sz w:val="32"/>
+          <w:szCs w:val="32"/>
+          <w:u w:val="single"/>
+        </w:rPr>
+        <w:t xml:space="preserve">till </w:t>
       </w:r>
       <w:r>
         <w:rPr>
@@ -114,6 +105,7 @@
         </w:rPr>
         <w:t>????</w:t>
       </w:r>
+      <w:proofErr w:type="gramEnd"/>
     </w:p>
     <w:p>
       <w:pPr>
@@ -671,6 +663,781 @@
               </w:rPr>
               <w:t xml:space="preserve"> ||</w:t>
             </w:r>
+          </w:p>
+        </w:tc>
+      </w:tr>
+      <w:tr>
+        <w:trPr>
+          <w:trHeight w:val="1515"/>
+        </w:trPr>
+        <w:tc>
+          <w:tcPr>
+            <w:tcW w:w="3999" w:type="dxa"/>
+            <w:tcBorders>
+              <w:top w:val="single" w:sz="4" w:space="0" w:color="000000"/>
+              <w:left w:val="single" w:sz="4" w:space="0" w:color="000000"/>
+              <w:bottom w:val="single" w:sz="4" w:space="0" w:color="000000"/>
+              <w:right w:val="single" w:sz="4" w:space="0" w:color="000000"/>
+            </w:tcBorders>
+          </w:tcPr>
+          <w:p>
+            <w:pPr>
+              <w:widowControl w:val="0"/>
+              <w:tabs>
+                <w:tab w:val="left" w:pos="993"/>
+              </w:tabs>
+              <w:autoSpaceDE w:val="0"/>
+              <w:autoSpaceDN w:val="0"/>
+              <w:adjustRightInd w:val="0"/>
+              <w:spacing w:before="0" w:line="252" w:lineRule="auto"/>
+              <w:ind w:right="297"/>
+              <w:rPr>
+                <w:rFonts w:cs="Arial"/>
+                <w:b/>
+                <w:sz w:val="28"/>
+                <w:szCs w:val="32"/>
+              </w:rPr>
+            </w:pPr>
+            <w:r>
+              <w:rPr>
+                <w:rFonts w:cs="Arial"/>
+                <w:b/>
+                <w:sz w:val="28"/>
+                <w:szCs w:val="32"/>
+              </w:rPr>
+              <w:t>T.S.4.1.</w:t>
+            </w:r>
+            <w:r>
+              <w:rPr>
+                <w:rFonts w:cs="Arial"/>
+                <w:b/>
+                <w:sz w:val="28"/>
+                <w:szCs w:val="32"/>
+              </w:rPr>
+              <w:t>8.4</w:t>
+            </w:r>
+            <w:r>
+              <w:rPr>
+                <w:rFonts w:cs="Arial"/>
+                <w:b/>
+                <w:sz w:val="28"/>
+                <w:szCs w:val="32"/>
+              </w:rPr>
+              <w:t xml:space="preserve"> – Kramam</w:t>
+            </w:r>
+          </w:p>
+          <w:p>
+            <w:pPr>
+              <w:widowControl w:val="0"/>
+              <w:tabs>
+                <w:tab w:val="left" w:pos="993"/>
+              </w:tabs>
+              <w:autoSpaceDE w:val="0"/>
+              <w:autoSpaceDN w:val="0"/>
+              <w:adjustRightInd w:val="0"/>
+              <w:spacing w:before="0" w:line="252" w:lineRule="auto"/>
+              <w:ind w:right="297"/>
+              <w:rPr>
+                <w:rFonts w:cs="Arial"/>
+                <w:b/>
+                <w:sz w:val="28"/>
+                <w:szCs w:val="32"/>
+                <w:lang w:val="en-IN"/>
+              </w:rPr>
+            </w:pPr>
+            <w:r>
+              <w:rPr>
+                <w:rFonts w:cs="Arial"/>
+                <w:b/>
+                <w:sz w:val="28"/>
+                <w:szCs w:val="32"/>
+                <w:lang w:val="en-IN"/>
+              </w:rPr>
+              <w:t xml:space="preserve">Krama Vaakyam No. - </w:t>
+            </w:r>
+            <w:r>
+              <w:rPr>
+                <w:rFonts w:cs="Arial"/>
+                <w:b/>
+                <w:sz w:val="28"/>
+                <w:szCs w:val="32"/>
+                <w:lang w:val="en-IN"/>
+              </w:rPr>
+              <w:t>6</w:t>
+            </w:r>
+          </w:p>
+          <w:p>
+            <w:pPr>
+              <w:widowControl w:val="0"/>
+              <w:tabs>
+                <w:tab w:val="left" w:pos="993"/>
+              </w:tabs>
+              <w:autoSpaceDE w:val="0"/>
+              <w:autoSpaceDN w:val="0"/>
+              <w:adjustRightInd w:val="0"/>
+              <w:spacing w:before="0" w:line="252" w:lineRule="auto"/>
+              <w:ind w:right="297"/>
+              <w:rPr>
+                <w:rFonts w:cs="Arial"/>
+                <w:b/>
+                <w:sz w:val="28"/>
+                <w:szCs w:val="32"/>
+              </w:rPr>
+            </w:pPr>
+            <w:r>
+              <w:rPr>
+                <w:rFonts w:cs="Arial"/>
+                <w:b/>
+                <w:sz w:val="28"/>
+                <w:szCs w:val="32"/>
+                <w:lang w:val="it-IT"/>
+              </w:rPr>
+              <w:t>Panchaati No</w:t>
+            </w:r>
+            <w:r>
+              <w:rPr>
+                <w:rFonts w:cs="Arial"/>
+                <w:b/>
+                <w:szCs w:val="32"/>
+                <w:lang w:val="it-IT"/>
+              </w:rPr>
+              <w:t xml:space="preserve">. - </w:t>
+            </w:r>
+            <w:r>
+              <w:rPr>
+                <w:rFonts w:cs="Arial"/>
+                <w:b/>
+                <w:sz w:val="28"/>
+                <w:szCs w:val="32"/>
+                <w:lang w:val="it-IT"/>
+              </w:rPr>
+              <w:t>32</w:t>
+            </w:r>
+          </w:p>
+        </w:tc>
+        <w:tc>
+          <w:tcPr>
+            <w:tcW w:w="5103" w:type="dxa"/>
+            <w:tcBorders>
+              <w:top w:val="single" w:sz="4" w:space="0" w:color="000000"/>
+              <w:left w:val="single" w:sz="4" w:space="0" w:color="000000"/>
+              <w:bottom w:val="single" w:sz="4" w:space="0" w:color="000000"/>
+              <w:right w:val="single" w:sz="4" w:space="0" w:color="000000"/>
+            </w:tcBorders>
+          </w:tcPr>
+          <w:p>
+            <w:pPr>
+              <w:widowControl w:val="0"/>
+              <w:autoSpaceDE w:val="0"/>
+              <w:autoSpaceDN w:val="0"/>
+              <w:adjustRightInd w:val="0"/>
+              <w:spacing w:before="0" w:line="240" w:lineRule="auto"/>
+              <w:rPr>
+                <w:rFonts w:ascii="Latha" w:hAnsi="Latha" w:cs="Latha"/>
+                <w:sz w:val="28"/>
+                <w:szCs w:val="28"/>
+                <w:lang w:bidi="ta-IN"/>
+              </w:rPr>
+            </w:pPr>
+            <w:r>
+              <w:rPr>
+                <w:rFonts w:ascii="Latha" w:hAnsi="Latha" w:cs="Latha"/>
+                <w:sz w:val="28"/>
+                <w:szCs w:val="28"/>
+                <w:cs/>
+                <w:lang w:bidi="ta-IN"/>
+              </w:rPr>
+              <w:t>ஹ</w:t>
+            </w:r>
+            <w:r>
+              <w:rPr>
+                <w:rFonts w:ascii="BRH Tamil Tab Extra" w:hAnsi="BRH Tamil Tab Extra" w:cs="Latha"/>
+                <w:b/>
+                <w:sz w:val="36"/>
+                <w:szCs w:val="28"/>
+                <w:lang w:bidi="ta-IN"/>
+              </w:rPr>
+              <w:t>…</w:t>
+            </w:r>
+            <w:r>
+              <w:rPr>
+                <w:rFonts w:ascii="Latha" w:hAnsi="Latha" w:cs="Latha"/>
+                <w:sz w:val="28"/>
+                <w:szCs w:val="28"/>
+                <w:cs/>
+                <w:lang w:bidi="ta-IN"/>
+              </w:rPr>
+              <w:t>விஷா</w:t>
+            </w:r>
+            <w:r>
+              <w:rPr>
+                <w:rFonts w:ascii="BRH Tamil Tab Extra" w:hAnsi="BRH Tamil Tab Extra" w:cs="Latha"/>
+                <w:b/>
+                <w:sz w:val="36"/>
+                <w:szCs w:val="28"/>
+                <w:lang w:bidi="ta-IN"/>
+              </w:rPr>
+              <w:t>†</w:t>
+            </w:r>
+            <w:r>
+              <w:rPr>
+                <w:rFonts w:ascii="Latha" w:hAnsi="Latha" w:cs="Latha"/>
+                <w:sz w:val="28"/>
+                <w:szCs w:val="28"/>
+                <w:lang w:bidi="ta-IN"/>
+              </w:rPr>
+              <w:t xml:space="preserve"> </w:t>
+            </w:r>
+            <w:r>
+              <w:rPr>
+                <w:rFonts w:ascii="Latha" w:hAnsi="Latha" w:cs="Latha"/>
+                <w:sz w:val="28"/>
+                <w:szCs w:val="28"/>
+                <w:cs/>
+                <w:lang w:bidi="ta-IN"/>
+              </w:rPr>
+              <w:t>விதே</w:t>
+            </w:r>
+            <w:r>
+              <w:rPr>
+                <w:rFonts w:ascii="Latha" w:hAnsi="Latha" w:cs="Latha"/>
+                <w:b/>
+                <w:bCs/>
+                <w:position w:val="-12"/>
+                <w:sz w:val="28"/>
+                <w:szCs w:val="28"/>
+                <w:cs/>
+                <w:lang w:bidi="ta-IN"/>
+              </w:rPr>
+              <w:t>4</w:t>
+            </w:r>
+            <w:r>
+              <w:rPr>
+                <w:rFonts w:ascii="Latha" w:hAnsi="Latha" w:cs="Latha"/>
+                <w:sz w:val="28"/>
+                <w:szCs w:val="28"/>
+                <w:cs/>
+                <w:lang w:bidi="ta-IN"/>
+              </w:rPr>
+              <w:t>ம</w:t>
+            </w:r>
+            <w:r>
+              <w:rPr>
+                <w:rFonts w:ascii="Latha" w:hAnsi="Latha" w:cs="Latha"/>
+                <w:sz w:val="28"/>
+                <w:szCs w:val="28"/>
+                <w:lang w:bidi="ta-IN"/>
+              </w:rPr>
+              <w:t xml:space="preserve"> | </w:t>
+            </w:r>
+          </w:p>
+          <w:p>
+            <w:pPr>
+              <w:widowControl w:val="0"/>
+              <w:autoSpaceDE w:val="0"/>
+              <w:autoSpaceDN w:val="0"/>
+              <w:adjustRightInd w:val="0"/>
+              <w:spacing w:before="0" w:line="240" w:lineRule="auto"/>
+              <w:rPr>
+                <w:rFonts w:ascii="BRH Malayalam Extra" w:eastAsia="Times New Roman" w:hAnsi="BRH Malayalam Extra" w:cs="BRH Malayalam Extra"/>
+                <w:color w:val="000000"/>
+                <w:sz w:val="40"/>
+                <w:szCs w:val="40"/>
+                <w:lang w:val="en-IN" w:eastAsia="en-IN" w:bidi="ml-IN"/>
+              </w:rPr>
+            </w:pPr>
+            <w:r>
+              <w:rPr>
+                <w:rFonts w:ascii="Latha" w:hAnsi="Latha" w:cs="Latha"/>
+                <w:sz w:val="28"/>
+                <w:szCs w:val="28"/>
+                <w:cs/>
+                <w:lang w:bidi="ta-IN"/>
+              </w:rPr>
+              <w:t>வி</w:t>
+            </w:r>
+            <w:r>
+              <w:rPr>
+                <w:rFonts w:ascii="BRH Tamil Tab Extra" w:hAnsi="BRH Tamil Tab Extra" w:cs="Latha"/>
+                <w:b/>
+                <w:sz w:val="36"/>
+                <w:szCs w:val="28"/>
+                <w:lang w:bidi="ta-IN"/>
+              </w:rPr>
+              <w:t>…</w:t>
+            </w:r>
+            <w:r>
+              <w:rPr>
+                <w:rFonts w:ascii="Latha" w:hAnsi="Latha" w:cs="Latha"/>
+                <w:sz w:val="28"/>
+                <w:szCs w:val="28"/>
+                <w:cs/>
+                <w:lang w:bidi="ta-IN"/>
+              </w:rPr>
+              <w:t>தே</w:t>
+            </w:r>
+            <w:r>
+              <w:rPr>
+                <w:rFonts w:ascii="BRH Tamil Tab Extra" w:hAnsi="BRH Tamil Tab Extra" w:cs="Latha"/>
+                <w:b/>
+                <w:sz w:val="36"/>
+                <w:szCs w:val="28"/>
+                <w:lang w:bidi="ta-IN"/>
+              </w:rPr>
+              <w:t>…</w:t>
+            </w:r>
+            <w:r>
+              <w:rPr>
+                <w:rFonts w:ascii="Latha" w:hAnsi="Latha" w:cs="Latha"/>
+                <w:b/>
+                <w:bCs/>
+                <w:position w:val="-12"/>
+                <w:sz w:val="28"/>
+                <w:szCs w:val="28"/>
+                <w:cs/>
+                <w:lang w:bidi="ta-IN"/>
+              </w:rPr>
+              <w:t>4</w:t>
+            </w:r>
+            <w:r>
+              <w:rPr>
+                <w:rFonts w:ascii="Latha" w:hAnsi="Latha" w:cs="Latha"/>
+                <w:sz w:val="28"/>
+                <w:szCs w:val="28"/>
+                <w:highlight w:val="yellow"/>
+                <w:cs/>
+                <w:lang w:bidi="ta-IN"/>
+              </w:rPr>
+              <w:t>ம</w:t>
+            </w:r>
+            <w:r>
+              <w:rPr>
+                <w:rFonts w:ascii="Latha" w:hAnsi="Latha" w:cs="Latha"/>
+                <w:sz w:val="28"/>
+                <w:szCs w:val="28"/>
+                <w:cs/>
+                <w:lang w:bidi="ta-IN"/>
+              </w:rPr>
+              <w:t>தி</w:t>
+            </w:r>
+            <w:r>
+              <w:rPr>
+                <w:rFonts w:ascii="BRH Tamil Tab Extra" w:hAnsi="BRH Tamil Tab Extra" w:cs="Latha"/>
+                <w:b/>
+                <w:sz w:val="36"/>
+                <w:szCs w:val="28"/>
+                <w:lang w:bidi="ta-IN"/>
+              </w:rPr>
+              <w:t>†</w:t>
+            </w:r>
+            <w:r>
+              <w:rPr>
+                <w:rFonts w:ascii="Latha" w:hAnsi="Latha" w:cs="Latha"/>
+                <w:sz w:val="28"/>
+                <w:szCs w:val="28"/>
+                <w:lang w:bidi="ta-IN"/>
+              </w:rPr>
+              <w:t xml:space="preserve"> </w:t>
+            </w:r>
+            <w:r>
+              <w:rPr>
+                <w:rFonts w:ascii="Latha" w:hAnsi="Latha" w:cs="Latha"/>
+                <w:sz w:val="28"/>
+                <w:szCs w:val="28"/>
+                <w:cs/>
+                <w:lang w:bidi="ta-IN"/>
+              </w:rPr>
+              <w:t>விதே</w:t>
+            </w:r>
+            <w:r>
+              <w:rPr>
+                <w:rFonts w:ascii="Latha" w:hAnsi="Latha" w:cs="Latha"/>
+                <w:b/>
+                <w:bCs/>
+                <w:position w:val="-12"/>
+                <w:sz w:val="28"/>
+                <w:szCs w:val="28"/>
+                <w:cs/>
+                <w:lang w:bidi="ta-IN"/>
+              </w:rPr>
+              <w:t>4</w:t>
+            </w:r>
+            <w:r>
+              <w:rPr>
+                <w:rFonts w:ascii="Latha" w:hAnsi="Latha" w:cs="Latha"/>
+                <w:sz w:val="28"/>
+                <w:szCs w:val="28"/>
+                <w:cs/>
+                <w:lang w:bidi="ta-IN"/>
+              </w:rPr>
+              <w:t>ம</w:t>
+            </w:r>
+            <w:r>
+              <w:rPr>
+                <w:rFonts w:ascii="Latha" w:hAnsi="Latha" w:cs="Latha"/>
+                <w:sz w:val="28"/>
+                <w:szCs w:val="28"/>
+                <w:lang w:bidi="ta-IN"/>
+              </w:rPr>
+              <w:t xml:space="preserve"> ||</w:t>
+            </w:r>
+          </w:p>
+        </w:tc>
+        <w:tc>
+          <w:tcPr>
+            <w:tcW w:w="5386" w:type="dxa"/>
+            <w:tcBorders>
+              <w:top w:val="single" w:sz="4" w:space="0" w:color="000000"/>
+              <w:left w:val="single" w:sz="4" w:space="0" w:color="000000"/>
+              <w:bottom w:val="single" w:sz="4" w:space="0" w:color="000000"/>
+              <w:right w:val="single" w:sz="4" w:space="0" w:color="000000"/>
+            </w:tcBorders>
+          </w:tcPr>
+          <w:p>
+            <w:pPr>
+              <w:widowControl w:val="0"/>
+              <w:autoSpaceDE w:val="0"/>
+              <w:autoSpaceDN w:val="0"/>
+              <w:adjustRightInd w:val="0"/>
+              <w:spacing w:before="0" w:line="240" w:lineRule="auto"/>
+              <w:rPr>
+                <w:rFonts w:ascii="Latha" w:hAnsi="Latha" w:cs="Latha"/>
+                <w:sz w:val="28"/>
+                <w:szCs w:val="28"/>
+                <w:lang w:bidi="ta-IN"/>
+              </w:rPr>
+            </w:pPr>
+            <w:r>
+              <w:rPr>
+                <w:rFonts w:ascii="Latha" w:hAnsi="Latha" w:cs="Latha"/>
+                <w:sz w:val="28"/>
+                <w:szCs w:val="28"/>
+                <w:cs/>
+                <w:lang w:bidi="ta-IN"/>
+              </w:rPr>
+              <w:t>ஹ</w:t>
+            </w:r>
+            <w:r>
+              <w:rPr>
+                <w:rFonts w:ascii="BRH Tamil Tab Extra" w:hAnsi="BRH Tamil Tab Extra" w:cs="Latha"/>
+                <w:b/>
+                <w:sz w:val="36"/>
+                <w:szCs w:val="28"/>
+                <w:lang w:bidi="ta-IN"/>
+              </w:rPr>
+              <w:t>…</w:t>
+            </w:r>
+            <w:r>
+              <w:rPr>
+                <w:rFonts w:ascii="Latha" w:hAnsi="Latha" w:cs="Latha"/>
+                <w:sz w:val="28"/>
+                <w:szCs w:val="28"/>
+                <w:cs/>
+                <w:lang w:bidi="ta-IN"/>
+              </w:rPr>
+              <w:t>விஷா</w:t>
+            </w:r>
+            <w:r>
+              <w:rPr>
+                <w:rFonts w:ascii="BRH Tamil Tab Extra" w:hAnsi="BRH Tamil Tab Extra" w:cs="Latha"/>
+                <w:b/>
+                <w:sz w:val="36"/>
+                <w:szCs w:val="28"/>
+                <w:lang w:bidi="ta-IN"/>
+              </w:rPr>
+              <w:t>†</w:t>
+            </w:r>
+            <w:r>
+              <w:rPr>
+                <w:rFonts w:ascii="Latha" w:hAnsi="Latha" w:cs="Latha"/>
+                <w:sz w:val="28"/>
+                <w:szCs w:val="28"/>
+                <w:lang w:bidi="ta-IN"/>
+              </w:rPr>
+              <w:t xml:space="preserve"> </w:t>
+            </w:r>
+            <w:r>
+              <w:rPr>
+                <w:rFonts w:ascii="Latha" w:hAnsi="Latha" w:cs="Latha"/>
+                <w:sz w:val="28"/>
+                <w:szCs w:val="28"/>
+                <w:cs/>
+                <w:lang w:bidi="ta-IN"/>
+              </w:rPr>
+              <w:t>விதே</w:t>
+            </w:r>
+            <w:r>
+              <w:rPr>
+                <w:rFonts w:ascii="Latha" w:hAnsi="Latha" w:cs="Latha"/>
+                <w:b/>
+                <w:bCs/>
+                <w:position w:val="-12"/>
+                <w:sz w:val="28"/>
+                <w:szCs w:val="28"/>
+                <w:cs/>
+                <w:lang w:bidi="ta-IN"/>
+              </w:rPr>
+              <w:t>4</w:t>
+            </w:r>
+            <w:r>
+              <w:rPr>
+                <w:rFonts w:ascii="Latha" w:hAnsi="Latha" w:cs="Latha"/>
+                <w:sz w:val="28"/>
+                <w:szCs w:val="28"/>
+                <w:cs/>
+                <w:lang w:bidi="ta-IN"/>
+              </w:rPr>
+              <w:t>ம</w:t>
+            </w:r>
+            <w:r>
+              <w:rPr>
+                <w:rFonts w:ascii="Latha" w:hAnsi="Latha" w:cs="Latha"/>
+                <w:sz w:val="28"/>
+                <w:szCs w:val="28"/>
+                <w:lang w:bidi="ta-IN"/>
+              </w:rPr>
+              <w:t xml:space="preserve"> | </w:t>
+            </w:r>
+          </w:p>
+          <w:p>
+            <w:pPr>
+              <w:widowControl w:val="0"/>
+              <w:autoSpaceDE w:val="0"/>
+              <w:autoSpaceDN w:val="0"/>
+              <w:adjustRightInd w:val="0"/>
+              <w:spacing w:before="0" w:line="240" w:lineRule="auto"/>
+              <w:rPr>
+                <w:rFonts w:ascii="BRH Malayalam Extra" w:eastAsia="Times New Roman" w:hAnsi="BRH Malayalam Extra" w:cs="BRH Malayalam Extra"/>
+                <w:color w:val="000000"/>
+                <w:sz w:val="40"/>
+                <w:szCs w:val="40"/>
+                <w:lang w:val="en-IN" w:eastAsia="en-IN" w:bidi="ml-IN"/>
+              </w:rPr>
+            </w:pPr>
+            <w:r>
+              <w:rPr>
+                <w:rFonts w:ascii="Latha" w:hAnsi="Latha" w:cs="Latha"/>
+                <w:sz w:val="28"/>
+                <w:szCs w:val="28"/>
+                <w:cs/>
+                <w:lang w:bidi="ta-IN"/>
+              </w:rPr>
+              <w:t>வி</w:t>
+            </w:r>
+            <w:r>
+              <w:rPr>
+                <w:rFonts w:ascii="BRH Tamil Tab Extra" w:hAnsi="BRH Tamil Tab Extra" w:cs="Latha"/>
+                <w:b/>
+                <w:sz w:val="36"/>
+                <w:szCs w:val="28"/>
+                <w:lang w:bidi="ta-IN"/>
+              </w:rPr>
+              <w:t>…</w:t>
+            </w:r>
+            <w:r>
+              <w:rPr>
+                <w:rFonts w:ascii="Latha" w:hAnsi="Latha" w:cs="Latha"/>
+                <w:sz w:val="28"/>
+                <w:szCs w:val="28"/>
+                <w:cs/>
+                <w:lang w:bidi="ta-IN"/>
+              </w:rPr>
+              <w:t>தே</w:t>
+            </w:r>
+            <w:r>
+              <w:rPr>
+                <w:rFonts w:ascii="BRH Tamil Tab Extra" w:hAnsi="BRH Tamil Tab Extra" w:cs="Latha"/>
+                <w:b/>
+                <w:sz w:val="36"/>
+                <w:szCs w:val="28"/>
+                <w:lang w:bidi="ta-IN"/>
+              </w:rPr>
+              <w:t>…</w:t>
+            </w:r>
+            <w:r>
+              <w:rPr>
+                <w:rFonts w:ascii="Latha" w:hAnsi="Latha" w:cs="Latha"/>
+                <w:b/>
+                <w:bCs/>
+                <w:position w:val="-12"/>
+                <w:sz w:val="28"/>
+                <w:szCs w:val="28"/>
+                <w:cs/>
+                <w:lang w:bidi="ta-IN"/>
+              </w:rPr>
+              <w:t>4</w:t>
+            </w:r>
+            <w:r>
+              <w:rPr>
+                <w:rFonts w:ascii="Latha" w:hAnsi="Latha" w:cs="Latha"/>
+                <w:sz w:val="28"/>
+                <w:szCs w:val="28"/>
+                <w:highlight w:val="green"/>
+                <w:cs/>
+                <w:lang w:bidi="ta-IN"/>
+              </w:rPr>
+              <w:t>மே</w:t>
+            </w:r>
+            <w:r>
+              <w:rPr>
+                <w:rFonts w:ascii="Latha" w:hAnsi="Latha" w:cs="Latha"/>
+                <w:sz w:val="28"/>
+                <w:szCs w:val="28"/>
+                <w:cs/>
+                <w:lang w:bidi="ta-IN"/>
+              </w:rPr>
+              <w:t>தி</w:t>
+            </w:r>
+            <w:r>
+              <w:rPr>
+                <w:rFonts w:ascii="BRH Tamil Tab Extra" w:hAnsi="BRH Tamil Tab Extra" w:cs="Latha"/>
+                <w:b/>
+                <w:sz w:val="36"/>
+                <w:szCs w:val="28"/>
+                <w:lang w:bidi="ta-IN"/>
+              </w:rPr>
+              <w:t>†</w:t>
+            </w:r>
+            <w:r>
+              <w:rPr>
+                <w:rFonts w:ascii="Latha" w:hAnsi="Latha" w:cs="Latha"/>
+                <w:sz w:val="28"/>
+                <w:szCs w:val="28"/>
+                <w:lang w:bidi="ta-IN"/>
+              </w:rPr>
+              <w:t xml:space="preserve"> </w:t>
+            </w:r>
+            <w:r>
+              <w:rPr>
+                <w:rFonts w:ascii="Latha" w:hAnsi="Latha" w:cs="Latha"/>
+                <w:sz w:val="28"/>
+                <w:szCs w:val="28"/>
+                <w:cs/>
+                <w:lang w:bidi="ta-IN"/>
+              </w:rPr>
+              <w:t>விதே</w:t>
+            </w:r>
+            <w:r>
+              <w:rPr>
+                <w:rFonts w:ascii="Latha" w:hAnsi="Latha" w:cs="Latha"/>
+                <w:b/>
+                <w:bCs/>
+                <w:position w:val="-12"/>
+                <w:sz w:val="28"/>
+                <w:szCs w:val="28"/>
+                <w:cs/>
+                <w:lang w:bidi="ta-IN"/>
+              </w:rPr>
+              <w:t>4</w:t>
+            </w:r>
+            <w:r>
+              <w:rPr>
+                <w:rFonts w:ascii="Latha" w:hAnsi="Latha" w:cs="Latha"/>
+                <w:sz w:val="28"/>
+                <w:szCs w:val="28"/>
+                <w:cs/>
+                <w:lang w:bidi="ta-IN"/>
+              </w:rPr>
+              <w:t>ம</w:t>
+            </w:r>
+            <w:r>
+              <w:rPr>
+                <w:rFonts w:ascii="Latha" w:hAnsi="Latha" w:cs="Latha"/>
+                <w:sz w:val="28"/>
+                <w:szCs w:val="28"/>
+                <w:lang w:bidi="ta-IN"/>
+              </w:rPr>
+              <w:t xml:space="preserve"> ||</w:t>
+            </w:r>
+          </w:p>
+        </w:tc>
+      </w:tr>
+      <w:tr>
+        <w:trPr>
+          <w:trHeight w:val="962"/>
+        </w:trPr>
+        <w:tc>
+          <w:tcPr>
+            <w:tcW w:w="3999" w:type="dxa"/>
+            <w:tcBorders>
+              <w:top w:val="single" w:sz="4" w:space="0" w:color="000000"/>
+              <w:left w:val="single" w:sz="4" w:space="0" w:color="000000"/>
+              <w:bottom w:val="single" w:sz="4" w:space="0" w:color="000000"/>
+              <w:right w:val="single" w:sz="4" w:space="0" w:color="000000"/>
+            </w:tcBorders>
+          </w:tcPr>
+          <w:p>
+            <w:pPr>
+              <w:widowControl w:val="0"/>
+              <w:tabs>
+                <w:tab w:val="left" w:pos="993"/>
+              </w:tabs>
+              <w:autoSpaceDE w:val="0"/>
+              <w:autoSpaceDN w:val="0"/>
+              <w:adjustRightInd w:val="0"/>
+              <w:spacing w:before="0" w:line="252" w:lineRule="auto"/>
+              <w:ind w:right="297"/>
+              <w:rPr>
+                <w:rFonts w:cs="Arial"/>
+                <w:b/>
+                <w:sz w:val="28"/>
+                <w:szCs w:val="32"/>
+              </w:rPr>
+            </w:pPr>
+          </w:p>
+        </w:tc>
+        <w:tc>
+          <w:tcPr>
+            <w:tcW w:w="5103" w:type="dxa"/>
+            <w:tcBorders>
+              <w:top w:val="single" w:sz="4" w:space="0" w:color="000000"/>
+              <w:left w:val="single" w:sz="4" w:space="0" w:color="000000"/>
+              <w:bottom w:val="single" w:sz="4" w:space="0" w:color="000000"/>
+              <w:right w:val="single" w:sz="4" w:space="0" w:color="000000"/>
+            </w:tcBorders>
+          </w:tcPr>
+          <w:p>
+            <w:pPr>
+              <w:widowControl w:val="0"/>
+              <w:autoSpaceDE w:val="0"/>
+              <w:autoSpaceDN w:val="0"/>
+              <w:adjustRightInd w:val="0"/>
+              <w:spacing w:before="0" w:line="240" w:lineRule="auto"/>
+              <w:rPr>
+                <w:rFonts w:ascii="Latha" w:hAnsi="Latha" w:cs="Latha"/>
+                <w:sz w:val="28"/>
+                <w:szCs w:val="28"/>
+                <w:cs/>
+                <w:lang w:bidi="ta-IN"/>
+              </w:rPr>
+            </w:pPr>
+          </w:p>
+        </w:tc>
+        <w:tc>
+          <w:tcPr>
+            <w:tcW w:w="5386" w:type="dxa"/>
+            <w:tcBorders>
+              <w:top w:val="single" w:sz="4" w:space="0" w:color="000000"/>
+              <w:left w:val="single" w:sz="4" w:space="0" w:color="000000"/>
+              <w:bottom w:val="single" w:sz="4" w:space="0" w:color="000000"/>
+              <w:right w:val="single" w:sz="4" w:space="0" w:color="000000"/>
+            </w:tcBorders>
+          </w:tcPr>
+          <w:p>
+            <w:pPr>
+              <w:widowControl w:val="0"/>
+              <w:autoSpaceDE w:val="0"/>
+              <w:autoSpaceDN w:val="0"/>
+              <w:adjustRightInd w:val="0"/>
+              <w:spacing w:before="0" w:line="240" w:lineRule="auto"/>
+              <w:rPr>
+                <w:rFonts w:ascii="Latha" w:hAnsi="Latha" w:cs="Latha"/>
+                <w:sz w:val="28"/>
+                <w:szCs w:val="28"/>
+                <w:cs/>
+                <w:lang w:bidi="ta-IN"/>
+              </w:rPr>
+            </w:pPr>
           </w:p>
         </w:tc>
       </w:tr>
@@ -1013,6 +1780,7 @@
                 <w:sz w:val="28"/>
                 <w:szCs w:val="32"/>
               </w:rPr>
+              <w:lastRenderedPageBreak/>
               <w:t>T.S.4.1.</w:t>
             </w:r>
             <w:r>
@@ -2522,7 +3290,6 @@
                 <w:sz w:val="28"/>
                 <w:szCs w:val="32"/>
               </w:rPr>
-              <w:lastRenderedPageBreak/>
               <w:t>T.S.4.1.</w:t>
             </w:r>
             <w:r>
@@ -4373,7 +5140,29 @@
           <w:szCs w:val="32"/>
           <w:u w:val="single"/>
         </w:rPr>
-        <w:t>31st  Oct 2021</w:t>
+        <w:t>31</w:t>
+      </w:r>
+      <w:proofErr w:type="gramStart"/>
+      <w:r>
+        <w:rPr>
+          <w:b/>
+          <w:bCs/>
+          <w:sz w:val="32"/>
+          <w:szCs w:val="32"/>
+          <w:u w:val="single"/>
+        </w:rPr>
+        <w:t>st  Oct</w:t>
+      </w:r>
+      <w:proofErr w:type="gramEnd"/>
+      <w:r>
+        <w:rPr>
+          <w:b/>
+          <w:bCs/>
+          <w:sz w:val="32"/>
+          <w:szCs w:val="32"/>
+          <w:u w:val="single"/>
+        </w:rPr>
+        <w:t xml:space="preserve"> 2021</w:t>
       </w:r>
     </w:p>
     <w:p>
@@ -4456,6 +5245,7 @@
                 <w:sz w:val="32"/>
                 <w:szCs w:val="32"/>
               </w:rPr>
+              <w:lastRenderedPageBreak/>
               <w:t>Reference</w:t>
             </w:r>
           </w:p>
@@ -4482,6 +5272,7 @@
                 <w:sz w:val="32"/>
                 <w:szCs w:val="32"/>
               </w:rPr>
+              <w:lastRenderedPageBreak/>
               <w:t>As Printed</w:t>
             </w:r>
           </w:p>
@@ -5584,7 +6375,6 @@
                 <w:sz w:val="28"/>
                 <w:szCs w:val="32"/>
               </w:rPr>
-              <w:lastRenderedPageBreak/>
               <w:t>T.S.4.1.3.1 – Kramam</w:t>
             </w:r>
           </w:p>
@@ -7530,6 +8320,7 @@
                 <w:sz w:val="28"/>
                 <w:szCs w:val="32"/>
               </w:rPr>
+              <w:lastRenderedPageBreak/>
               <w:t>T.S.4.1.8.5 – Kramam</w:t>
             </w:r>
           </w:p>
@@ -8846,7 +9637,6 @@
                 <w:sz w:val="28"/>
                 <w:szCs w:val="32"/>
               </w:rPr>
-              <w:lastRenderedPageBreak/>
               <w:t>T.S.4.1.9.2 – Kramam</w:t>
             </w:r>
           </w:p>
@@ -10595,7 +11385,16 @@
           <w:bCs/>
           <w:sz w:val="32"/>
         </w:rPr>
-        <w:t>replaced with</w:t>
+        <w:t xml:space="preserve">replaced </w:t>
+      </w:r>
+      <w:proofErr w:type="gramStart"/>
+      <w:r>
+        <w:rPr>
+          <w:b/>
+          <w:bCs/>
+          <w:sz w:val="32"/>
+        </w:rPr>
+        <w:t>with</w:t>
       </w:r>
       <w:r>
         <w:rPr>
@@ -10617,6 +11416,7 @@
         </w:rPr>
         <w:t>"</w:t>
       </w:r>
+      <w:proofErr w:type="gramEnd"/>
       <w:r>
         <w:rPr>
           <w:rFonts w:ascii="Latha" w:hAnsi="Latha" w:cs="Latha"/>
@@ -10932,7 +11732,6 @@
                 <w:sz w:val="32"/>
                 <w:szCs w:val="32"/>
               </w:rPr>
-              <w:lastRenderedPageBreak/>
               <w:t>Section, Paragraph</w:t>
             </w:r>
           </w:p>

--- a/TS-Kramam/TS-4.1/TS 4.1 Tamil Krama Paatam Corrections.docx
+++ b/TS-Kramam/TS-4.1/TS 4.1 Tamil Krama Paatam Corrections.docx
@@ -1,6 +1,6 @@
 
 <file path=word/document.xml><?xml version="1.0" encoding="utf-8"?>
-<w:document xmlns:wpc="http://schemas.microsoft.com/office/word/2010/wordprocessingCanvas" xmlns:cx="http://schemas.microsoft.com/office/drawing/2014/chartex" xmlns:cx1="http://schemas.microsoft.com/office/drawing/2015/9/8/chartex" xmlns:cx2="http://schemas.microsoft.com/office/drawing/2015/10/21/chartex" xmlns:cx3="http://schemas.microsoft.com/office/drawing/2016/5/9/chartex" xmlns:cx4="http://schemas.microsoft.com/office/drawing/2016/5/10/chartex" xmlns:cx5="http://schemas.microsoft.com/office/drawing/2016/5/11/chartex" xmlns:cx6="http://schemas.microsoft.com/office/drawing/2016/5/12/chartex" xmlns:cx7="http://schemas.microsoft.com/office/drawing/2016/5/13/chartex" xmlns:cx8="http://schemas.microsoft.com/office/drawing/2016/5/14/chartex" xmlns:mc="http://schemas.openxmlformats.org/markup-compatibility/2006" xmlns:aink="http://schemas.microsoft.com/office/drawing/2016/ink" xmlns:am3d="http://schemas.microsoft.com/office/drawing/2017/model3d" xmlns:o="urn:schemas-microsoft-com:office:office" xmlns:oel="http://schemas.microsoft.com/office/2019/extlst" xmlns:r="http://schemas.openxmlformats.org/officeDocument/2006/relationships" xmlns:m="http://schemas.openxmlformats.org/officeDocument/2006/math" xmlns:v="urn:schemas-microsoft-com:vml" xmlns:wp14="http://schemas.microsoft.com/office/word/2010/wordprocessingDrawing" xmlns:wp="http://schemas.openxmlformats.org/drawingml/2006/wordprocessingDrawing" xmlns:w10="urn:schemas-microsoft-com:office:word" xmlns:w="http://schemas.openxmlformats.org/wordprocessingml/2006/main" xmlns:w14="http://schemas.microsoft.com/office/word/2010/wordml" xmlns:w15="http://schemas.microsoft.com/office/word/2012/wordml" xmlns:w16cex="http://schemas.microsoft.com/office/word/2018/wordml/cex" xmlns:w16cid="http://schemas.microsoft.com/office/word/2016/wordml/cid" xmlns:w16="http://schemas.microsoft.com/office/word/2018/wordml" xmlns:w16du="http://schemas.microsoft.com/office/word/2023/wordml/word16du" xmlns:w16sdtdh="http://schemas.microsoft.com/office/word/2020/wordml/sdtdatahash" xmlns:w16sdtfl="http://schemas.microsoft.com/office/word/2024/wordml/sdtformatlock" xmlns:w16se="http://schemas.microsoft.com/office/word/2015/wordml/symex" xmlns:wpg="http://schemas.microsoft.com/office/word/2010/wordprocessingGroup" xmlns:wpi="http://schemas.microsoft.com/office/word/2010/wordprocessingInk" xmlns:wne="http://schemas.microsoft.com/office/word/2006/wordml" xmlns:wps="http://schemas.microsoft.com/office/word/2010/wordprocessingShape" mc:Ignorable="w14 w15 w16se w16cid w16 w16cex w16sdtdh w16sdtfl w16du wp14">
+<w:document xmlns:wpc="http://schemas.microsoft.com/office/word/2010/wordprocessingCanvas" xmlns:cx="http://schemas.microsoft.com/office/drawing/2014/chartex" xmlns:cx1="http://schemas.microsoft.com/office/drawing/2015/9/8/chartex" xmlns:cx2="http://schemas.microsoft.com/office/drawing/2015/10/21/chartex" xmlns:cx3="http://schemas.microsoft.com/office/drawing/2016/5/9/chartex" xmlns:cx4="http://schemas.microsoft.com/office/drawing/2016/5/10/chartex" xmlns:cx5="http://schemas.microsoft.com/office/drawing/2016/5/11/chartex" xmlns:cx6="http://schemas.microsoft.com/office/drawing/2016/5/12/chartex" xmlns:cx7="http://schemas.microsoft.com/office/drawing/2016/5/13/chartex" xmlns:cx8="http://schemas.microsoft.com/office/drawing/2016/5/14/chartex" xmlns:mc="http://schemas.openxmlformats.org/markup-compatibility/2006" xmlns:aink="http://schemas.microsoft.com/office/drawing/2016/ink" xmlns:am3d="http://schemas.microsoft.com/office/drawing/2017/model3d" xmlns:o="urn:schemas-microsoft-com:office:office" xmlns:oel="http://schemas.microsoft.com/office/2019/extlst" xmlns:r="http://schemas.openxmlformats.org/officeDocument/2006/relationships" xmlns:m="http://schemas.openxmlformats.org/officeDocument/2006/math" xmlns:v="urn:schemas-microsoft-com:vml" xmlns:wp14="http://schemas.microsoft.com/office/word/2010/wordprocessingDrawing" xmlns:wp="http://schemas.openxmlformats.org/drawingml/2006/wordprocessingDrawing" xmlns:w10="urn:schemas-microsoft-com:office:word" xmlns:w="http://schemas.openxmlformats.org/wordprocessingml/2006/main" xmlns:w14="http://schemas.microsoft.com/office/word/2010/wordml" xmlns:w15="http://schemas.microsoft.com/office/word/2012/wordml" xmlns:w16cei="http://schemas.microsoft.com/office/word/2026/wordml/cei" xmlns:w16cex="http://schemas.microsoft.com/office/word/2018/wordml/cex" xmlns:w16cid="http://schemas.microsoft.com/office/word/2016/wordml/cid" xmlns:w16="http://schemas.microsoft.com/office/word/2018/wordml" xmlns:w16du="http://schemas.microsoft.com/office/word/2023/wordml/word16du" xmlns:w16sdtdh="http://schemas.microsoft.com/office/word/2020/wordml/sdtdatahash" xmlns:w16sdtfl="http://schemas.microsoft.com/office/word/2024/wordml/sdtformatlock" xmlns:w16se="http://schemas.microsoft.com/office/word/2015/wordml/symex" xmlns:wpg="http://schemas.microsoft.com/office/word/2010/wordprocessingGroup" xmlns:wpi="http://schemas.microsoft.com/office/word/2010/wordprocessingInk" xmlns:wne="http://schemas.microsoft.com/office/word/2006/wordml" xmlns:wps="http://schemas.microsoft.com/office/word/2010/wordprocessingShape" mc:Ignorable="w14 w15 w16se w16cid w16 w16cex w16sdtdh w16sdtfl w16du wp14">
   <w:body>
     <w:p>
       <w:pPr>
@@ -153,12 +153,16 @@
               <w:spacing w:before="0" w:line="240" w:lineRule="auto"/>
               <w:jc w:val="center"/>
               <w:rPr>
+                <w:b/>
+                <w:bCs/>
                 <w:sz w:val="32"/>
                 <w:szCs w:val="32"/>
               </w:rPr>
             </w:pPr>
             <w:r>
               <w:rPr>
+                <w:b/>
+                <w:bCs/>
                 <w:sz w:val="32"/>
                 <w:szCs w:val="32"/>
               </w:rPr>
@@ -170,12 +174,16 @@
               <w:spacing w:before="0" w:line="240" w:lineRule="auto"/>
               <w:jc w:val="center"/>
               <w:rPr>
+                <w:b/>
+                <w:bCs/>
                 <w:sz w:val="32"/>
                 <w:szCs w:val="32"/>
               </w:rPr>
             </w:pPr>
             <w:r>
               <w:rPr>
+                <w:b/>
+                <w:bCs/>
                 <w:sz w:val="32"/>
                 <w:szCs w:val="32"/>
               </w:rPr>
@@ -192,12 +200,16 @@
               <w:spacing w:before="0" w:line="240" w:lineRule="auto"/>
               <w:jc w:val="center"/>
               <w:rPr>
+                <w:b/>
+                <w:bCs/>
                 <w:sz w:val="32"/>
                 <w:szCs w:val="32"/>
               </w:rPr>
             </w:pPr>
             <w:r>
               <w:rPr>
+                <w:b/>
+                <w:bCs/>
                 <w:sz w:val="32"/>
                 <w:szCs w:val="32"/>
               </w:rPr>
@@ -215,12 +227,16 @@
               <w:ind w:right="-18"/>
               <w:jc w:val="center"/>
               <w:rPr>
+                <w:b/>
+                <w:bCs/>
                 <w:sz w:val="32"/>
                 <w:szCs w:val="32"/>
               </w:rPr>
             </w:pPr>
             <w:r>
               <w:rPr>
+                <w:b/>
+                <w:bCs/>
                 <w:sz w:val="32"/>
                 <w:szCs w:val="32"/>
               </w:rPr>
@@ -1442,6 +1458,42 @@
         </w:tc>
       </w:tr>
     </w:tbl>
+    <w:p>
+      <w:pPr>
+        <w:jc w:val="center"/>
+        <w:rPr>
+          <w:b/>
+          <w:bCs/>
+          <w:sz w:val="32"/>
+          <w:szCs w:val="32"/>
+          <w:u w:val="single"/>
+        </w:rPr>
+      </w:pPr>
+    </w:p>
+    <w:p>
+      <w:pPr>
+        <w:jc w:val="center"/>
+        <w:rPr>
+          <w:b/>
+          <w:bCs/>
+          <w:sz w:val="32"/>
+          <w:szCs w:val="32"/>
+          <w:u w:val="single"/>
+        </w:rPr>
+      </w:pPr>
+    </w:p>
+    <w:p>
+      <w:pPr>
+        <w:jc w:val="center"/>
+        <w:rPr>
+          <w:b/>
+          <w:bCs/>
+          <w:sz w:val="32"/>
+          <w:szCs w:val="32"/>
+          <w:u w:val="single"/>
+        </w:rPr>
+      </w:pPr>
+    </w:p>
     <w:p>
       <w:pPr>
         <w:jc w:val="center"/>
@@ -1509,6 +1561,7 @@
           <w:szCs w:val="32"/>
           <w:u w:val="single"/>
         </w:rPr>
+        <w:lastRenderedPageBreak/>
         <w:t xml:space="preserve">TS </w:t>
       </w:r>
       <w:r>
@@ -1780,7 +1833,6 @@
                 <w:sz w:val="28"/>
                 <w:szCs w:val="32"/>
               </w:rPr>
-              <w:lastRenderedPageBreak/>
               <w:t>T.S.4.1.</w:t>
             </w:r>
             <w:r>
@@ -5245,7 +5297,6 @@
                 <w:sz w:val="32"/>
                 <w:szCs w:val="32"/>
               </w:rPr>
-              <w:lastRenderedPageBreak/>
               <w:t>Reference</w:t>
             </w:r>
           </w:p>
@@ -5272,7 +5323,6 @@
                 <w:sz w:val="32"/>
                 <w:szCs w:val="32"/>
               </w:rPr>
-              <w:lastRenderedPageBreak/>
               <w:t>As Printed</w:t>
             </w:r>
           </w:p>
@@ -11507,66 +11557,6 @@
           <w:u w:val="single"/>
         </w:rPr>
       </w:pPr>
-    </w:p>
-    <w:p>
-      <w:pPr>
-        <w:jc w:val="center"/>
-        <w:rPr>
-          <w:b/>
-          <w:bCs/>
-          <w:sz w:val="32"/>
-          <w:szCs w:val="32"/>
-          <w:u w:val="single"/>
-        </w:rPr>
-      </w:pPr>
-    </w:p>
-    <w:p>
-      <w:pPr>
-        <w:jc w:val="center"/>
-        <w:rPr>
-          <w:b/>
-          <w:bCs/>
-          <w:sz w:val="32"/>
-          <w:szCs w:val="32"/>
-          <w:u w:val="single"/>
-        </w:rPr>
-      </w:pPr>
-    </w:p>
-    <w:p>
-      <w:pPr>
-        <w:jc w:val="center"/>
-        <w:rPr>
-          <w:b/>
-          <w:bCs/>
-          <w:sz w:val="32"/>
-          <w:szCs w:val="32"/>
-          <w:u w:val="single"/>
-        </w:rPr>
-      </w:pPr>
-    </w:p>
-    <w:p>
-      <w:pPr>
-        <w:jc w:val="center"/>
-        <w:rPr>
-          <w:b/>
-          <w:bCs/>
-          <w:sz w:val="32"/>
-          <w:szCs w:val="32"/>
-          <w:u w:val="single"/>
-        </w:rPr>
-      </w:pPr>
-    </w:p>
-    <w:p>
-      <w:pPr>
-        <w:jc w:val="center"/>
-        <w:rPr>
-          <w:b/>
-          <w:bCs/>
-          <w:sz w:val="32"/>
-          <w:szCs w:val="32"/>
-          <w:u w:val="single"/>
-        </w:rPr>
-      </w:pPr>
       <w:r>
         <w:rPr>
           <w:b/>
@@ -11575,6 +11565,7 @@
           <w:szCs w:val="32"/>
           <w:u w:val="single"/>
         </w:rPr>
+        <w:lastRenderedPageBreak/>
         <w:t xml:space="preserve">TS </w:t>
       </w:r>
       <w:r>
@@ -11723,12 +11714,16 @@
               <w:spacing w:before="0" w:line="240" w:lineRule="auto"/>
               <w:jc w:val="center"/>
               <w:rPr>
+                <w:b/>
+                <w:bCs/>
                 <w:sz w:val="32"/>
                 <w:szCs w:val="32"/>
               </w:rPr>
             </w:pPr>
             <w:r>
               <w:rPr>
+                <w:b/>
+                <w:bCs/>
                 <w:sz w:val="32"/>
                 <w:szCs w:val="32"/>
               </w:rPr>
@@ -11740,12 +11735,16 @@
               <w:spacing w:before="0" w:line="240" w:lineRule="auto"/>
               <w:jc w:val="center"/>
               <w:rPr>
+                <w:b/>
+                <w:bCs/>
                 <w:sz w:val="32"/>
                 <w:szCs w:val="32"/>
               </w:rPr>
             </w:pPr>
             <w:r>
               <w:rPr>
+                <w:b/>
+                <w:bCs/>
                 <w:sz w:val="32"/>
                 <w:szCs w:val="32"/>
               </w:rPr>
@@ -11762,12 +11761,16 @@
               <w:spacing w:before="0" w:line="240" w:lineRule="auto"/>
               <w:jc w:val="center"/>
               <w:rPr>
+                <w:b/>
+                <w:bCs/>
                 <w:sz w:val="32"/>
                 <w:szCs w:val="32"/>
               </w:rPr>
             </w:pPr>
             <w:r>
               <w:rPr>
+                <w:b/>
+                <w:bCs/>
                 <w:sz w:val="32"/>
                 <w:szCs w:val="32"/>
               </w:rPr>
@@ -11785,12 +11788,16 @@
               <w:ind w:right="-18"/>
               <w:jc w:val="center"/>
               <w:rPr>
+                <w:b/>
+                <w:bCs/>
                 <w:sz w:val="32"/>
                 <w:szCs w:val="32"/>
               </w:rPr>
             </w:pPr>
             <w:r>
               <w:rPr>
+                <w:b/>
+                <w:bCs/>
                 <w:sz w:val="32"/>
                 <w:szCs w:val="32"/>
               </w:rPr>
@@ -11817,26 +11824,32 @@
               <w:ind w:right="297"/>
               <w:rPr>
                 <w:rFonts w:cs="Arial"/>
+                <w:b/>
+                <w:bCs/>
                 <w:color w:val="000000"/>
-                <w:sz w:val="32"/>
-                <w:szCs w:val="32"/>
+                <w:sz w:val="28"/>
+                <w:szCs w:val="28"/>
               </w:rPr>
             </w:pPr>
             <w:r>
               <w:rPr>
                 <w:rFonts w:cs="Arial"/>
+                <w:b/>
+                <w:bCs/>
                 <w:color w:val="000000"/>
-                <w:sz w:val="32"/>
-                <w:szCs w:val="32"/>
+                <w:sz w:val="28"/>
+                <w:szCs w:val="28"/>
               </w:rPr>
               <w:t>T.S.4.1.11.3 – Krama</w:t>
             </w:r>
             <w:r>
               <w:rPr>
                 <w:rFonts w:cs="Arial"/>
+                <w:b/>
+                <w:bCs/>
                 <w:color w:val="000000"/>
-                <w:sz w:val="32"/>
-                <w:szCs w:val="32"/>
+                <w:sz w:val="28"/>
+                <w:szCs w:val="28"/>
               </w:rPr>
               <w:t>m</w:t>
             </w:r>
@@ -11854,26 +11867,32 @@
               <w:ind w:right="297"/>
               <w:rPr>
                 <w:rFonts w:cs="Arial"/>
+                <w:b/>
+                <w:bCs/>
                 <w:color w:val="000000"/>
-                <w:sz w:val="32"/>
-                <w:szCs w:val="32"/>
+                <w:sz w:val="28"/>
+                <w:szCs w:val="28"/>
               </w:rPr>
             </w:pPr>
             <w:r>
               <w:rPr>
                 <w:rFonts w:cs="Arial"/>
+                <w:b/>
+                <w:bCs/>
                 <w:color w:val="000000"/>
                 <w:sz w:val="28"/>
-                <w:szCs w:val="32"/>
+                <w:szCs w:val="28"/>
               </w:rPr>
               <w:t>45th</w:t>
             </w:r>
             <w:r>
               <w:rPr>
                 <w:rFonts w:cs="Arial"/>
+                <w:b/>
+                <w:bCs/>
                 <w:color w:val="000000"/>
                 <w:sz w:val="28"/>
-                <w:szCs w:val="32"/>
+                <w:szCs w:val="28"/>
               </w:rPr>
               <w:t xml:space="preserve"> Panchaati</w:t>
             </w:r>
@@ -12566,6 +12585,7 @@
               </w:rPr>
               <w:t xml:space="preserve"> </w:t>
             </w:r>
+            <w:proofErr w:type="spellStart"/>
             <w:r>
               <w:rPr>
                 <w:rFonts w:cs="Arial"/>
@@ -12573,7 +12593,17 @@
                 <w:sz w:val="28"/>
                 <w:szCs w:val="28"/>
               </w:rPr>
-              <w:t>Trikrama correction done.</w:t>
+              <w:t>Trikrama</w:t>
+            </w:r>
+            <w:proofErr w:type="spellEnd"/>
+            <w:r>
+              <w:rPr>
+                <w:rFonts w:cs="Arial"/>
+                <w:color w:val="000000"/>
+                <w:sz w:val="28"/>
+                <w:szCs w:val="28"/>
+              </w:rPr>
+              <w:t xml:space="preserve"> correction done.</w:t>
             </w:r>
             <w:r>
               <w:rPr>
@@ -12618,7 +12648,27 @@
                 <w:sz w:val="28"/>
                 <w:szCs w:val="28"/>
               </w:rPr>
-              <w:t>’ trikramam)</w:t>
+              <w:t xml:space="preserve">’ </w:t>
+            </w:r>
+            <w:proofErr w:type="spellStart"/>
+            <w:r>
+              <w:rPr>
+                <w:rFonts w:cs="Arial"/>
+                <w:color w:val="000000"/>
+                <w:sz w:val="28"/>
+                <w:szCs w:val="28"/>
+              </w:rPr>
+              <w:t>trikramam</w:t>
+            </w:r>
+            <w:proofErr w:type="spellEnd"/>
+            <w:r>
+              <w:rPr>
+                <w:rFonts w:cs="Arial"/>
+                <w:color w:val="000000"/>
+                <w:sz w:val="28"/>
+                <w:szCs w:val="28"/>
+              </w:rPr>
+              <w:t>)</w:t>
             </w:r>
           </w:p>
         </w:tc>
@@ -12628,7 +12678,8 @@
     <w:sectPr>
       <w:headerReference w:type="even" r:id="rId7"/>
       <w:headerReference w:type="default" r:id="rId8"/>
-      <w:footerReference w:type="default" r:id="rId9"/>
+      <w:footerReference w:type="even" r:id="rId9"/>
+      <w:footerReference w:type="default" r:id="rId10"/>
       <w:pgSz w:w="15840" w:h="12240" w:orient="landscape"/>
       <w:pgMar w:top="1440" w:right="1440" w:bottom="1440" w:left="1440" w:header="720" w:footer="720" w:gutter="0"/>
       <w:cols w:space="720"/>
@@ -12639,7 +12690,7 @@
 </file>
 
 <file path=word/endnotes.xml><?xml version="1.0" encoding="utf-8"?>
-<w:endnotes xmlns:wpc="http://schemas.microsoft.com/office/word/2010/wordprocessingCanvas" xmlns:cx="http://schemas.microsoft.com/office/drawing/2014/chartex" xmlns:cx1="http://schemas.microsoft.com/office/drawing/2015/9/8/chartex" xmlns:cx2="http://schemas.microsoft.com/office/drawing/2015/10/21/chartex" xmlns:cx3="http://schemas.microsoft.com/office/drawing/2016/5/9/chartex" xmlns:cx4="http://schemas.microsoft.com/office/drawing/2016/5/10/chartex" xmlns:cx5="http://schemas.microsoft.com/office/drawing/2016/5/11/chartex" xmlns:cx6="http://schemas.microsoft.com/office/drawing/2016/5/12/chartex" xmlns:cx7="http://schemas.microsoft.com/office/drawing/2016/5/13/chartex" xmlns:cx8="http://schemas.microsoft.com/office/drawing/2016/5/14/chartex" xmlns:mc="http://schemas.openxmlformats.org/markup-compatibility/2006" xmlns:aink="http://schemas.microsoft.com/office/drawing/2016/ink" xmlns:am3d="http://schemas.microsoft.com/office/drawing/2017/model3d" xmlns:o="urn:schemas-microsoft-com:office:office" xmlns:oel="http://schemas.microsoft.com/office/2019/extlst" xmlns:r="http://schemas.openxmlformats.org/officeDocument/2006/relationships" xmlns:m="http://schemas.openxmlformats.org/officeDocument/2006/math" xmlns:v="urn:schemas-microsoft-com:vml" xmlns:wp14="http://schemas.microsoft.com/office/word/2010/wordprocessingDrawing" xmlns:wp="http://schemas.openxmlformats.org/drawingml/2006/wordprocessingDrawing" xmlns:w10="urn:schemas-microsoft-com:office:word" xmlns:w="http://schemas.openxmlformats.org/wordprocessingml/2006/main" xmlns:w14="http://schemas.microsoft.com/office/word/2010/wordml" xmlns:w15="http://schemas.microsoft.com/office/word/2012/wordml" xmlns:w16cex="http://schemas.microsoft.com/office/word/2018/wordml/cex" xmlns:w16cid="http://schemas.microsoft.com/office/word/2016/wordml/cid" xmlns:w16="http://schemas.microsoft.com/office/word/2018/wordml" xmlns:w16du="http://schemas.microsoft.com/office/word/2023/wordml/word16du" xmlns:w16sdtdh="http://schemas.microsoft.com/office/word/2020/wordml/sdtdatahash" xmlns:w16sdtfl="http://schemas.microsoft.com/office/word/2024/wordml/sdtformatlock" xmlns:w16se="http://schemas.microsoft.com/office/word/2015/wordml/symex" xmlns:wpg="http://schemas.microsoft.com/office/word/2010/wordprocessingGroup" xmlns:wpi="http://schemas.microsoft.com/office/word/2010/wordprocessingInk" xmlns:wne="http://schemas.microsoft.com/office/word/2006/wordml" xmlns:wps="http://schemas.microsoft.com/office/word/2010/wordprocessingShape" mc:Ignorable="w14 w15 w16se w16cid w16 w16cex w16sdtdh w16sdtfl w16du wp14">
+<w:endnotes xmlns:wpc="http://schemas.microsoft.com/office/word/2010/wordprocessingCanvas" xmlns:cx="http://schemas.microsoft.com/office/drawing/2014/chartex" xmlns:cx1="http://schemas.microsoft.com/office/drawing/2015/9/8/chartex" xmlns:cx2="http://schemas.microsoft.com/office/drawing/2015/10/21/chartex" xmlns:cx3="http://schemas.microsoft.com/office/drawing/2016/5/9/chartex" xmlns:cx4="http://schemas.microsoft.com/office/drawing/2016/5/10/chartex" xmlns:cx5="http://schemas.microsoft.com/office/drawing/2016/5/11/chartex" xmlns:cx6="http://schemas.microsoft.com/office/drawing/2016/5/12/chartex" xmlns:cx7="http://schemas.microsoft.com/office/drawing/2016/5/13/chartex" xmlns:cx8="http://schemas.microsoft.com/office/drawing/2016/5/14/chartex" xmlns:mc="http://schemas.openxmlformats.org/markup-compatibility/2006" xmlns:aink="http://schemas.microsoft.com/office/drawing/2016/ink" xmlns:am3d="http://schemas.microsoft.com/office/drawing/2017/model3d" xmlns:o="urn:schemas-microsoft-com:office:office" xmlns:oel="http://schemas.microsoft.com/office/2019/extlst" xmlns:r="http://schemas.openxmlformats.org/officeDocument/2006/relationships" xmlns:m="http://schemas.openxmlformats.org/officeDocument/2006/math" xmlns:v="urn:schemas-microsoft-com:vml" xmlns:wp14="http://schemas.microsoft.com/office/word/2010/wordprocessingDrawing" xmlns:wp="http://schemas.openxmlformats.org/drawingml/2006/wordprocessingDrawing" xmlns:w10="urn:schemas-microsoft-com:office:word" xmlns:w="http://schemas.openxmlformats.org/wordprocessingml/2006/main" xmlns:w14="http://schemas.microsoft.com/office/word/2010/wordml" xmlns:w15="http://schemas.microsoft.com/office/word/2012/wordml" xmlns:w16cei="http://schemas.microsoft.com/office/word/2026/wordml/cei" xmlns:w16cex="http://schemas.microsoft.com/office/word/2018/wordml/cex" xmlns:w16cid="http://schemas.microsoft.com/office/word/2016/wordml/cid" xmlns:w16="http://schemas.microsoft.com/office/word/2018/wordml" xmlns:w16du="http://schemas.microsoft.com/office/word/2023/wordml/word16du" xmlns:w16sdtdh="http://schemas.microsoft.com/office/word/2020/wordml/sdtdatahash" xmlns:w16sdtfl="http://schemas.microsoft.com/office/word/2024/wordml/sdtformatlock" xmlns:w16se="http://schemas.microsoft.com/office/word/2015/wordml/symex" xmlns:wpg="http://schemas.microsoft.com/office/word/2010/wordprocessingGroup" xmlns:wpi="http://schemas.microsoft.com/office/word/2010/wordprocessingInk" xmlns:wne="http://schemas.microsoft.com/office/word/2006/wordml" xmlns:wps="http://schemas.microsoft.com/office/word/2010/wordprocessingShape" mc:Ignorable="w14 w15 w16se w16cid w16 w16cex w16sdtdh w16sdtfl w16du wp14">
   <w:endnote w:type="separator" w:id="-1">
     <w:p>
       <w:pPr>
@@ -12664,12 +12715,160 @@
 </file>
 
 <file path=word/footer1.xml><?xml version="1.0" encoding="utf-8"?>
-<w:ftr xmlns:wpc="http://schemas.microsoft.com/office/word/2010/wordprocessingCanvas" xmlns:cx="http://schemas.microsoft.com/office/drawing/2014/chartex" xmlns:cx1="http://schemas.microsoft.com/office/drawing/2015/9/8/chartex" xmlns:cx2="http://schemas.microsoft.com/office/drawing/2015/10/21/chartex" xmlns:cx3="http://schemas.microsoft.com/office/drawing/2016/5/9/chartex" xmlns:cx4="http://schemas.microsoft.com/office/drawing/2016/5/10/chartex" xmlns:cx5="http://schemas.microsoft.com/office/drawing/2016/5/11/chartex" xmlns:cx6="http://schemas.microsoft.com/office/drawing/2016/5/12/chartex" xmlns:cx7="http://schemas.microsoft.com/office/drawing/2016/5/13/chartex" xmlns:cx8="http://schemas.microsoft.com/office/drawing/2016/5/14/chartex" xmlns:mc="http://schemas.openxmlformats.org/markup-compatibility/2006" xmlns:aink="http://schemas.microsoft.com/office/drawing/2016/ink" xmlns:am3d="http://schemas.microsoft.com/office/drawing/2017/model3d" xmlns:o="urn:schemas-microsoft-com:office:office" xmlns:oel="http://schemas.microsoft.com/office/2019/extlst" xmlns:r="http://schemas.openxmlformats.org/officeDocument/2006/relationships" xmlns:m="http://schemas.openxmlformats.org/officeDocument/2006/math" xmlns:v="urn:schemas-microsoft-com:vml" xmlns:wp14="http://schemas.microsoft.com/office/word/2010/wordprocessingDrawing" xmlns:wp="http://schemas.openxmlformats.org/drawingml/2006/wordprocessingDrawing" xmlns:w10="urn:schemas-microsoft-com:office:word" xmlns:w="http://schemas.openxmlformats.org/wordprocessingml/2006/main" xmlns:w14="http://schemas.microsoft.com/office/word/2010/wordml" xmlns:w15="http://schemas.microsoft.com/office/word/2012/wordml" xmlns:w16cex="http://schemas.microsoft.com/office/word/2018/wordml/cex" xmlns:w16cid="http://schemas.microsoft.com/office/word/2016/wordml/cid" xmlns:w16="http://schemas.microsoft.com/office/word/2018/wordml" xmlns:w16du="http://schemas.microsoft.com/office/word/2023/wordml/word16du" xmlns:w16sdtdh="http://schemas.microsoft.com/office/word/2020/wordml/sdtdatahash" xmlns:w16sdtfl="http://schemas.microsoft.com/office/word/2024/wordml/sdtformatlock" xmlns:w16se="http://schemas.microsoft.com/office/word/2015/wordml/symex" xmlns:wpg="http://schemas.microsoft.com/office/word/2010/wordprocessingGroup" xmlns:wpi="http://schemas.microsoft.com/office/word/2010/wordprocessingInk" xmlns:wne="http://schemas.microsoft.com/office/word/2006/wordml" xmlns:wps="http://schemas.microsoft.com/office/word/2010/wordprocessingShape" mc:Ignorable="w14 w15 w16se w16cid w16 w16cex w16sdtdh w16sdtfl w16du wp14">
+<w:ftr xmlns:wpc="http://schemas.microsoft.com/office/word/2010/wordprocessingCanvas" xmlns:cx="http://schemas.microsoft.com/office/drawing/2014/chartex" xmlns:cx1="http://schemas.microsoft.com/office/drawing/2015/9/8/chartex" xmlns:cx2="http://schemas.microsoft.com/office/drawing/2015/10/21/chartex" xmlns:cx3="http://schemas.microsoft.com/office/drawing/2016/5/9/chartex" xmlns:cx4="http://schemas.microsoft.com/office/drawing/2016/5/10/chartex" xmlns:cx5="http://schemas.microsoft.com/office/drawing/2016/5/11/chartex" xmlns:cx6="http://schemas.microsoft.com/office/drawing/2016/5/12/chartex" xmlns:cx7="http://schemas.microsoft.com/office/drawing/2016/5/13/chartex" xmlns:cx8="http://schemas.microsoft.com/office/drawing/2016/5/14/chartex" xmlns:mc="http://schemas.openxmlformats.org/markup-compatibility/2006" xmlns:aink="http://schemas.microsoft.com/office/drawing/2016/ink" xmlns:am3d="http://schemas.microsoft.com/office/drawing/2017/model3d" xmlns:o="urn:schemas-microsoft-com:office:office" xmlns:oel="http://schemas.microsoft.com/office/2019/extlst" xmlns:r="http://schemas.openxmlformats.org/officeDocument/2006/relationships" xmlns:m="http://schemas.openxmlformats.org/officeDocument/2006/math" xmlns:v="urn:schemas-microsoft-com:vml" xmlns:wp14="http://schemas.microsoft.com/office/word/2010/wordprocessingDrawing" xmlns:wp="http://schemas.openxmlformats.org/drawingml/2006/wordprocessingDrawing" xmlns:w10="urn:schemas-microsoft-com:office:word" xmlns:w="http://schemas.openxmlformats.org/wordprocessingml/2006/main" xmlns:w14="http://schemas.microsoft.com/office/word/2010/wordml" xmlns:w15="http://schemas.microsoft.com/office/word/2012/wordml" xmlns:w16cei="http://schemas.microsoft.com/office/word/2026/wordml/cei" xmlns:w16cex="http://schemas.microsoft.com/office/word/2018/wordml/cex" xmlns:w16cid="http://schemas.microsoft.com/office/word/2016/wordml/cid" xmlns:w16="http://schemas.microsoft.com/office/word/2018/wordml" xmlns:w16du="http://schemas.microsoft.com/office/word/2023/wordml/word16du" xmlns:w16sdtdh="http://schemas.microsoft.com/office/word/2020/wordml/sdtdatahash" xmlns:w16sdtfl="http://schemas.microsoft.com/office/word/2024/wordml/sdtformatlock" xmlns:w16se="http://schemas.microsoft.com/office/word/2015/wordml/symex" xmlns:wpg="http://schemas.microsoft.com/office/word/2010/wordprocessingGroup" xmlns:wpi="http://schemas.microsoft.com/office/word/2010/wordprocessingInk" xmlns:wne="http://schemas.microsoft.com/office/word/2006/wordml" xmlns:wps="http://schemas.microsoft.com/office/word/2010/wordprocessingShape" mc:Ignorable="w14 w15 w16se w16cid w16 w16cex w16sdtdh w16sdtfl w16du wp14">
   <w:p>
     <w:pPr>
       <w:pBdr>
         <w:top w:val="single" w:sz="4" w:space="1" w:color="auto"/>
       </w:pBdr>
+      <w:jc w:val="right"/>
+      <w:rPr>
+        <w:b/>
+        <w:bCs/>
+      </w:rPr>
+    </w:pPr>
+    <w:r>
+      <w:rPr>
+        <w:b/>
+        <w:bCs/>
+        <w:sz w:val="28"/>
+        <w:szCs w:val="28"/>
+        <w:lang w:val="en-IN"/>
+      </w:rPr>
+      <w:t>www.vedavms.in</w:t>
+    </w:r>
+    <w:r>
+      <w:rPr>
+        <w:b/>
+        <w:bCs/>
+        <w:sz w:val="28"/>
+        <w:szCs w:val="28"/>
+        <w:lang w:val="en-IN"/>
+      </w:rPr>
+      <w:t xml:space="preserve">                                                                </w:t>
+    </w:r>
+    <w:r>
+      <w:rPr>
+        <w:b/>
+        <w:bCs/>
+      </w:rPr>
+      <w:t xml:space="preserve">Page </w:t>
+    </w:r>
+    <w:r>
+      <w:rPr>
+        <w:b/>
+        <w:bCs/>
+      </w:rPr>
+      <w:fldChar w:fldCharType="begin"/>
+    </w:r>
+    <w:r>
+      <w:rPr>
+        <w:b/>
+        <w:bCs/>
+      </w:rPr>
+      <w:instrText xml:space="preserve"> PAGE </w:instrText>
+    </w:r>
+    <w:r>
+      <w:rPr>
+        <w:b/>
+        <w:bCs/>
+      </w:rPr>
+      <w:fldChar w:fldCharType="separate"/>
+    </w:r>
+    <w:r>
+      <w:rPr>
+        <w:b/>
+        <w:bCs/>
+      </w:rPr>
+      <w:t>1</w:t>
+    </w:r>
+    <w:r>
+      <w:rPr>
+        <w:b/>
+        <w:bCs/>
+      </w:rPr>
+      <w:fldChar w:fldCharType="end"/>
+    </w:r>
+    <w:r>
+      <w:rPr>
+        <w:b/>
+        <w:bCs/>
+      </w:rPr>
+      <w:t xml:space="preserve"> of </w:t>
+    </w:r>
+    <w:r>
+      <w:rPr>
+        <w:b/>
+        <w:bCs/>
+      </w:rPr>
+      <w:fldChar w:fldCharType="begin"/>
+    </w:r>
+    <w:r>
+      <w:rPr>
+        <w:b/>
+        <w:bCs/>
+      </w:rPr>
+      <w:instrText xml:space="preserve"> NUMPAGES  </w:instrText>
+    </w:r>
+    <w:r>
+      <w:rPr>
+        <w:b/>
+        <w:bCs/>
+      </w:rPr>
+      <w:fldChar w:fldCharType="separate"/>
+    </w:r>
+    <w:r>
+      <w:rPr>
+        <w:b/>
+        <w:bCs/>
+      </w:rPr>
+      <w:t>5</w:t>
+    </w:r>
+    <w:r>
+      <w:rPr>
+        <w:b/>
+        <w:bCs/>
+      </w:rPr>
+      <w:fldChar w:fldCharType="end"/>
+    </w:r>
+  </w:p>
+  <w:p>
+    <w:pPr>
+      <w:pStyle w:val="Footer"/>
+      <w:pBdr>
+        <w:top w:val="single" w:sz="4" w:space="1" w:color="auto"/>
+      </w:pBdr>
+      <w:jc w:val="center"/>
+      <w:rPr>
+        <w:b/>
+        <w:bCs/>
+        <w:sz w:val="28"/>
+        <w:szCs w:val="28"/>
+        <w:lang w:val="en-IN"/>
+      </w:rPr>
+    </w:pPr>
+    <w:r>
+      <w:rPr>
+        <w:b/>
+        <w:bCs/>
+        <w:sz w:val="28"/>
+        <w:szCs w:val="28"/>
+        <w:lang w:val="en-IN"/>
+      </w:rPr>
+      <w:t xml:space="preserve"> </w:t>
+    </w:r>
+  </w:p>
+</w:ftr>
+</file>
+
+<file path=word/footer2.xml><?xml version="1.0" encoding="utf-8"?>
+<w:ftr xmlns:wpc="http://schemas.microsoft.com/office/word/2010/wordprocessingCanvas" xmlns:cx="http://schemas.microsoft.com/office/drawing/2014/chartex" xmlns:cx1="http://schemas.microsoft.com/office/drawing/2015/9/8/chartex" xmlns:cx2="http://schemas.microsoft.com/office/drawing/2015/10/21/chartex" xmlns:cx3="http://schemas.microsoft.com/office/drawing/2016/5/9/chartex" xmlns:cx4="http://schemas.microsoft.com/office/drawing/2016/5/10/chartex" xmlns:cx5="http://schemas.microsoft.com/office/drawing/2016/5/11/chartex" xmlns:cx6="http://schemas.microsoft.com/office/drawing/2016/5/12/chartex" xmlns:cx7="http://schemas.microsoft.com/office/drawing/2016/5/13/chartex" xmlns:cx8="http://schemas.microsoft.com/office/drawing/2016/5/14/chartex" xmlns:mc="http://schemas.openxmlformats.org/markup-compatibility/2006" xmlns:aink="http://schemas.microsoft.com/office/drawing/2016/ink" xmlns:am3d="http://schemas.microsoft.com/office/drawing/2017/model3d" xmlns:o="urn:schemas-microsoft-com:office:office" xmlns:oel="http://schemas.microsoft.com/office/2019/extlst" xmlns:r="http://schemas.openxmlformats.org/officeDocument/2006/relationships" xmlns:m="http://schemas.openxmlformats.org/officeDocument/2006/math" xmlns:v="urn:schemas-microsoft-com:vml" xmlns:wp14="http://schemas.microsoft.com/office/word/2010/wordprocessingDrawing" xmlns:wp="http://schemas.openxmlformats.org/drawingml/2006/wordprocessingDrawing" xmlns:w10="urn:schemas-microsoft-com:office:word" xmlns:w="http://schemas.openxmlformats.org/wordprocessingml/2006/main" xmlns:w14="http://schemas.microsoft.com/office/word/2010/wordml" xmlns:w15="http://schemas.microsoft.com/office/word/2012/wordml" xmlns:w16cei="http://schemas.microsoft.com/office/word/2026/wordml/cei" xmlns:w16cex="http://schemas.microsoft.com/office/word/2018/wordml/cex" xmlns:w16cid="http://schemas.microsoft.com/office/word/2016/wordml/cid" xmlns:w16="http://schemas.microsoft.com/office/word/2018/wordml" xmlns:w16du="http://schemas.microsoft.com/office/word/2023/wordml/word16du" xmlns:w16sdtdh="http://schemas.microsoft.com/office/word/2020/wordml/sdtdatahash" xmlns:w16sdtfl="http://schemas.microsoft.com/office/word/2024/wordml/sdtformatlock" xmlns:w16se="http://schemas.microsoft.com/office/word/2015/wordml/symex" xmlns:wpg="http://schemas.microsoft.com/office/word/2010/wordprocessingGroup" xmlns:wpi="http://schemas.microsoft.com/office/word/2010/wordprocessingInk" xmlns:wne="http://schemas.microsoft.com/office/word/2006/wordml" xmlns:wps="http://schemas.microsoft.com/office/word/2010/wordprocessingShape" mc:Ignorable="w14 w15 w16se w16cid w16 w16cex w16sdtdh w16sdtfl w16du wp14">
+  <w:p>
+    <w:pPr>
+      <w:pBdr>
+        <w:top w:val="single" w:sz="4" w:space="1" w:color="auto"/>
+      </w:pBdr>
+      <w:jc w:val="right"/>
       <w:rPr>
         <w:b/>
         <w:bCs/>
@@ -12751,6 +12950,19 @@
         <w:bCs/>
       </w:rPr>
       <w:tab/>
+    </w:r>
+    <w:r>
+      <w:rPr>
+        <w:b/>
+        <w:bCs/>
+      </w:rPr>
+      <w:t xml:space="preserve">           </w:t>
+    </w:r>
+    <w:r>
+      <w:rPr>
+        <w:b/>
+        <w:bCs/>
+      </w:rPr>
       <w:t xml:space="preserve"> </w:t>
     </w:r>
     <w:r>
@@ -12866,7 +13078,7 @@
 </file>
 
 <file path=word/footnotes.xml><?xml version="1.0" encoding="utf-8"?>
-<w:footnotes xmlns:wpc="http://schemas.microsoft.com/office/word/2010/wordprocessingCanvas" xmlns:cx="http://schemas.microsoft.com/office/drawing/2014/chartex" xmlns:cx1="http://schemas.microsoft.com/office/drawing/2015/9/8/chartex" xmlns:cx2="http://schemas.microsoft.com/office/drawing/2015/10/21/chartex" xmlns:cx3="http://schemas.microsoft.com/office/drawing/2016/5/9/chartex" xmlns:cx4="http://schemas.microsoft.com/office/drawing/2016/5/10/chartex" xmlns:cx5="http://schemas.microsoft.com/office/drawing/2016/5/11/chartex" xmlns:cx6="http://schemas.microsoft.com/office/drawing/2016/5/12/chartex" xmlns:cx7="http://schemas.microsoft.com/office/drawing/2016/5/13/chartex" xmlns:cx8="http://schemas.microsoft.com/office/drawing/2016/5/14/chartex" xmlns:mc="http://schemas.openxmlformats.org/markup-compatibility/2006" xmlns:aink="http://schemas.microsoft.com/office/drawing/2016/ink" xmlns:am3d="http://schemas.microsoft.com/office/drawing/2017/model3d" xmlns:o="urn:schemas-microsoft-com:office:office" xmlns:oel="http://schemas.microsoft.com/office/2019/extlst" xmlns:r="http://schemas.openxmlformats.org/officeDocument/2006/relationships" xmlns:m="http://schemas.openxmlformats.org/officeDocument/2006/math" xmlns:v="urn:schemas-microsoft-com:vml" xmlns:wp14="http://schemas.microsoft.com/office/word/2010/wordprocessingDrawing" xmlns:wp="http://schemas.openxmlformats.org/drawingml/2006/wordprocessingDrawing" xmlns:w10="urn:schemas-microsoft-com:office:word" xmlns:w="http://schemas.openxmlformats.org/wordprocessingml/2006/main" xmlns:w14="http://schemas.microsoft.com/office/word/2010/wordml" xmlns:w15="http://schemas.microsoft.com/office/word/2012/wordml" xmlns:w16cex="http://schemas.microsoft.com/office/word/2018/wordml/cex" xmlns:w16cid="http://schemas.microsoft.com/office/word/2016/wordml/cid" xmlns:w16="http://schemas.microsoft.com/office/word/2018/wordml" xmlns:w16du="http://schemas.microsoft.com/office/word/2023/wordml/word16du" xmlns:w16sdtdh="http://schemas.microsoft.com/office/word/2020/wordml/sdtdatahash" xmlns:w16sdtfl="http://schemas.microsoft.com/office/word/2024/wordml/sdtformatlock" xmlns:w16se="http://schemas.microsoft.com/office/word/2015/wordml/symex" xmlns:wpg="http://schemas.microsoft.com/office/word/2010/wordprocessingGroup" xmlns:wpi="http://schemas.microsoft.com/office/word/2010/wordprocessingInk" xmlns:wne="http://schemas.microsoft.com/office/word/2006/wordml" xmlns:wps="http://schemas.microsoft.com/office/word/2010/wordprocessingShape" mc:Ignorable="w14 w15 w16se w16cid w16 w16cex w16sdtdh w16sdtfl w16du wp14">
+<w:footnotes xmlns:wpc="http://schemas.microsoft.com/office/word/2010/wordprocessingCanvas" xmlns:cx="http://schemas.microsoft.com/office/drawing/2014/chartex" xmlns:cx1="http://schemas.microsoft.com/office/drawing/2015/9/8/chartex" xmlns:cx2="http://schemas.microsoft.com/office/drawing/2015/10/21/chartex" xmlns:cx3="http://schemas.microsoft.com/office/drawing/2016/5/9/chartex" xmlns:cx4="http://schemas.microsoft.com/office/drawing/2016/5/10/chartex" xmlns:cx5="http://schemas.microsoft.com/office/drawing/2016/5/11/chartex" xmlns:cx6="http://schemas.microsoft.com/office/drawing/2016/5/12/chartex" xmlns:cx7="http://schemas.microsoft.com/office/drawing/2016/5/13/chartex" xmlns:cx8="http://schemas.microsoft.com/office/drawing/2016/5/14/chartex" xmlns:mc="http://schemas.openxmlformats.org/markup-compatibility/2006" xmlns:aink="http://schemas.microsoft.com/office/drawing/2016/ink" xmlns:am3d="http://schemas.microsoft.com/office/drawing/2017/model3d" xmlns:o="urn:schemas-microsoft-com:office:office" xmlns:oel="http://schemas.microsoft.com/office/2019/extlst" xmlns:r="http://schemas.openxmlformats.org/officeDocument/2006/relationships" xmlns:m="http://schemas.openxmlformats.org/officeDocument/2006/math" xmlns:v="urn:schemas-microsoft-com:vml" xmlns:wp14="http://schemas.microsoft.com/office/word/2010/wordprocessingDrawing" xmlns:wp="http://schemas.openxmlformats.org/drawingml/2006/wordprocessingDrawing" xmlns:w10="urn:schemas-microsoft-com:office:word" xmlns:w="http://schemas.openxmlformats.org/wordprocessingml/2006/main" xmlns:w14="http://schemas.microsoft.com/office/word/2010/wordml" xmlns:w15="http://schemas.microsoft.com/office/word/2012/wordml" xmlns:w16cei="http://schemas.microsoft.com/office/word/2026/wordml/cei" xmlns:w16cex="http://schemas.microsoft.com/office/word/2018/wordml/cex" xmlns:w16cid="http://schemas.microsoft.com/office/word/2016/wordml/cid" xmlns:w16="http://schemas.microsoft.com/office/word/2018/wordml" xmlns:w16du="http://schemas.microsoft.com/office/word/2023/wordml/word16du" xmlns:w16sdtdh="http://schemas.microsoft.com/office/word/2020/wordml/sdtdatahash" xmlns:w16sdtfl="http://schemas.microsoft.com/office/word/2024/wordml/sdtformatlock" xmlns:w16se="http://schemas.microsoft.com/office/word/2015/wordml/symex" xmlns:wpg="http://schemas.microsoft.com/office/word/2010/wordprocessingGroup" xmlns:wpi="http://schemas.microsoft.com/office/word/2010/wordprocessingInk" xmlns:wne="http://schemas.microsoft.com/office/word/2006/wordml" xmlns:wps="http://schemas.microsoft.com/office/word/2010/wordprocessingShape" mc:Ignorable="w14 w15 w16se w16cid w16 w16cex w16sdtdh w16sdtfl w16du wp14">
   <w:footnote w:type="separator" w:id="-1">
     <w:p>
       <w:pPr>
@@ -12891,7 +13103,7 @@
 </file>
 
 <file path=word/header1.xml><?xml version="1.0" encoding="utf-8"?>
-<w:hdr xmlns:wpc="http://schemas.microsoft.com/office/word/2010/wordprocessingCanvas" xmlns:cx="http://schemas.microsoft.com/office/drawing/2014/chartex" xmlns:cx1="http://schemas.microsoft.com/office/drawing/2015/9/8/chartex" xmlns:cx2="http://schemas.microsoft.com/office/drawing/2015/10/21/chartex" xmlns:cx3="http://schemas.microsoft.com/office/drawing/2016/5/9/chartex" xmlns:cx4="http://schemas.microsoft.com/office/drawing/2016/5/10/chartex" xmlns:cx5="http://schemas.microsoft.com/office/drawing/2016/5/11/chartex" xmlns:cx6="http://schemas.microsoft.com/office/drawing/2016/5/12/chartex" xmlns:cx7="http://schemas.microsoft.com/office/drawing/2016/5/13/chartex" xmlns:cx8="http://schemas.microsoft.com/office/drawing/2016/5/14/chartex" xmlns:mc="http://schemas.openxmlformats.org/markup-compatibility/2006" xmlns:aink="http://schemas.microsoft.com/office/drawing/2016/ink" xmlns:am3d="http://schemas.microsoft.com/office/drawing/2017/model3d" xmlns:o="urn:schemas-microsoft-com:office:office" xmlns:oel="http://schemas.microsoft.com/office/2019/extlst" xmlns:r="http://schemas.openxmlformats.org/officeDocument/2006/relationships" xmlns:m="http://schemas.openxmlformats.org/officeDocument/2006/math" xmlns:v="urn:schemas-microsoft-com:vml" xmlns:wp14="http://schemas.microsoft.com/office/word/2010/wordprocessingDrawing" xmlns:wp="http://schemas.openxmlformats.org/drawingml/2006/wordprocessingDrawing" xmlns:w10="urn:schemas-microsoft-com:office:word" xmlns:w="http://schemas.openxmlformats.org/wordprocessingml/2006/main" xmlns:w14="http://schemas.microsoft.com/office/word/2010/wordml" xmlns:w15="http://schemas.microsoft.com/office/word/2012/wordml" xmlns:w16cex="http://schemas.microsoft.com/office/word/2018/wordml/cex" xmlns:w16cid="http://schemas.microsoft.com/office/word/2016/wordml/cid" xmlns:w16="http://schemas.microsoft.com/office/word/2018/wordml" xmlns:w16du="http://schemas.microsoft.com/office/word/2023/wordml/word16du" xmlns:w16sdtdh="http://schemas.microsoft.com/office/word/2020/wordml/sdtdatahash" xmlns:w16sdtfl="http://schemas.microsoft.com/office/word/2024/wordml/sdtformatlock" xmlns:w16se="http://schemas.microsoft.com/office/word/2015/wordml/symex" xmlns:wpg="http://schemas.microsoft.com/office/word/2010/wordprocessingGroup" xmlns:wpi="http://schemas.microsoft.com/office/word/2010/wordprocessingInk" xmlns:wne="http://schemas.microsoft.com/office/word/2006/wordml" xmlns:wps="http://schemas.microsoft.com/office/word/2010/wordprocessingShape" mc:Ignorable="w14 w15 w16se w16cid w16 w16cex w16sdtdh w16sdtfl w16du wp14">
+<w:hdr xmlns:wpc="http://schemas.microsoft.com/office/word/2010/wordprocessingCanvas" xmlns:cx="http://schemas.microsoft.com/office/drawing/2014/chartex" xmlns:cx1="http://schemas.microsoft.com/office/drawing/2015/9/8/chartex" xmlns:cx2="http://schemas.microsoft.com/office/drawing/2015/10/21/chartex" xmlns:cx3="http://schemas.microsoft.com/office/drawing/2016/5/9/chartex" xmlns:cx4="http://schemas.microsoft.com/office/drawing/2016/5/10/chartex" xmlns:cx5="http://schemas.microsoft.com/office/drawing/2016/5/11/chartex" xmlns:cx6="http://schemas.microsoft.com/office/drawing/2016/5/12/chartex" xmlns:cx7="http://schemas.microsoft.com/office/drawing/2016/5/13/chartex" xmlns:cx8="http://schemas.microsoft.com/office/drawing/2016/5/14/chartex" xmlns:mc="http://schemas.openxmlformats.org/markup-compatibility/2006" xmlns:aink="http://schemas.microsoft.com/office/drawing/2016/ink" xmlns:am3d="http://schemas.microsoft.com/office/drawing/2017/model3d" xmlns:o="urn:schemas-microsoft-com:office:office" xmlns:oel="http://schemas.microsoft.com/office/2019/extlst" xmlns:r="http://schemas.openxmlformats.org/officeDocument/2006/relationships" xmlns:m="http://schemas.openxmlformats.org/officeDocument/2006/math" xmlns:v="urn:schemas-microsoft-com:vml" xmlns:wp14="http://schemas.microsoft.com/office/word/2010/wordprocessingDrawing" xmlns:wp="http://schemas.openxmlformats.org/drawingml/2006/wordprocessingDrawing" xmlns:w10="urn:schemas-microsoft-com:office:word" xmlns:w="http://schemas.openxmlformats.org/wordprocessingml/2006/main" xmlns:w14="http://schemas.microsoft.com/office/word/2010/wordml" xmlns:w15="http://schemas.microsoft.com/office/word/2012/wordml" xmlns:w16cei="http://schemas.microsoft.com/office/word/2026/wordml/cei" xmlns:w16cex="http://schemas.microsoft.com/office/word/2018/wordml/cex" xmlns:w16cid="http://schemas.microsoft.com/office/word/2016/wordml/cid" xmlns:w16="http://schemas.microsoft.com/office/word/2018/wordml" xmlns:w16du="http://schemas.microsoft.com/office/word/2023/wordml/word16du" xmlns:w16sdtdh="http://schemas.microsoft.com/office/word/2020/wordml/sdtdatahash" xmlns:w16sdtfl="http://schemas.microsoft.com/office/word/2024/wordml/sdtformatlock" xmlns:w16se="http://schemas.microsoft.com/office/word/2015/wordml/symex" xmlns:wpg="http://schemas.microsoft.com/office/word/2010/wordprocessingGroup" xmlns:wpi="http://schemas.microsoft.com/office/word/2010/wordprocessingInk" xmlns:wne="http://schemas.microsoft.com/office/word/2006/wordml" xmlns:wps="http://schemas.microsoft.com/office/word/2010/wordprocessingShape" mc:Ignorable="w14 w15 w16se w16cid w16 w16cex w16sdtdh w16sdtfl w16du wp14">
   <w:p>
     <w:pPr>
       <w:pStyle w:val="Header"/>
@@ -12904,7 +13116,7 @@
 </file>
 
 <file path=word/header2.xml><?xml version="1.0" encoding="utf-8"?>
-<w:hdr xmlns:wpc="http://schemas.microsoft.com/office/word/2010/wordprocessingCanvas" xmlns:cx="http://schemas.microsoft.com/office/drawing/2014/chartex" xmlns:cx1="http://schemas.microsoft.com/office/drawing/2015/9/8/chartex" xmlns:cx2="http://schemas.microsoft.com/office/drawing/2015/10/21/chartex" xmlns:cx3="http://schemas.microsoft.com/office/drawing/2016/5/9/chartex" xmlns:cx4="http://schemas.microsoft.com/office/drawing/2016/5/10/chartex" xmlns:cx5="http://schemas.microsoft.com/office/drawing/2016/5/11/chartex" xmlns:cx6="http://schemas.microsoft.com/office/drawing/2016/5/12/chartex" xmlns:cx7="http://schemas.microsoft.com/office/drawing/2016/5/13/chartex" xmlns:cx8="http://schemas.microsoft.com/office/drawing/2016/5/14/chartex" xmlns:mc="http://schemas.openxmlformats.org/markup-compatibility/2006" xmlns:aink="http://schemas.microsoft.com/office/drawing/2016/ink" xmlns:am3d="http://schemas.microsoft.com/office/drawing/2017/model3d" xmlns:o="urn:schemas-microsoft-com:office:office" xmlns:oel="http://schemas.microsoft.com/office/2019/extlst" xmlns:r="http://schemas.openxmlformats.org/officeDocument/2006/relationships" xmlns:m="http://schemas.openxmlformats.org/officeDocument/2006/math" xmlns:v="urn:schemas-microsoft-com:vml" xmlns:wp14="http://schemas.microsoft.com/office/word/2010/wordprocessingDrawing" xmlns:wp="http://schemas.openxmlformats.org/drawingml/2006/wordprocessingDrawing" xmlns:w10="urn:schemas-microsoft-com:office:word" xmlns:w="http://schemas.openxmlformats.org/wordprocessingml/2006/main" xmlns:w14="http://schemas.microsoft.com/office/word/2010/wordml" xmlns:w15="http://schemas.microsoft.com/office/word/2012/wordml" xmlns:w16cex="http://schemas.microsoft.com/office/word/2018/wordml/cex" xmlns:w16cid="http://schemas.microsoft.com/office/word/2016/wordml/cid" xmlns:w16="http://schemas.microsoft.com/office/word/2018/wordml" xmlns:w16du="http://schemas.microsoft.com/office/word/2023/wordml/word16du" xmlns:w16sdtdh="http://schemas.microsoft.com/office/word/2020/wordml/sdtdatahash" xmlns:w16sdtfl="http://schemas.microsoft.com/office/word/2024/wordml/sdtformatlock" xmlns:w16se="http://schemas.microsoft.com/office/word/2015/wordml/symex" xmlns:wpg="http://schemas.microsoft.com/office/word/2010/wordprocessingGroup" xmlns:wpi="http://schemas.microsoft.com/office/word/2010/wordprocessingInk" xmlns:wne="http://schemas.microsoft.com/office/word/2006/wordml" xmlns:wps="http://schemas.microsoft.com/office/word/2010/wordprocessingShape" mc:Ignorable="w14 w15 w16se w16cid w16 w16cex w16sdtdh w16sdtfl w16du wp14">
+<w:hdr xmlns:wpc="http://schemas.microsoft.com/office/word/2010/wordprocessingCanvas" xmlns:cx="http://schemas.microsoft.com/office/drawing/2014/chartex" xmlns:cx1="http://schemas.microsoft.com/office/drawing/2015/9/8/chartex" xmlns:cx2="http://schemas.microsoft.com/office/drawing/2015/10/21/chartex" xmlns:cx3="http://schemas.microsoft.com/office/drawing/2016/5/9/chartex" xmlns:cx4="http://schemas.microsoft.com/office/drawing/2016/5/10/chartex" xmlns:cx5="http://schemas.microsoft.com/office/drawing/2016/5/11/chartex" xmlns:cx6="http://schemas.microsoft.com/office/drawing/2016/5/12/chartex" xmlns:cx7="http://schemas.microsoft.com/office/drawing/2016/5/13/chartex" xmlns:cx8="http://schemas.microsoft.com/office/drawing/2016/5/14/chartex" xmlns:mc="http://schemas.openxmlformats.org/markup-compatibility/2006" xmlns:aink="http://schemas.microsoft.com/office/drawing/2016/ink" xmlns:am3d="http://schemas.microsoft.com/office/drawing/2017/model3d" xmlns:o="urn:schemas-microsoft-com:office:office" xmlns:oel="http://schemas.microsoft.com/office/2019/extlst" xmlns:r="http://schemas.openxmlformats.org/officeDocument/2006/relationships" xmlns:m="http://schemas.openxmlformats.org/officeDocument/2006/math" xmlns:v="urn:schemas-microsoft-com:vml" xmlns:wp14="http://schemas.microsoft.com/office/word/2010/wordprocessingDrawing" xmlns:wp="http://schemas.openxmlformats.org/drawingml/2006/wordprocessingDrawing" xmlns:w10="urn:schemas-microsoft-com:office:word" xmlns:w="http://schemas.openxmlformats.org/wordprocessingml/2006/main" xmlns:w14="http://schemas.microsoft.com/office/word/2010/wordml" xmlns:w15="http://schemas.microsoft.com/office/word/2012/wordml" xmlns:w16cei="http://schemas.microsoft.com/office/word/2026/wordml/cei" xmlns:w16cex="http://schemas.microsoft.com/office/word/2018/wordml/cex" xmlns:w16cid="http://schemas.microsoft.com/office/word/2016/wordml/cid" xmlns:w16="http://schemas.microsoft.com/office/word/2018/wordml" xmlns:w16du="http://schemas.microsoft.com/office/word/2023/wordml/word16du" xmlns:w16sdtdh="http://schemas.microsoft.com/office/word/2020/wordml/sdtdatahash" xmlns:w16sdtfl="http://schemas.microsoft.com/office/word/2024/wordml/sdtformatlock" xmlns:w16se="http://schemas.microsoft.com/office/word/2015/wordml/symex" xmlns:wpg="http://schemas.microsoft.com/office/word/2010/wordprocessingGroup" xmlns:wpi="http://schemas.microsoft.com/office/word/2010/wordprocessingInk" xmlns:wne="http://schemas.microsoft.com/office/word/2006/wordml" xmlns:wps="http://schemas.microsoft.com/office/word/2010/wordprocessingShape" mc:Ignorable="w14 w15 w16se w16cid w16 w16cex w16sdtdh w16sdtfl w16du wp14">
   <w:p>
     <w:pPr>
       <w:pStyle w:val="Header"/>
@@ -13420,6 +13632,29 @@
       <w:lang w:bidi="ar-SA"/>
     </w:rPr>
   </w:style>
+  <w:style w:type="character" w:styleId="Hyperlink">
+    <w:name w:val="Hyperlink"/>
+    <w:basedOn w:val="DefaultParagraphFont"/>
+    <w:uiPriority w:val="99"/>
+    <w:unhideWhenUsed/>
+    <w:rsid w:val="00752719"/>
+    <w:rPr>
+      <w:color w:val="0563C1" w:themeColor="hyperlink"/>
+      <w:u w:val="single"/>
+    </w:rPr>
+  </w:style>
+  <w:style w:type="character" w:styleId="UnresolvedMention">
+    <w:name w:val="Unresolved Mention"/>
+    <w:basedOn w:val="DefaultParagraphFont"/>
+    <w:uiPriority w:val="99"/>
+    <w:semiHidden/>
+    <w:unhideWhenUsed/>
+    <w:rsid w:val="00752719"/>
+    <w:rPr>
+      <w:color w:val="605E5C"/>
+      <w:shd w:val="clear" w:color="auto" w:fill="E1DFDD"/>
+    </w:rPr>
+  </w:style>
 </w:styles>
 </file>
 

--- a/TS-Kramam/TS-4.1/TS 4.1 Tamil Krama Paatam Corrections.docx
+++ b/TS-Kramam/TS-4.1/TS 4.1 Tamil Krama Paatam Corrections.docx
@@ -81,18 +81,7 @@
           <w:szCs w:val="32"/>
           <w:u w:val="single"/>
         </w:rPr>
-        <w:t xml:space="preserve">Observed </w:t>
-      </w:r>
-      <w:proofErr w:type="gramStart"/>
-      <w:r>
-        <w:rPr>
-          <w:b/>
-          <w:bCs/>
-          <w:sz w:val="32"/>
-          <w:szCs w:val="32"/>
-          <w:u w:val="single"/>
-        </w:rPr>
-        <w:t xml:space="preserve">till </w:t>
+        <w:t xml:space="preserve">Observed till </w:t>
       </w:r>
       <w:r>
         <w:rPr>
@@ -105,7 +94,6 @@
         </w:rPr>
         <w:t>????</w:t>
       </w:r>
-      <w:proofErr w:type="gramEnd"/>
     </w:p>
     <w:p>
       <w:pPr>
@@ -293,7 +281,16 @@
                 <w:sz w:val="28"/>
                 <w:szCs w:val="32"/>
               </w:rPr>
-              <w:t>6.2</w:t>
+              <w:t>4</w:t>
+            </w:r>
+            <w:r>
+              <w:rPr>
+                <w:rFonts w:cs="Arial"/>
+                <w:b/>
+                <w:sz w:val="28"/>
+                <w:szCs w:val="32"/>
+              </w:rPr>
+              <w:t>.2</w:t>
             </w:r>
             <w:r>
               <w:rPr>
@@ -332,7 +329,17 @@
                 <w:szCs w:val="32"/>
                 <w:lang w:val="en-IN"/>
               </w:rPr>
-              <w:t>Krama Vaakyam No. - 44</w:t>
+              <w:t xml:space="preserve">Krama Vaakyam No. - </w:t>
+            </w:r>
+            <w:r>
+              <w:rPr>
+                <w:rFonts w:cs="Arial"/>
+                <w:b/>
+                <w:sz w:val="28"/>
+                <w:szCs w:val="32"/>
+                <w:lang w:val="en-IN"/>
+              </w:rPr>
+              <w:t>10</w:t>
             </w:r>
           </w:p>
           <w:p>
@@ -351,47 +358,36 @@
                 <w:b/>
                 <w:sz w:val="28"/>
                 <w:szCs w:val="32"/>
+              </w:rPr>
+            </w:pPr>
+            <w:r>
+              <w:rPr>
+                <w:rFonts w:cs="Arial"/>
+                <w:b/>
+                <w:sz w:val="28"/>
+                <w:szCs w:val="32"/>
                 <w:lang w:val="it-IT"/>
               </w:rPr>
-            </w:pPr>
-            <w:r>
-              <w:rPr>
-                <w:rFonts w:cs="Arial"/>
-                <w:b/>
-                <w:sz w:val="28"/>
+              <w:t>Panchaati No</w:t>
+            </w:r>
+            <w:r>
+              <w:rPr>
+                <w:rFonts w:cs="Arial"/>
+                <w:b/>
                 <w:szCs w:val="32"/>
                 <w:lang w:val="it-IT"/>
               </w:rPr>
-              <w:t>Panchaati No</w:t>
-            </w:r>
-            <w:r>
-              <w:rPr>
-                <w:rFonts w:cs="Arial"/>
-                <w:b/>
-                <w:szCs w:val="32"/>
+              <w:t xml:space="preserve">. - </w:t>
+            </w:r>
+            <w:r>
+              <w:rPr>
+                <w:rFonts w:cs="Arial"/>
+                <w:b/>
+                <w:sz w:val="28"/>
+                <w:szCs w:val="28"/>
                 <w:lang w:val="it-IT"/>
               </w:rPr>
-              <w:t xml:space="preserve">. - </w:t>
-            </w:r>
-            <w:r>
-              <w:rPr>
-                <w:rFonts w:cs="Arial"/>
-                <w:b/>
-                <w:sz w:val="28"/>
-                <w:szCs w:val="32"/>
-                <w:lang w:val="it-IT"/>
-              </w:rPr>
-              <w:t>2</w:t>
-            </w:r>
-            <w:r>
-              <w:rPr>
-                <w:rFonts w:cs="Arial"/>
-                <w:b/>
-                <w:sz w:val="28"/>
-                <w:szCs w:val="32"/>
-                <w:lang w:val="it-IT"/>
-              </w:rPr>
-              <w:t>3</w:t>
+              <w:t>15</w:t>
             </w:r>
           </w:p>
         </w:tc>
@@ -413,11 +409,11 @@
               <w:adjustRightInd w:val="0"/>
               <w:spacing w:before="0" w:line="240" w:lineRule="auto"/>
               <w:rPr>
-                <w:rFonts w:ascii="BRH Malayalam Extra" w:eastAsia="Times New Roman" w:hAnsi="BRH Malayalam Extra" w:cs="BRH Malayalam Extra"/>
-                <w:color w:val="000000"/>
-                <w:sz w:val="40"/>
-                <w:szCs w:val="40"/>
-                <w:lang w:val="en-IN" w:eastAsia="en-IN" w:bidi="ml-IN"/>
+                <w:rFonts w:ascii="Latha" w:hAnsi="Latha" w:cs="Latha"/>
+                <w:sz w:val="28"/>
+                <w:szCs w:val="28"/>
+                <w:cs/>
+                <w:lang w:bidi="ta-IN"/>
               </w:rPr>
             </w:pPr>
             <w:r>
@@ -425,17 +421,19 @@
                 <w:rFonts w:ascii="Latha" w:hAnsi="Latha" w:cs="Latha"/>
                 <w:sz w:val="28"/>
                 <w:szCs w:val="28"/>
-                <w:cs/>
-                <w:lang w:bidi="ta-IN"/>
-              </w:rPr>
-              <w:t>உ</w:t>
-            </w:r>
-            <w:r>
-              <w:rPr>
-                <w:rFonts w:ascii="BRH Tamil Tab Extra" w:hAnsi="BRH Tamil Tab Extra" w:cs="Latha"/>
-                <w:b/>
-                <w:sz w:val="36"/>
-                <w:szCs w:val="28"/>
+                <w:highlight w:val="yellow"/>
+                <w:cs/>
+                <w:lang w:bidi="ta-IN"/>
+              </w:rPr>
+              <w:t>ஊ</w:t>
+            </w:r>
+            <w:r>
+              <w:rPr>
+                <w:rFonts w:ascii="BRH Tamil Tab Extra" w:hAnsi="BRH Tamil Tab Extra" w:cs="Latha"/>
+                <w:b/>
+                <w:sz w:val="36"/>
+                <w:szCs w:val="28"/>
+                <w:highlight w:val="yellow"/>
                 <w:lang w:bidi="ta-IN"/>
               </w:rPr>
               <w:t>…</w:t>
@@ -449,7 +447,127 @@
                 <w:cs/>
                 <w:lang w:bidi="ta-IN"/>
               </w:rPr>
-              <w:t>கே</w:t>
+              <w:t>ர்த்</w:t>
+            </w:r>
+            <w:r>
+              <w:rPr>
+                <w:rFonts w:ascii="Latha" w:hAnsi="Latha" w:cs="Latha"/>
+                <w:b/>
+                <w:bCs/>
+                <w:position w:val="-12"/>
+                <w:sz w:val="28"/>
+                <w:szCs w:val="28"/>
+                <w:highlight w:val="yellow"/>
+                <w:cs/>
+                <w:lang w:bidi="ta-IN"/>
+              </w:rPr>
+              <w:t>3</w:t>
+            </w:r>
+            <w:r>
+              <w:rPr>
+                <w:rFonts w:ascii="Latha" w:hAnsi="Latha" w:cs="Latha"/>
+                <w:sz w:val="28"/>
+                <w:szCs w:val="28"/>
+                <w:highlight w:val="yellow"/>
+                <w:cs/>
+                <w:lang w:bidi="ta-IN"/>
+              </w:rPr>
+              <w:t>தோ</w:t>
+            </w:r>
+            <w:r>
+              <w:rPr>
+                <w:rFonts w:ascii="Latha" w:hAnsi="Latha" w:cs="Latha"/>
+                <w:b/>
+                <w:bCs/>
+                <w:position w:val="-12"/>
+                <w:sz w:val="28"/>
+                <w:szCs w:val="28"/>
+                <w:highlight w:val="yellow"/>
+                <w:cs/>
+                <w:lang w:bidi="ta-IN"/>
+              </w:rPr>
+              <w:t>4</w:t>
+            </w:r>
+            <w:r>
+              <w:rPr>
+                <w:rFonts w:ascii="Latha" w:hAnsi="Latha" w:cs="Latha"/>
+                <w:b/>
+                <w:bCs/>
+                <w:position w:val="-12"/>
+                <w:sz w:val="28"/>
+                <w:szCs w:val="28"/>
+                <w:lang w:bidi="ta-IN"/>
+              </w:rPr>
+              <w:t xml:space="preserve"> </w:t>
+            </w:r>
+            <w:r>
+              <w:rPr>
+                <w:rFonts w:ascii="Latha" w:hAnsi="Latha" w:cs="Latha"/>
+                <w:sz w:val="28"/>
+                <w:szCs w:val="28"/>
+                <w:cs/>
+                <w:lang w:bidi="ta-IN"/>
+              </w:rPr>
+              <w:t>வாஜ</w:t>
+            </w:r>
+            <w:r>
+              <w:rPr>
+                <w:rFonts w:ascii="BRH Tamil Tab Extra" w:hAnsi="BRH Tamil Tab Extra" w:cs="Latha"/>
+                <w:b/>
+                <w:sz w:val="36"/>
+                <w:szCs w:val="28"/>
+                <w:lang w:bidi="ta-IN"/>
+              </w:rPr>
+              <w:t>†</w:t>
+            </w:r>
+            <w:r>
+              <w:rPr>
+                <w:rFonts w:ascii="Latha" w:hAnsi="Latha" w:cs="Latha"/>
+                <w:sz w:val="28"/>
+                <w:szCs w:val="28"/>
+                <w:cs/>
+                <w:lang w:bidi="ta-IN"/>
+              </w:rPr>
+              <w:t>ஸ்ய</w:t>
+            </w:r>
+            <w:r>
+              <w:rPr>
+                <w:rFonts w:ascii="Latha" w:hAnsi="Latha" w:cs="Latha"/>
+                <w:sz w:val="28"/>
+                <w:szCs w:val="28"/>
+                <w:lang w:bidi="ta-IN"/>
+              </w:rPr>
+              <w:t xml:space="preserve"> | </w:t>
+            </w:r>
+            <w:r>
+              <w:rPr>
+                <w:rFonts w:ascii="Latha" w:hAnsi="Latha" w:cs="Latha"/>
+                <w:sz w:val="28"/>
+                <w:szCs w:val="28"/>
+                <w:cs/>
+                <w:lang w:bidi="ta-IN"/>
+              </w:rPr>
+              <w:t>வாஜ</w:t>
+            </w:r>
+            <w:r>
+              <w:rPr>
+                <w:rFonts w:ascii="BRH Tamil Tab Extra" w:hAnsi="BRH Tamil Tab Extra" w:cs="Latha"/>
+                <w:b/>
+                <w:sz w:val="36"/>
+                <w:szCs w:val="28"/>
+                <w:lang w:bidi="ta-IN"/>
+              </w:rPr>
+              <w:t>†</w:t>
+            </w:r>
+            <w:r>
+              <w:rPr>
+                <w:rFonts w:ascii="Latha" w:hAnsi="Latha" w:cs="Latha"/>
+                <w:sz w:val="28"/>
+                <w:szCs w:val="28"/>
+                <w:cs/>
+                <w:lang w:bidi="ta-IN"/>
+              </w:rPr>
+              <w:t>ஸ்ய</w:t>
             </w:r>
             <w:r>
               <w:rPr>
@@ -464,19 +582,6 @@
             <w:r>
               <w:rPr>
                 <w:rFonts w:ascii="Latha" w:hAnsi="Latha" w:cs="Latha"/>
-                <w:b/>
-                <w:bCs/>
-                <w:position w:val="-12"/>
-                <w:sz w:val="28"/>
-                <w:szCs w:val="28"/>
-                <w:cs/>
-                <w:lang w:bidi="ta-IN"/>
-              </w:rPr>
-              <w:t>2</w:t>
-            </w:r>
-            <w:r>
-              <w:rPr>
-                <w:rFonts w:ascii="Latha" w:hAnsi="Latha" w:cs="Latha"/>
                 <w:sz w:val="28"/>
                 <w:szCs w:val="28"/>
                 <w:lang w:bidi="ta-IN"/>
@@ -491,7 +596,7 @@
                 <w:cs/>
                 <w:lang w:bidi="ta-IN"/>
               </w:rPr>
-              <w:t>இத்யு</w:t>
+              <w:t>ஸனி</w:t>
             </w:r>
             <w:r>
               <w:rPr>
@@ -511,29 +616,16 @@
                 <w:cs/>
                 <w:lang w:bidi="ta-IN"/>
               </w:rPr>
-              <w:t>கே</w:t>
-            </w:r>
-            <w:r>
-              <w:rPr>
-                <w:rFonts w:ascii="Latha" w:hAnsi="Latha" w:cs="Latha"/>
-                <w:b/>
-                <w:bCs/>
-                <w:position w:val="-12"/>
-                <w:sz w:val="28"/>
-                <w:szCs w:val="28"/>
-                <w:cs/>
-                <w:lang w:bidi="ta-IN"/>
-              </w:rPr>
-              <w:t>2</w:t>
-            </w:r>
-            <w:r>
-              <w:rPr>
-                <w:rFonts w:ascii="Latha" w:hAnsi="Latha" w:cs="Latha"/>
-                <w:sz w:val="28"/>
-                <w:szCs w:val="28"/>
-                <w:lang w:bidi="ta-IN"/>
-              </w:rPr>
-              <w:t xml:space="preserve"> ||</w:t>
+              <w:t>தா</w:t>
+            </w:r>
+            <w:r>
+              <w:rPr>
+                <w:rFonts w:ascii="Latha" w:hAnsi="Latha" w:cs="Latha"/>
+                <w:sz w:val="28"/>
+                <w:szCs w:val="28"/>
+                <w:lang w:bidi="ta-IN"/>
+              </w:rPr>
+              <w:t xml:space="preserve"> </w:t>
             </w:r>
           </w:p>
         </w:tc>
@@ -555,6 +647,404 @@
               <w:adjustRightInd w:val="0"/>
               <w:spacing w:before="0" w:line="240" w:lineRule="auto"/>
               <w:rPr>
+                <w:rFonts w:ascii="Latha" w:hAnsi="Latha" w:cs="Latha"/>
+                <w:sz w:val="28"/>
+                <w:szCs w:val="28"/>
+                <w:cs/>
+                <w:lang w:bidi="ta-IN"/>
+              </w:rPr>
+            </w:pPr>
+            <w:r>
+              <w:rPr>
+                <w:rFonts w:ascii="Latha" w:hAnsi="Latha" w:cs="Latha"/>
+                <w:sz w:val="28"/>
+                <w:szCs w:val="28"/>
+                <w:highlight w:val="green"/>
+                <w:cs/>
+                <w:lang w:bidi="ta-IN"/>
+              </w:rPr>
+              <w:t>ஊ</w:t>
+            </w:r>
+            <w:r>
+              <w:rPr>
+                <w:rFonts w:ascii="BRH Tamil Tab Extra" w:hAnsi="BRH Tamil Tab Extra" w:cs="Latha"/>
+                <w:b/>
+                <w:bCs/>
+                <w:sz w:val="28"/>
+                <w:szCs w:val="28"/>
+                <w:highlight w:val="green"/>
+                <w:lang w:bidi="ta-IN"/>
+              </w:rPr>
+              <w:t>…</w:t>
+            </w:r>
+            <w:r>
+              <w:rPr>
+                <w:rFonts w:ascii="Latha" w:hAnsi="Latha" w:cs="Latha"/>
+                <w:sz w:val="28"/>
+                <w:szCs w:val="28"/>
+                <w:highlight w:val="green"/>
+                <w:cs/>
+                <w:lang w:bidi="ta-IN"/>
+              </w:rPr>
+              <w:t>ர்த்</w:t>
+            </w:r>
+            <w:r>
+              <w:rPr>
+                <w:rFonts w:ascii="Latha" w:hAnsi="Latha" w:cs="Latha"/>
+                <w:b/>
+                <w:bCs/>
+                <w:position w:val="-12"/>
+                <w:sz w:val="28"/>
+                <w:szCs w:val="28"/>
+                <w:highlight w:val="green"/>
+                <w:cs/>
+                <w:lang w:bidi="ta-IN"/>
+              </w:rPr>
+              <w:t>3</w:t>
+            </w:r>
+            <w:r>
+              <w:rPr>
+                <w:rFonts w:ascii="Latha" w:hAnsi="Latha" w:cs="Latha"/>
+                <w:sz w:val="28"/>
+                <w:szCs w:val="28"/>
+                <w:highlight w:val="green"/>
+                <w:cs/>
+                <w:lang w:bidi="ta-IN"/>
+              </w:rPr>
+              <w:t>த்</w:t>
+            </w:r>
+            <w:r>
+              <w:rPr>
+                <w:rFonts w:ascii="Latha" w:hAnsi="Latha" w:cs="Latha"/>
+                <w:b/>
+                <w:bCs/>
+                <w:position w:val="-12"/>
+                <w:sz w:val="28"/>
+                <w:szCs w:val="28"/>
+                <w:highlight w:val="green"/>
+                <w:cs/>
+                <w:lang w:bidi="ta-IN"/>
+              </w:rPr>
+              <w:t>4</w:t>
+            </w:r>
+            <w:r>
+              <w:rPr>
+                <w:rFonts w:ascii="Latha" w:hAnsi="Latha" w:cs="Latha"/>
+                <w:sz w:val="28"/>
+                <w:szCs w:val="28"/>
+                <w:highlight w:val="green"/>
+                <w:cs/>
+                <w:lang w:bidi="ta-IN"/>
+              </w:rPr>
+              <w:t>வோ</w:t>
+            </w:r>
+            <w:r>
+              <w:rPr>
+                <w:rFonts w:ascii="Latha" w:hAnsi="Latha" w:cs="Latha"/>
+                <w:sz w:val="28"/>
+                <w:szCs w:val="28"/>
+                <w:lang w:bidi="ta-IN"/>
+              </w:rPr>
+              <w:t xml:space="preserve"> </w:t>
+            </w:r>
+            <w:r>
+              <w:rPr>
+                <w:rFonts w:ascii="Latha" w:hAnsi="Latha" w:cs="Latha"/>
+                <w:sz w:val="28"/>
+                <w:szCs w:val="28"/>
+                <w:cs/>
+                <w:lang w:bidi="ta-IN"/>
+              </w:rPr>
+              <w:t>வாஜ</w:t>
+            </w:r>
+            <w:r>
+              <w:rPr>
+                <w:rFonts w:ascii="BRH Tamil Tab Extra" w:hAnsi="BRH Tamil Tab Extra" w:cs="Latha"/>
+                <w:b/>
+                <w:sz w:val="36"/>
+                <w:szCs w:val="28"/>
+                <w:lang w:bidi="ta-IN"/>
+              </w:rPr>
+              <w:t>†</w:t>
+            </w:r>
+            <w:r>
+              <w:rPr>
+                <w:rFonts w:ascii="Latha" w:hAnsi="Latha" w:cs="Latha"/>
+                <w:sz w:val="28"/>
+                <w:szCs w:val="28"/>
+                <w:cs/>
+                <w:lang w:bidi="ta-IN"/>
+              </w:rPr>
+              <w:t>ஸ்ய</w:t>
+            </w:r>
+            <w:r>
+              <w:rPr>
+                <w:rFonts w:ascii="Latha" w:hAnsi="Latha" w:cs="Latha"/>
+                <w:sz w:val="28"/>
+                <w:szCs w:val="28"/>
+                <w:lang w:bidi="ta-IN"/>
+              </w:rPr>
+              <w:t xml:space="preserve"> | </w:t>
+            </w:r>
+            <w:r>
+              <w:rPr>
+                <w:rFonts w:ascii="Latha" w:hAnsi="Latha" w:cs="Latha"/>
+                <w:sz w:val="28"/>
+                <w:szCs w:val="28"/>
+                <w:cs/>
+                <w:lang w:bidi="ta-IN"/>
+              </w:rPr>
+              <w:t>வாஜ</w:t>
+            </w:r>
+            <w:r>
+              <w:rPr>
+                <w:rFonts w:ascii="BRH Tamil Tab Extra" w:hAnsi="BRH Tamil Tab Extra" w:cs="Latha"/>
+                <w:b/>
+                <w:sz w:val="36"/>
+                <w:szCs w:val="28"/>
+                <w:lang w:bidi="ta-IN"/>
+              </w:rPr>
+              <w:t>†</w:t>
+            </w:r>
+            <w:r>
+              <w:rPr>
+                <w:rFonts w:ascii="Latha" w:hAnsi="Latha" w:cs="Latha"/>
+                <w:sz w:val="28"/>
+                <w:szCs w:val="28"/>
+                <w:cs/>
+                <w:lang w:bidi="ta-IN"/>
+              </w:rPr>
+              <w:t>ஸ்ய</w:t>
+            </w:r>
+            <w:r>
+              <w:rPr>
+                <w:rFonts w:ascii="BRH Tamil Tab Extra" w:hAnsi="BRH Tamil Tab Extra" w:cs="Latha"/>
+                <w:b/>
+                <w:sz w:val="36"/>
+                <w:szCs w:val="28"/>
+                <w:lang w:bidi="ta-IN"/>
+              </w:rPr>
+              <w:t>…</w:t>
+            </w:r>
+            <w:r>
+              <w:rPr>
+                <w:rFonts w:ascii="Latha" w:hAnsi="Latha" w:cs="Latha"/>
+                <w:sz w:val="28"/>
+                <w:szCs w:val="28"/>
+                <w:lang w:bidi="ta-IN"/>
+              </w:rPr>
+              <w:t xml:space="preserve"> </w:t>
+            </w:r>
+            <w:r>
+              <w:rPr>
+                <w:rFonts w:ascii="Latha" w:hAnsi="Latha" w:cs="Latha"/>
+                <w:sz w:val="28"/>
+                <w:szCs w:val="28"/>
+                <w:cs/>
+                <w:lang w:bidi="ta-IN"/>
+              </w:rPr>
+              <w:t>ஸனி</w:t>
+            </w:r>
+            <w:r>
+              <w:rPr>
+                <w:rFonts w:ascii="BRH Tamil Tab Extra" w:hAnsi="BRH Tamil Tab Extra" w:cs="Latha"/>
+                <w:b/>
+                <w:sz w:val="36"/>
+                <w:szCs w:val="28"/>
+                <w:lang w:bidi="ta-IN"/>
+              </w:rPr>
+              <w:t>†</w:t>
+            </w:r>
+            <w:r>
+              <w:rPr>
+                <w:rFonts w:ascii="Latha" w:hAnsi="Latha" w:cs="Latha"/>
+                <w:sz w:val="28"/>
+                <w:szCs w:val="28"/>
+                <w:cs/>
+                <w:lang w:bidi="ta-IN"/>
+              </w:rPr>
+              <w:t>தா</w:t>
+            </w:r>
+            <w:r>
+              <w:rPr>
+                <w:rFonts w:ascii="Latha" w:hAnsi="Latha" w:cs="Latha"/>
+                <w:sz w:val="28"/>
+                <w:szCs w:val="28"/>
+                <w:lang w:bidi="ta-IN"/>
+              </w:rPr>
+              <w:t xml:space="preserve"> |</w:t>
+            </w:r>
+          </w:p>
+        </w:tc>
+      </w:tr>
+      <w:tr>
+        <w:trPr>
+          <w:trHeight w:val="962"/>
+        </w:trPr>
+        <w:tc>
+          <w:tcPr>
+            <w:tcW w:w="3999" w:type="dxa"/>
+            <w:tcBorders>
+              <w:top w:val="single" w:sz="4" w:space="0" w:color="000000"/>
+              <w:left w:val="single" w:sz="4" w:space="0" w:color="000000"/>
+              <w:bottom w:val="single" w:sz="4" w:space="0" w:color="000000"/>
+              <w:right w:val="single" w:sz="4" w:space="0" w:color="000000"/>
+            </w:tcBorders>
+          </w:tcPr>
+          <w:p>
+            <w:pPr>
+              <w:widowControl w:val="0"/>
+              <w:tabs>
+                <w:tab w:val="left" w:pos="993"/>
+              </w:tabs>
+              <w:autoSpaceDE w:val="0"/>
+              <w:autoSpaceDN w:val="0"/>
+              <w:adjustRightInd w:val="0"/>
+              <w:spacing w:before="0" w:line="252" w:lineRule="auto"/>
+              <w:ind w:right="297"/>
+              <w:rPr>
+                <w:rFonts w:cs="Arial"/>
+                <w:b/>
+                <w:sz w:val="28"/>
+                <w:szCs w:val="32"/>
+              </w:rPr>
+            </w:pPr>
+            <w:r>
+              <w:rPr>
+                <w:rFonts w:cs="Arial"/>
+                <w:b/>
+                <w:sz w:val="28"/>
+                <w:szCs w:val="32"/>
+              </w:rPr>
+              <w:t>T.S.4.1.</w:t>
+            </w:r>
+            <w:r>
+              <w:rPr>
+                <w:rFonts w:cs="Arial"/>
+                <w:b/>
+                <w:sz w:val="28"/>
+                <w:szCs w:val="32"/>
+              </w:rPr>
+              <w:t>6.2</w:t>
+            </w:r>
+            <w:r>
+              <w:rPr>
+                <w:rFonts w:cs="Arial"/>
+                <w:b/>
+                <w:sz w:val="28"/>
+                <w:szCs w:val="32"/>
+              </w:rPr>
+              <w:t xml:space="preserve"> – Kramam</w:t>
+            </w:r>
+          </w:p>
+          <w:p>
+            <w:pPr>
+              <w:widowControl w:val="0"/>
+              <w:tabs>
+                <w:tab w:val="left" w:pos="993"/>
+              </w:tabs>
+              <w:autoSpaceDE w:val="0"/>
+              <w:autoSpaceDN w:val="0"/>
+              <w:adjustRightInd w:val="0"/>
+              <w:spacing w:before="0" w:line="252" w:lineRule="auto"/>
+              <w:ind w:right="297"/>
+              <w:rPr>
+                <w:rFonts w:cs="Arial"/>
+                <w:b/>
+                <w:sz w:val="28"/>
+                <w:szCs w:val="32"/>
+                <w:lang w:val="en-IN"/>
+              </w:rPr>
+            </w:pPr>
+            <w:r>
+              <w:rPr>
+                <w:rFonts w:cs="Arial"/>
+                <w:b/>
+                <w:sz w:val="28"/>
+                <w:szCs w:val="32"/>
+                <w:lang w:val="en-IN"/>
+              </w:rPr>
+              <w:t>Krama Vaakyam No. - 44</w:t>
+            </w:r>
+          </w:p>
+          <w:p>
+            <w:pPr>
+              <w:widowControl w:val="0"/>
+              <w:tabs>
+                <w:tab w:val="left" w:pos="993"/>
+              </w:tabs>
+              <w:autoSpaceDE w:val="0"/>
+              <w:autoSpaceDN w:val="0"/>
+              <w:adjustRightInd w:val="0"/>
+              <w:spacing w:before="0" w:line="252" w:lineRule="auto"/>
+              <w:ind w:right="297"/>
+              <w:rPr>
+                <w:rFonts w:cs="Arial"/>
+                <w:b/>
+                <w:sz w:val="28"/>
+                <w:szCs w:val="32"/>
+                <w:lang w:val="it-IT"/>
+              </w:rPr>
+            </w:pPr>
+            <w:r>
+              <w:rPr>
+                <w:rFonts w:cs="Arial"/>
+                <w:b/>
+                <w:sz w:val="28"/>
+                <w:szCs w:val="32"/>
+                <w:lang w:val="it-IT"/>
+              </w:rPr>
+              <w:t>Panchaati No</w:t>
+            </w:r>
+            <w:r>
+              <w:rPr>
+                <w:rFonts w:cs="Arial"/>
+                <w:b/>
+                <w:szCs w:val="32"/>
+                <w:lang w:val="it-IT"/>
+              </w:rPr>
+              <w:t xml:space="preserve">. - </w:t>
+            </w:r>
+            <w:r>
+              <w:rPr>
+                <w:rFonts w:cs="Arial"/>
+                <w:b/>
+                <w:sz w:val="28"/>
+                <w:szCs w:val="32"/>
+                <w:lang w:val="it-IT"/>
+              </w:rPr>
+              <w:t>2</w:t>
+            </w:r>
+            <w:r>
+              <w:rPr>
+                <w:rFonts w:cs="Arial"/>
+                <w:b/>
+                <w:sz w:val="28"/>
+                <w:szCs w:val="32"/>
+                <w:lang w:val="it-IT"/>
+              </w:rPr>
+              <w:t>3</w:t>
+            </w:r>
+          </w:p>
+        </w:tc>
+        <w:tc>
+          <w:tcPr>
+            <w:tcW w:w="5103" w:type="dxa"/>
+            <w:tcBorders>
+              <w:top w:val="single" w:sz="4" w:space="0" w:color="000000"/>
+              <w:left w:val="single" w:sz="4" w:space="0" w:color="000000"/>
+              <w:bottom w:val="single" w:sz="4" w:space="0" w:color="000000"/>
+              <w:right w:val="single" w:sz="4" w:space="0" w:color="000000"/>
+            </w:tcBorders>
+          </w:tcPr>
+          <w:p>
+            <w:pPr>
+              <w:widowControl w:val="0"/>
+              <w:autoSpaceDE w:val="0"/>
+              <w:autoSpaceDN w:val="0"/>
+              <w:adjustRightInd w:val="0"/>
+              <w:spacing w:before="0" w:line="240" w:lineRule="auto"/>
+              <w:rPr>
                 <w:rFonts w:ascii="BRH Malayalam Extra" w:eastAsia="Times New Roman" w:hAnsi="BRH Malayalam Extra" w:cs="BRH Malayalam Extra"/>
                 <w:color w:val="000000"/>
                 <w:sz w:val="40"/>
@@ -584,6 +1074,148 @@
             </w:r>
             <w:r>
               <w:rPr>
+                <w:rFonts w:ascii="Latha" w:hAnsi="Latha" w:cs="Latha"/>
+                <w:sz w:val="28"/>
+                <w:szCs w:val="28"/>
+                <w:highlight w:val="yellow"/>
+                <w:cs/>
+                <w:lang w:bidi="ta-IN"/>
+              </w:rPr>
+              <w:t>கே</w:t>
+            </w:r>
+            <w:r>
+              <w:rPr>
+                <w:rFonts w:ascii="BRH Tamil Tab Extra" w:hAnsi="BRH Tamil Tab Extra" w:cs="Latha"/>
+                <w:b/>
+                <w:sz w:val="36"/>
+                <w:szCs w:val="28"/>
+                <w:lang w:bidi="ta-IN"/>
+              </w:rPr>
+              <w:t>…</w:t>
+            </w:r>
+            <w:r>
+              <w:rPr>
+                <w:rFonts w:ascii="Latha" w:hAnsi="Latha" w:cs="Latha"/>
+                <w:b/>
+                <w:bCs/>
+                <w:position w:val="-12"/>
+                <w:sz w:val="28"/>
+                <w:szCs w:val="28"/>
+                <w:cs/>
+                <w:lang w:bidi="ta-IN"/>
+              </w:rPr>
+              <w:t>2</w:t>
+            </w:r>
+            <w:r>
+              <w:rPr>
+                <w:rFonts w:ascii="Latha" w:hAnsi="Latha" w:cs="Latha"/>
+                <w:sz w:val="28"/>
+                <w:szCs w:val="28"/>
+                <w:lang w:bidi="ta-IN"/>
+              </w:rPr>
+              <w:t xml:space="preserve"> </w:t>
+            </w:r>
+            <w:r>
+              <w:rPr>
+                <w:rFonts w:ascii="Latha" w:hAnsi="Latha" w:cs="Latha"/>
+                <w:sz w:val="28"/>
+                <w:szCs w:val="28"/>
+                <w:cs/>
+                <w:lang w:bidi="ta-IN"/>
+              </w:rPr>
+              <w:t>இத்யு</w:t>
+            </w:r>
+            <w:r>
+              <w:rPr>
+                <w:rFonts w:ascii="BRH Tamil Tab Extra" w:hAnsi="BRH Tamil Tab Extra" w:cs="Latha"/>
+                <w:b/>
+                <w:sz w:val="36"/>
+                <w:szCs w:val="28"/>
+                <w:lang w:bidi="ta-IN"/>
+              </w:rPr>
+              <w:t>†</w:t>
+            </w:r>
+            <w:r>
+              <w:rPr>
+                <w:rFonts w:ascii="Latha" w:hAnsi="Latha" w:cs="Latha"/>
+                <w:sz w:val="28"/>
+                <w:szCs w:val="28"/>
+                <w:cs/>
+                <w:lang w:bidi="ta-IN"/>
+              </w:rPr>
+              <w:t>கே</w:t>
+            </w:r>
+            <w:r>
+              <w:rPr>
+                <w:rFonts w:ascii="Latha" w:hAnsi="Latha" w:cs="Latha"/>
+                <w:b/>
+                <w:bCs/>
+                <w:position w:val="-12"/>
+                <w:sz w:val="28"/>
+                <w:szCs w:val="28"/>
+                <w:cs/>
+                <w:lang w:bidi="ta-IN"/>
+              </w:rPr>
+              <w:t>2</w:t>
+            </w:r>
+            <w:r>
+              <w:rPr>
+                <w:rFonts w:ascii="Latha" w:hAnsi="Latha" w:cs="Latha"/>
+                <w:sz w:val="28"/>
+                <w:szCs w:val="28"/>
+                <w:lang w:bidi="ta-IN"/>
+              </w:rPr>
+              <w:t xml:space="preserve"> ||</w:t>
+            </w:r>
+          </w:p>
+        </w:tc>
+        <w:tc>
+          <w:tcPr>
+            <w:tcW w:w="5386" w:type="dxa"/>
+            <w:tcBorders>
+              <w:top w:val="single" w:sz="4" w:space="0" w:color="000000"/>
+              <w:left w:val="single" w:sz="4" w:space="0" w:color="000000"/>
+              <w:bottom w:val="single" w:sz="4" w:space="0" w:color="000000"/>
+              <w:right w:val="single" w:sz="4" w:space="0" w:color="000000"/>
+            </w:tcBorders>
+          </w:tcPr>
+          <w:p>
+            <w:pPr>
+              <w:widowControl w:val="0"/>
+              <w:autoSpaceDE w:val="0"/>
+              <w:autoSpaceDN w:val="0"/>
+              <w:adjustRightInd w:val="0"/>
+              <w:spacing w:before="0" w:line="240" w:lineRule="auto"/>
+              <w:rPr>
+                <w:rFonts w:ascii="BRH Malayalam Extra" w:eastAsia="Times New Roman" w:hAnsi="BRH Malayalam Extra" w:cs="BRH Malayalam Extra"/>
+                <w:color w:val="000000"/>
+                <w:sz w:val="40"/>
+                <w:szCs w:val="40"/>
+                <w:lang w:val="en-IN" w:eastAsia="en-IN" w:bidi="ml-IN"/>
+              </w:rPr>
+            </w:pPr>
+            <w:r>
+              <w:rPr>
+                <w:rFonts w:ascii="Latha" w:hAnsi="Latha" w:cs="Latha"/>
+                <w:sz w:val="28"/>
+                <w:szCs w:val="28"/>
+                <w:cs/>
+                <w:lang w:bidi="ta-IN"/>
+              </w:rPr>
+              <w:t>உ</w:t>
+            </w:r>
+            <w:r>
+              <w:rPr>
+                <w:rFonts w:ascii="BRH Tamil Tab Extra" w:hAnsi="BRH Tamil Tab Extra" w:cs="Latha"/>
+                <w:b/>
+                <w:sz w:val="36"/>
+                <w:szCs w:val="28"/>
+                <w:lang w:bidi="ta-IN"/>
+              </w:rPr>
+              <w:t>…</w:t>
+            </w:r>
+            <w:r>
+              <w:rPr>
                 <w:rFonts w:ascii="BRH Tamil Tab Extra" w:hAnsi="BRH Tamil Tab Extra" w:cs="Latha"/>
                 <w:b/>
                 <w:sz w:val="36"/>
@@ -669,6 +1301,783 @@
                 <w:lang w:bidi="ta-IN"/>
               </w:rPr>
               <w:t>2</w:t>
+            </w:r>
+            <w:r>
+              <w:rPr>
+                <w:rFonts w:ascii="Latha" w:hAnsi="Latha" w:cs="Latha"/>
+                <w:sz w:val="28"/>
+                <w:szCs w:val="28"/>
+                <w:lang w:bidi="ta-IN"/>
+              </w:rPr>
+              <w:t xml:space="preserve"> ||</w:t>
+            </w:r>
+          </w:p>
+        </w:tc>
+      </w:tr>
+      <w:tr>
+        <w:trPr>
+          <w:trHeight w:val="962"/>
+        </w:trPr>
+        <w:tc>
+          <w:tcPr>
+            <w:tcW w:w="3999" w:type="dxa"/>
+            <w:tcBorders>
+              <w:top w:val="single" w:sz="4" w:space="0" w:color="000000"/>
+              <w:left w:val="single" w:sz="4" w:space="0" w:color="000000"/>
+              <w:bottom w:val="single" w:sz="4" w:space="0" w:color="000000"/>
+              <w:right w:val="single" w:sz="4" w:space="0" w:color="000000"/>
+            </w:tcBorders>
+          </w:tcPr>
+          <w:p>
+            <w:pPr>
+              <w:widowControl w:val="0"/>
+              <w:tabs>
+                <w:tab w:val="left" w:pos="993"/>
+              </w:tabs>
+              <w:autoSpaceDE w:val="0"/>
+              <w:autoSpaceDN w:val="0"/>
+              <w:adjustRightInd w:val="0"/>
+              <w:spacing w:before="0" w:line="252" w:lineRule="auto"/>
+              <w:ind w:right="297"/>
+              <w:rPr>
+                <w:rFonts w:cs="Arial"/>
+                <w:b/>
+                <w:sz w:val="28"/>
+                <w:szCs w:val="32"/>
+              </w:rPr>
+            </w:pPr>
+            <w:r>
+              <w:rPr>
+                <w:rFonts w:cs="Arial"/>
+                <w:b/>
+                <w:sz w:val="28"/>
+                <w:szCs w:val="32"/>
+              </w:rPr>
+              <w:t>T.S.4.1.</w:t>
+            </w:r>
+            <w:r>
+              <w:rPr>
+                <w:rFonts w:cs="Arial"/>
+                <w:b/>
+                <w:sz w:val="28"/>
+                <w:szCs w:val="32"/>
+              </w:rPr>
+              <w:t>6.2</w:t>
+            </w:r>
+            <w:r>
+              <w:rPr>
+                <w:rFonts w:cs="Arial"/>
+                <w:b/>
+                <w:sz w:val="28"/>
+                <w:szCs w:val="32"/>
+              </w:rPr>
+              <w:t xml:space="preserve"> – Kramam</w:t>
+            </w:r>
+          </w:p>
+          <w:p>
+            <w:pPr>
+              <w:widowControl w:val="0"/>
+              <w:tabs>
+                <w:tab w:val="left" w:pos="993"/>
+              </w:tabs>
+              <w:autoSpaceDE w:val="0"/>
+              <w:autoSpaceDN w:val="0"/>
+              <w:adjustRightInd w:val="0"/>
+              <w:spacing w:before="0" w:line="252" w:lineRule="auto"/>
+              <w:ind w:right="297"/>
+              <w:rPr>
+                <w:rFonts w:cs="Arial"/>
+                <w:b/>
+                <w:sz w:val="28"/>
+                <w:szCs w:val="32"/>
+                <w:lang w:val="en-IN"/>
+              </w:rPr>
+            </w:pPr>
+            <w:r>
+              <w:rPr>
+                <w:rFonts w:cs="Arial"/>
+                <w:b/>
+                <w:sz w:val="28"/>
+                <w:szCs w:val="32"/>
+                <w:lang w:val="en-IN"/>
+              </w:rPr>
+              <w:t xml:space="preserve">Krama Vaakyam No. </w:t>
+            </w:r>
+            <w:r>
+              <w:rPr>
+                <w:rFonts w:cs="Arial"/>
+                <w:b/>
+                <w:sz w:val="28"/>
+                <w:szCs w:val="32"/>
+                <w:lang w:val="en-IN"/>
+              </w:rPr>
+              <w:t>–</w:t>
+            </w:r>
+            <w:r>
+              <w:rPr>
+                <w:rFonts w:cs="Arial"/>
+                <w:b/>
+                <w:sz w:val="28"/>
+                <w:szCs w:val="32"/>
+                <w:lang w:val="en-IN"/>
+              </w:rPr>
+              <w:t xml:space="preserve"> </w:t>
+            </w:r>
+            <w:r>
+              <w:rPr>
+                <w:rFonts w:cs="Arial"/>
+                <w:b/>
+                <w:sz w:val="28"/>
+                <w:szCs w:val="32"/>
+                <w:lang w:val="en-IN"/>
+              </w:rPr>
+              <w:t>55 and 56</w:t>
+            </w:r>
+          </w:p>
+          <w:p>
+            <w:pPr>
+              <w:widowControl w:val="0"/>
+              <w:tabs>
+                <w:tab w:val="left" w:pos="993"/>
+              </w:tabs>
+              <w:autoSpaceDE w:val="0"/>
+              <w:autoSpaceDN w:val="0"/>
+              <w:adjustRightInd w:val="0"/>
+              <w:spacing w:before="0" w:line="252" w:lineRule="auto"/>
+              <w:ind w:right="297"/>
+              <w:rPr>
+                <w:rFonts w:cs="Arial"/>
+                <w:b/>
+                <w:sz w:val="28"/>
+                <w:szCs w:val="32"/>
+              </w:rPr>
+            </w:pPr>
+            <w:r>
+              <w:rPr>
+                <w:rFonts w:cs="Arial"/>
+                <w:b/>
+                <w:sz w:val="28"/>
+                <w:szCs w:val="32"/>
+                <w:lang w:val="it-IT"/>
+              </w:rPr>
+              <w:t>Panchaati No</w:t>
+            </w:r>
+            <w:r>
+              <w:rPr>
+                <w:rFonts w:cs="Arial"/>
+                <w:b/>
+                <w:szCs w:val="32"/>
+                <w:lang w:val="it-IT"/>
+              </w:rPr>
+              <w:t xml:space="preserve">. - </w:t>
+            </w:r>
+            <w:r>
+              <w:rPr>
+                <w:rFonts w:cs="Arial"/>
+                <w:b/>
+                <w:sz w:val="28"/>
+                <w:szCs w:val="32"/>
+                <w:lang w:val="it-IT"/>
+              </w:rPr>
+              <w:t>2</w:t>
+            </w:r>
+            <w:r>
+              <w:rPr>
+                <w:rFonts w:cs="Arial"/>
+                <w:b/>
+                <w:sz w:val="28"/>
+                <w:szCs w:val="32"/>
+                <w:lang w:val="it-IT"/>
+              </w:rPr>
+              <w:t>3</w:t>
+            </w:r>
+          </w:p>
+        </w:tc>
+        <w:tc>
+          <w:tcPr>
+            <w:tcW w:w="5103" w:type="dxa"/>
+            <w:tcBorders>
+              <w:top w:val="single" w:sz="4" w:space="0" w:color="000000"/>
+              <w:left w:val="single" w:sz="4" w:space="0" w:color="000000"/>
+              <w:bottom w:val="single" w:sz="4" w:space="0" w:color="000000"/>
+              <w:right w:val="single" w:sz="4" w:space="0" w:color="000000"/>
+            </w:tcBorders>
+          </w:tcPr>
+          <w:p>
+            <w:pPr>
+              <w:widowControl w:val="0"/>
+              <w:autoSpaceDE w:val="0"/>
+              <w:autoSpaceDN w:val="0"/>
+              <w:adjustRightInd w:val="0"/>
+              <w:spacing w:before="0" w:line="240" w:lineRule="auto"/>
+              <w:rPr>
+                <w:rFonts w:ascii="Latha" w:hAnsi="Latha" w:cs="Latha"/>
+                <w:sz w:val="28"/>
+                <w:szCs w:val="28"/>
+                <w:cs/>
+                <w:lang w:bidi="ta-IN"/>
+              </w:rPr>
+            </w:pPr>
+            <w:r>
+              <w:rPr>
+                <w:rFonts w:ascii="Latha" w:hAnsi="Latha" w:cs="Latha"/>
+                <w:sz w:val="28"/>
+                <w:szCs w:val="28"/>
+                <w:cs/>
+                <w:lang w:bidi="ta-IN"/>
+              </w:rPr>
+              <w:t>த</w:t>
+            </w:r>
+            <w:r>
+              <w:rPr>
+                <w:rFonts w:ascii="BRH Tamil Tab Extra" w:hAnsi="BRH Tamil Tab Extra" w:cs="Latha"/>
+                <w:b/>
+                <w:sz w:val="36"/>
+                <w:szCs w:val="28"/>
+                <w:lang w:bidi="ta-IN"/>
+              </w:rPr>
+              <w:t>…</w:t>
+            </w:r>
+            <w:r>
+              <w:rPr>
+                <w:rFonts w:ascii="Latha" w:hAnsi="Latha" w:cs="Latha"/>
+                <w:b/>
+                <w:bCs/>
+                <w:position w:val="-12"/>
+                <w:sz w:val="28"/>
+                <w:szCs w:val="28"/>
+                <w:cs/>
+                <w:lang w:bidi="ta-IN"/>
+              </w:rPr>
+              <w:t>3</w:t>
+            </w:r>
+            <w:r>
+              <w:rPr>
+                <w:rFonts w:ascii="Latha" w:hAnsi="Latha" w:cs="Latha"/>
+                <w:sz w:val="28"/>
+                <w:szCs w:val="28"/>
+                <w:cs/>
+                <w:lang w:bidi="ta-IN"/>
+              </w:rPr>
+              <w:t>தா</w:t>
+            </w:r>
+            <w:r>
+              <w:rPr>
+                <w:rFonts w:ascii="BRH Tamil Tab Extra" w:hAnsi="BRH Tamil Tab Extra" w:cs="Latha"/>
+                <w:b/>
+                <w:sz w:val="36"/>
+                <w:szCs w:val="28"/>
+                <w:lang w:bidi="ta-IN"/>
+              </w:rPr>
+              <w:t>…</w:t>
+            </w:r>
+            <w:r>
+              <w:rPr>
+                <w:rFonts w:ascii="Latha" w:hAnsi="Latha" w:cs="Latha"/>
+                <w:b/>
+                <w:bCs/>
+                <w:position w:val="-12"/>
+                <w:sz w:val="28"/>
+                <w:szCs w:val="28"/>
+                <w:cs/>
+                <w:lang w:bidi="ta-IN"/>
+              </w:rPr>
+              <w:t>3</w:t>
+            </w:r>
+            <w:r>
+              <w:rPr>
+                <w:rFonts w:ascii="Latha" w:hAnsi="Latha" w:cs="Latha"/>
+                <w:sz w:val="28"/>
+                <w:szCs w:val="28"/>
+                <w:cs/>
+                <w:lang w:bidi="ta-IN"/>
+              </w:rPr>
+              <w:t>ம்ய</w:t>
+            </w:r>
+            <w:r>
+              <w:rPr>
+                <w:rFonts w:ascii="Latha" w:hAnsi="Latha" w:cs="Latha"/>
+                <w:sz w:val="28"/>
+                <w:szCs w:val="28"/>
+                <w:highlight w:val="yellow"/>
+                <w:cs/>
+                <w:lang w:bidi="ta-IN"/>
+              </w:rPr>
+              <w:t>பி</w:t>
+            </w:r>
+            <w:r>
+              <w:rPr>
+                <w:rFonts w:ascii="BRH Tamil Tab Extra" w:hAnsi="BRH Tamil Tab Extra" w:cs="Latha"/>
+                <w:b/>
+                <w:sz w:val="36"/>
+                <w:szCs w:val="28"/>
+                <w:highlight w:val="yellow"/>
+                <w:lang w:bidi="ta-IN"/>
+              </w:rPr>
+              <w:t>†</w:t>
+            </w:r>
+            <w:r>
+              <w:rPr>
+                <w:rFonts w:ascii="Latha" w:hAnsi="Latha" w:cs="Latha"/>
+                <w:b/>
+                <w:bCs/>
+                <w:position w:val="-12"/>
+                <w:sz w:val="28"/>
+                <w:szCs w:val="28"/>
+                <w:highlight w:val="yellow"/>
+                <w:cs/>
+                <w:lang w:bidi="ta-IN"/>
+              </w:rPr>
+              <w:t>4</w:t>
+            </w:r>
+            <w:r>
+              <w:rPr>
+                <w:rFonts w:ascii="Latha" w:hAnsi="Latha" w:cs="Latha"/>
+                <w:sz w:val="28"/>
+                <w:szCs w:val="28"/>
+                <w:highlight w:val="yellow"/>
+                <w:cs/>
+                <w:lang w:bidi="ta-IN"/>
+              </w:rPr>
+              <w:t>த்யை</w:t>
+            </w:r>
+            <w:r>
+              <w:rPr>
+                <w:rFonts w:ascii="Latha" w:hAnsi="Latha" w:cs="Latha"/>
+                <w:sz w:val="28"/>
+                <w:szCs w:val="28"/>
+                <w:lang w:bidi="ta-IN"/>
+              </w:rPr>
+              <w:t xml:space="preserve"> | </w:t>
+            </w:r>
+            <w:r>
+              <w:rPr>
+                <w:rFonts w:ascii="Latha" w:hAnsi="Latha" w:cs="Latha"/>
+                <w:sz w:val="28"/>
+                <w:szCs w:val="28"/>
+                <w:lang w:bidi="ta-IN"/>
+              </w:rPr>
+              <w:br/>
+            </w:r>
+            <w:r>
+              <w:rPr>
+                <w:rFonts w:ascii="Latha" w:hAnsi="Latha" w:cs="Latha"/>
+                <w:sz w:val="28"/>
+                <w:szCs w:val="28"/>
+                <w:cs/>
+                <w:lang w:bidi="ta-IN"/>
+              </w:rPr>
+              <w:t>அபி</w:t>
+            </w:r>
+            <w:r>
+              <w:rPr>
+                <w:rFonts w:ascii="BRH Tamil Tab Extra" w:hAnsi="BRH Tamil Tab Extra" w:cs="Latha"/>
+                <w:b/>
+                <w:sz w:val="36"/>
+                <w:szCs w:val="28"/>
+                <w:lang w:bidi="ta-IN"/>
+              </w:rPr>
+              <w:t>†</w:t>
+            </w:r>
+            <w:r>
+              <w:rPr>
+                <w:rFonts w:ascii="Latha" w:hAnsi="Latha" w:cs="Latha"/>
+                <w:b/>
+                <w:bCs/>
+                <w:position w:val="-12"/>
+                <w:sz w:val="28"/>
+                <w:szCs w:val="28"/>
+                <w:cs/>
+                <w:lang w:bidi="ta-IN"/>
+              </w:rPr>
+              <w:t>4</w:t>
+            </w:r>
+            <w:r>
+              <w:rPr>
+                <w:rFonts w:ascii="Latha" w:hAnsi="Latha" w:cs="Latha"/>
+                <w:sz w:val="28"/>
+                <w:szCs w:val="28"/>
+                <w:highlight w:val="yellow"/>
+                <w:cs/>
+                <w:lang w:bidi="ta-IN"/>
+              </w:rPr>
+              <w:t>த்யா</w:t>
+            </w:r>
+            <w:r>
+              <w:rPr>
+                <w:rFonts w:ascii="BRH Tamil Tab Extra" w:hAnsi="BRH Tamil Tab Extra" w:cs="Latha"/>
+                <w:b/>
+                <w:sz w:val="36"/>
+                <w:szCs w:val="28"/>
+                <w:lang w:bidi="ta-IN"/>
+              </w:rPr>
+              <w:t>…</w:t>
+            </w:r>
+            <w:r>
+              <w:rPr>
+                <w:rFonts w:ascii="Latha" w:hAnsi="Latha" w:cs="Latha"/>
+                <w:sz w:val="28"/>
+                <w:szCs w:val="28"/>
+                <w:lang w:bidi="ta-IN"/>
+              </w:rPr>
+              <w:t xml:space="preserve"> </w:t>
+            </w:r>
+            <w:r>
+              <w:rPr>
+                <w:rFonts w:ascii="Latha" w:hAnsi="Latha" w:cs="Latha"/>
+                <w:sz w:val="28"/>
+                <w:szCs w:val="28"/>
+                <w:cs/>
+                <w:lang w:bidi="ta-IN"/>
+              </w:rPr>
+              <w:t>இத்யபி</w:t>
+            </w:r>
+            <w:r>
+              <w:rPr>
+                <w:rFonts w:ascii="BRH Tamil Tab Extra" w:hAnsi="BRH Tamil Tab Extra" w:cs="Latha"/>
+                <w:b/>
+                <w:sz w:val="36"/>
+                <w:szCs w:val="28"/>
+                <w:lang w:bidi="ta-IN"/>
+              </w:rPr>
+              <w:t>†</w:t>
+            </w:r>
+            <w:r>
+              <w:rPr>
+                <w:rFonts w:ascii="Latha" w:hAnsi="Latha" w:cs="Latha"/>
+                <w:b/>
+                <w:bCs/>
+                <w:position w:val="-12"/>
+                <w:sz w:val="28"/>
+                <w:szCs w:val="28"/>
+                <w:highlight w:val="yellow"/>
+                <w:cs/>
+                <w:lang w:bidi="ta-IN"/>
+              </w:rPr>
+              <w:t>4</w:t>
+            </w:r>
+            <w:r>
+              <w:rPr>
+                <w:rFonts w:ascii="Latha" w:hAnsi="Latha" w:cs="Latha"/>
+                <w:sz w:val="28"/>
+                <w:szCs w:val="28"/>
+                <w:highlight w:val="yellow"/>
+                <w:cs/>
+                <w:lang w:bidi="ta-IN"/>
+              </w:rPr>
+              <w:t>த்யை</w:t>
+            </w:r>
+            <w:r>
+              <w:rPr>
+                <w:rFonts w:ascii="Latha" w:hAnsi="Latha" w:cs="Latha"/>
+                <w:sz w:val="28"/>
+                <w:szCs w:val="28"/>
+                <w:lang w:bidi="ta-IN"/>
+              </w:rPr>
+              <w:t xml:space="preserve"> ||</w:t>
+            </w:r>
+          </w:p>
+        </w:tc>
+        <w:tc>
+          <w:tcPr>
+            <w:tcW w:w="5386" w:type="dxa"/>
+            <w:tcBorders>
+              <w:top w:val="single" w:sz="4" w:space="0" w:color="000000"/>
+              <w:left w:val="single" w:sz="4" w:space="0" w:color="000000"/>
+              <w:bottom w:val="single" w:sz="4" w:space="0" w:color="000000"/>
+              <w:right w:val="single" w:sz="4" w:space="0" w:color="000000"/>
+            </w:tcBorders>
+          </w:tcPr>
+          <w:p>
+            <w:pPr>
+              <w:widowControl w:val="0"/>
+              <w:autoSpaceDE w:val="0"/>
+              <w:autoSpaceDN w:val="0"/>
+              <w:adjustRightInd w:val="0"/>
+              <w:spacing w:before="0" w:line="240" w:lineRule="auto"/>
+              <w:rPr>
+                <w:rFonts w:ascii="Latha" w:hAnsi="Latha" w:cs="Latha"/>
+                <w:sz w:val="28"/>
+                <w:szCs w:val="28"/>
+                <w:cs/>
+                <w:lang w:bidi="ta-IN"/>
+              </w:rPr>
+            </w:pPr>
+            <w:r>
+              <w:rPr>
+                <w:rFonts w:ascii="Latha" w:hAnsi="Latha" w:cs="Latha"/>
+                <w:sz w:val="28"/>
+                <w:szCs w:val="28"/>
+                <w:cs/>
+                <w:lang w:bidi="ta-IN"/>
+              </w:rPr>
+              <w:t>த</w:t>
+            </w:r>
+            <w:r>
+              <w:rPr>
+                <w:rFonts w:ascii="BRH Tamil Tab Extra" w:hAnsi="BRH Tamil Tab Extra" w:cs="Latha"/>
+                <w:b/>
+                <w:sz w:val="36"/>
+                <w:szCs w:val="28"/>
+                <w:lang w:bidi="ta-IN"/>
+              </w:rPr>
+              <w:t>…</w:t>
+            </w:r>
+            <w:r>
+              <w:rPr>
+                <w:rFonts w:ascii="Latha" w:hAnsi="Latha" w:cs="Latha"/>
+                <w:b/>
+                <w:bCs/>
+                <w:position w:val="-12"/>
+                <w:sz w:val="28"/>
+                <w:szCs w:val="28"/>
+                <w:cs/>
+                <w:lang w:bidi="ta-IN"/>
+              </w:rPr>
+              <w:t>3</w:t>
+            </w:r>
+            <w:r>
+              <w:rPr>
+                <w:rFonts w:ascii="Latha" w:hAnsi="Latha" w:cs="Latha"/>
+                <w:sz w:val="28"/>
+                <w:szCs w:val="28"/>
+                <w:cs/>
+                <w:lang w:bidi="ta-IN"/>
+              </w:rPr>
+              <w:t>தா</w:t>
+            </w:r>
+            <w:r>
+              <w:rPr>
+                <w:rFonts w:ascii="BRH Tamil Tab Extra" w:hAnsi="BRH Tamil Tab Extra" w:cs="Latha"/>
+                <w:b/>
+                <w:sz w:val="36"/>
+                <w:szCs w:val="28"/>
+                <w:lang w:bidi="ta-IN"/>
+              </w:rPr>
+              <w:t>…</w:t>
+            </w:r>
+            <w:r>
+              <w:rPr>
+                <w:rFonts w:ascii="Latha" w:hAnsi="Latha" w:cs="Latha"/>
+                <w:b/>
+                <w:bCs/>
+                <w:position w:val="-12"/>
+                <w:sz w:val="28"/>
+                <w:szCs w:val="28"/>
+                <w:cs/>
+                <w:lang w:bidi="ta-IN"/>
+              </w:rPr>
+              <w:t>3</w:t>
+            </w:r>
+            <w:r>
+              <w:rPr>
+                <w:rFonts w:ascii="Latha" w:hAnsi="Latha" w:cs="Latha"/>
+                <w:sz w:val="28"/>
+                <w:szCs w:val="28"/>
+                <w:cs/>
+                <w:lang w:bidi="ta-IN"/>
+              </w:rPr>
+              <w:t>ம்ய</w:t>
+            </w:r>
+            <w:r>
+              <w:rPr>
+                <w:rFonts w:ascii="Latha" w:hAnsi="Latha" w:cs="Latha"/>
+                <w:sz w:val="28"/>
+                <w:szCs w:val="28"/>
+                <w:cs/>
+                <w:lang w:bidi="ta-IN"/>
+              </w:rPr>
+              <w:t>பி</w:t>
+            </w:r>
+            <w:r>
+              <w:rPr>
+                <w:rFonts w:ascii="BRH Tamil Tab Extra" w:hAnsi="BRH Tamil Tab Extra" w:cs="Latha"/>
+                <w:b/>
+                <w:sz w:val="36"/>
+                <w:szCs w:val="28"/>
+                <w:lang w:bidi="ta-IN"/>
+              </w:rPr>
+              <w:t>†</w:t>
+            </w:r>
+            <w:r>
+              <w:rPr>
+                <w:rFonts w:ascii="Latha" w:hAnsi="Latha" w:cs="Latha"/>
+                <w:b/>
+                <w:bCs/>
+                <w:position w:val="-12"/>
+                <w:sz w:val="28"/>
+                <w:szCs w:val="28"/>
+                <w:highlight w:val="green"/>
+                <w:cs/>
+                <w:lang w:bidi="ta-IN"/>
+              </w:rPr>
+              <w:t>4</w:t>
+            </w:r>
+            <w:r>
+              <w:rPr>
+                <w:rFonts w:ascii="Latha" w:hAnsi="Latha" w:cs="Latha"/>
+                <w:sz w:val="28"/>
+                <w:szCs w:val="28"/>
+                <w:highlight w:val="green"/>
+                <w:cs/>
+                <w:lang w:bidi="ta-IN"/>
+              </w:rPr>
+              <w:t>த்த்யை</w:t>
+            </w:r>
+            <w:r>
+              <w:rPr>
+                <w:rFonts w:ascii="Latha" w:hAnsi="Latha" w:cs="Latha"/>
+                <w:sz w:val="28"/>
+                <w:szCs w:val="28"/>
+                <w:lang w:bidi="ta-IN"/>
+              </w:rPr>
+              <w:t xml:space="preserve"> | </w:t>
+            </w:r>
+            <w:r>
+              <w:rPr>
+                <w:rFonts w:ascii="Latha" w:hAnsi="Latha" w:cs="Latha"/>
+                <w:sz w:val="28"/>
+                <w:szCs w:val="28"/>
+                <w:lang w:bidi="ta-IN"/>
+              </w:rPr>
+              <w:br/>
+            </w:r>
+            <w:r>
+              <w:rPr>
+                <w:rFonts w:ascii="Latha" w:hAnsi="Latha" w:cs="Latha"/>
+                <w:sz w:val="28"/>
+                <w:szCs w:val="28"/>
+                <w:cs/>
+                <w:lang w:bidi="ta-IN"/>
+              </w:rPr>
+              <w:t>அபி</w:t>
+            </w:r>
+            <w:r>
+              <w:rPr>
+                <w:rFonts w:ascii="BRH Tamil Tab Extra" w:hAnsi="BRH Tamil Tab Extra" w:cs="Latha"/>
+                <w:b/>
+                <w:sz w:val="36"/>
+                <w:szCs w:val="28"/>
+                <w:lang w:bidi="ta-IN"/>
+              </w:rPr>
+              <w:t>†</w:t>
+            </w:r>
+            <w:r>
+              <w:rPr>
+                <w:rFonts w:ascii="Latha" w:hAnsi="Latha" w:cs="Latha"/>
+                <w:b/>
+                <w:bCs/>
+                <w:position w:val="-12"/>
+                <w:sz w:val="28"/>
+                <w:szCs w:val="28"/>
+                <w:cs/>
+                <w:lang w:bidi="ta-IN"/>
+              </w:rPr>
+              <w:t>4</w:t>
+            </w:r>
+            <w:r>
+              <w:rPr>
+                <w:rFonts w:ascii="Latha" w:hAnsi="Latha" w:cs="Latha"/>
+                <w:sz w:val="28"/>
+                <w:szCs w:val="28"/>
+                <w:highlight w:val="green"/>
+                <w:cs/>
+                <w:lang w:bidi="ta-IN"/>
+              </w:rPr>
+              <w:t>த்</w:t>
+            </w:r>
+            <w:r>
+              <w:rPr>
+                <w:rFonts w:ascii="Latha" w:hAnsi="Latha" w:cs="Latha"/>
+                <w:sz w:val="28"/>
+                <w:szCs w:val="28"/>
+                <w:cs/>
+                <w:lang w:bidi="ta-IN"/>
+              </w:rPr>
+              <w:t>த்யா</w:t>
+            </w:r>
+            <w:r>
+              <w:rPr>
+                <w:rFonts w:ascii="BRH Tamil Tab Extra" w:hAnsi="BRH Tamil Tab Extra" w:cs="Latha"/>
+                <w:b/>
+                <w:sz w:val="36"/>
+                <w:szCs w:val="28"/>
+                <w:lang w:bidi="ta-IN"/>
+              </w:rPr>
+              <w:t>…</w:t>
+            </w:r>
+            <w:r>
+              <w:rPr>
+                <w:rFonts w:ascii="Latha" w:hAnsi="Latha" w:cs="Latha"/>
+                <w:sz w:val="28"/>
+                <w:szCs w:val="28"/>
+                <w:lang w:bidi="ta-IN"/>
+              </w:rPr>
+              <w:t xml:space="preserve"> </w:t>
+            </w:r>
+            <w:r>
+              <w:rPr>
+                <w:rFonts w:ascii="Latha" w:hAnsi="Latha" w:cs="Latha"/>
+                <w:sz w:val="28"/>
+                <w:szCs w:val="28"/>
+                <w:cs/>
+                <w:lang w:bidi="ta-IN"/>
+              </w:rPr>
+              <w:t>இத்யபி</w:t>
+            </w:r>
+            <w:r>
+              <w:rPr>
+                <w:rFonts w:ascii="BRH Tamil Tab Extra" w:hAnsi="BRH Tamil Tab Extra" w:cs="Latha"/>
+                <w:b/>
+                <w:sz w:val="36"/>
+                <w:szCs w:val="28"/>
+                <w:lang w:bidi="ta-IN"/>
+              </w:rPr>
+              <w:t>†</w:t>
+            </w:r>
+            <w:r>
+              <w:rPr>
+                <w:rFonts w:ascii="Latha" w:hAnsi="Latha" w:cs="Latha"/>
+                <w:b/>
+                <w:bCs/>
+                <w:position w:val="-12"/>
+                <w:sz w:val="28"/>
+                <w:szCs w:val="28"/>
+                <w:cs/>
+                <w:lang w:bidi="ta-IN"/>
+              </w:rPr>
+              <w:t>4</w:t>
+            </w:r>
+            <w:r>
+              <w:rPr>
+                <w:rFonts w:ascii="Latha" w:hAnsi="Latha" w:cs="Latha"/>
+                <w:sz w:val="28"/>
+                <w:szCs w:val="28"/>
+                <w:cs/>
+                <w:lang w:bidi="ta-IN"/>
+              </w:rPr>
+              <w:t>த்</w:t>
+            </w:r>
+            <w:r>
+              <w:rPr>
+                <w:rFonts w:ascii="Latha" w:hAnsi="Latha" w:cs="Latha"/>
+                <w:sz w:val="28"/>
+                <w:szCs w:val="28"/>
+                <w:highlight w:val="green"/>
+                <w:cs/>
+                <w:lang w:bidi="ta-IN"/>
+              </w:rPr>
+              <w:t>த்</w:t>
+            </w:r>
+            <w:r>
+              <w:rPr>
+                <w:rFonts w:ascii="Latha" w:hAnsi="Latha" w:cs="Latha"/>
+                <w:sz w:val="28"/>
+                <w:szCs w:val="28"/>
+                <w:cs/>
+                <w:lang w:bidi="ta-IN"/>
+              </w:rPr>
+              <w:t>யை</w:t>
             </w:r>
             <w:r>
               <w:rPr>
@@ -1400,6 +2809,131 @@
                 <w:szCs w:val="32"/>
               </w:rPr>
             </w:pPr>
+            <w:r>
+              <w:rPr>
+                <w:rFonts w:cs="Arial"/>
+                <w:b/>
+                <w:sz w:val="28"/>
+                <w:szCs w:val="32"/>
+              </w:rPr>
+              <w:t>T.S.4.1.</w:t>
+            </w:r>
+            <w:r>
+              <w:rPr>
+                <w:rFonts w:cs="Arial"/>
+                <w:b/>
+                <w:sz w:val="28"/>
+                <w:szCs w:val="32"/>
+              </w:rPr>
+              <w:t>10.2</w:t>
+            </w:r>
+            <w:r>
+              <w:rPr>
+                <w:rFonts w:cs="Arial"/>
+                <w:b/>
+                <w:sz w:val="28"/>
+                <w:szCs w:val="32"/>
+              </w:rPr>
+              <w:t xml:space="preserve"> – Kramam</w:t>
+            </w:r>
+          </w:p>
+          <w:p>
+            <w:pPr>
+              <w:widowControl w:val="0"/>
+              <w:tabs>
+                <w:tab w:val="left" w:pos="993"/>
+              </w:tabs>
+              <w:autoSpaceDE w:val="0"/>
+              <w:autoSpaceDN w:val="0"/>
+              <w:adjustRightInd w:val="0"/>
+              <w:spacing w:before="0" w:line="252" w:lineRule="auto"/>
+              <w:ind w:right="297"/>
+              <w:rPr>
+                <w:rFonts w:cs="Arial"/>
+                <w:b/>
+                <w:sz w:val="28"/>
+                <w:szCs w:val="32"/>
+                <w:lang w:val="en-IN"/>
+              </w:rPr>
+            </w:pPr>
+            <w:r>
+              <w:rPr>
+                <w:rFonts w:cs="Arial"/>
+                <w:b/>
+                <w:sz w:val="28"/>
+                <w:szCs w:val="32"/>
+                <w:lang w:val="en-IN"/>
+              </w:rPr>
+              <w:t xml:space="preserve">Krama Vaakyam No. - </w:t>
+            </w:r>
+            <w:r>
+              <w:rPr>
+                <w:rFonts w:cs="Arial"/>
+                <w:b/>
+                <w:sz w:val="28"/>
+                <w:szCs w:val="32"/>
+                <w:lang w:val="en-IN"/>
+              </w:rPr>
+              <w:t>49</w:t>
+            </w:r>
+          </w:p>
+          <w:p>
+            <w:pPr>
+              <w:widowControl w:val="0"/>
+              <w:tabs>
+                <w:tab w:val="left" w:pos="993"/>
+              </w:tabs>
+              <w:autoSpaceDE w:val="0"/>
+              <w:autoSpaceDN w:val="0"/>
+              <w:adjustRightInd w:val="0"/>
+              <w:spacing w:before="0" w:line="252" w:lineRule="auto"/>
+              <w:ind w:right="297"/>
+              <w:rPr>
+                <w:rFonts w:cs="Arial"/>
+                <w:b/>
+                <w:sz w:val="28"/>
+                <w:szCs w:val="32"/>
+              </w:rPr>
+            </w:pPr>
+            <w:r>
+              <w:rPr>
+                <w:rFonts w:cs="Arial"/>
+                <w:b/>
+                <w:sz w:val="28"/>
+                <w:szCs w:val="32"/>
+                <w:lang w:val="it-IT"/>
+              </w:rPr>
+              <w:t>Panchaati No</w:t>
+            </w:r>
+            <w:r>
+              <w:rPr>
+                <w:rFonts w:cs="Arial"/>
+                <w:b/>
+                <w:szCs w:val="32"/>
+                <w:lang w:val="it-IT"/>
+              </w:rPr>
+              <w:t xml:space="preserve">. - </w:t>
+            </w:r>
+            <w:r>
+              <w:rPr>
+                <w:rFonts w:cs="Arial"/>
+                <w:b/>
+                <w:sz w:val="28"/>
+                <w:szCs w:val="32"/>
+                <w:lang w:val="it-IT"/>
+              </w:rPr>
+              <w:t>3</w:t>
+            </w:r>
+            <w:r>
+              <w:rPr>
+                <w:rFonts w:cs="Arial"/>
+                <w:b/>
+                <w:sz w:val="28"/>
+                <w:szCs w:val="32"/>
+                <w:lang w:val="it-IT"/>
+              </w:rPr>
+              <w:t>9</w:t>
+            </w:r>
           </w:p>
         </w:tc>
         <w:tc>
@@ -1427,6 +2961,255 @@
                 <w:lang w:bidi="ta-IN"/>
               </w:rPr>
             </w:pPr>
+            <w:r>
+              <w:rPr>
+                <w:rFonts w:ascii="Latha" w:hAnsi="Latha" w:cs="Latha"/>
+                <w:sz w:val="28"/>
+                <w:szCs w:val="28"/>
+                <w:cs/>
+                <w:lang w:bidi="ta-IN"/>
+              </w:rPr>
+              <w:t>த்வம்</w:t>
+            </w:r>
+            <w:r>
+              <w:rPr>
+                <w:rFonts w:ascii="Latha" w:hAnsi="Latha" w:cs="Latha"/>
+                <w:sz w:val="28"/>
+                <w:szCs w:val="28"/>
+                <w:lang w:bidi="ta-IN"/>
+              </w:rPr>
+              <w:t xml:space="preserve"> </w:t>
+            </w:r>
+            <w:r>
+              <w:rPr>
+                <w:rFonts w:ascii="Latha" w:hAnsi="Latha" w:cs="Latha"/>
+                <w:sz w:val="28"/>
+                <w:szCs w:val="28"/>
+                <w:cs/>
+                <w:lang w:bidi="ta-IN"/>
+              </w:rPr>
+              <w:t>கா</w:t>
+            </w:r>
+            <w:r>
+              <w:rPr>
+                <w:rFonts w:ascii="BRH Tamil Tab Extra" w:hAnsi="BRH Tamil Tab Extra" w:cs="Latha"/>
+                <w:b/>
+                <w:sz w:val="36"/>
+                <w:szCs w:val="28"/>
+                <w:lang w:bidi="ta-IN"/>
+              </w:rPr>
+              <w:t>†</w:t>
+            </w:r>
+            <w:r>
+              <w:rPr>
+                <w:rFonts w:ascii="Latha" w:hAnsi="Latha" w:cs="Latha"/>
+                <w:b/>
+                <w:bCs/>
+                <w:position w:val="-12"/>
+                <w:sz w:val="28"/>
+                <w:szCs w:val="28"/>
+                <w:cs/>
+                <w:lang w:bidi="ta-IN"/>
+              </w:rPr>
+              <w:t>2</w:t>
+            </w:r>
+            <w:r>
+              <w:rPr>
+                <w:rFonts w:ascii="Latha" w:hAnsi="Latha" w:cs="Latha"/>
+                <w:sz w:val="28"/>
+                <w:szCs w:val="28"/>
+                <w:cs/>
+                <w:lang w:bidi="ta-IN"/>
+              </w:rPr>
+              <w:t>த</w:t>
+            </w:r>
+            <w:r>
+              <w:rPr>
+                <w:rFonts w:ascii="Latha" w:hAnsi="Latha" w:cs="Latha"/>
+                <w:b/>
+                <w:bCs/>
+                <w:position w:val="-12"/>
+                <w:sz w:val="28"/>
+                <w:szCs w:val="28"/>
+                <w:cs/>
+                <w:lang w:bidi="ta-IN"/>
+              </w:rPr>
+              <w:t>3</w:t>
+            </w:r>
+            <w:r>
+              <w:rPr>
+                <w:rFonts w:ascii="Latha" w:hAnsi="Latha" w:cs="Latha"/>
+                <w:sz w:val="28"/>
+                <w:szCs w:val="28"/>
+                <w:lang w:bidi="ta-IN"/>
+              </w:rPr>
+              <w:t xml:space="preserve"> | </w:t>
+            </w:r>
+            <w:r>
+              <w:rPr>
+                <w:rFonts w:ascii="Latha" w:hAnsi="Latha" w:cs="Latha"/>
+                <w:sz w:val="28"/>
+                <w:szCs w:val="28"/>
+                <w:lang w:bidi="ta-IN"/>
+              </w:rPr>
+              <w:br/>
+            </w:r>
+            <w:r>
+              <w:rPr>
+                <w:rFonts w:ascii="Latha" w:hAnsi="Latha" w:cs="Latha"/>
+                <w:sz w:val="28"/>
+                <w:szCs w:val="28"/>
+                <w:cs/>
+                <w:lang w:bidi="ta-IN"/>
+              </w:rPr>
+              <w:t>கா</w:t>
+            </w:r>
+            <w:r>
+              <w:rPr>
+                <w:rFonts w:ascii="BRH Tamil Tab Extra" w:hAnsi="BRH Tamil Tab Extra" w:cs="Latha"/>
+                <w:b/>
+                <w:sz w:val="36"/>
+                <w:szCs w:val="28"/>
+                <w:highlight w:val="yellow"/>
+                <w:lang w:bidi="ta-IN"/>
+              </w:rPr>
+              <w:t>…</w:t>
+            </w:r>
+            <w:r>
+              <w:rPr>
+                <w:rFonts w:ascii="Latha" w:hAnsi="Latha" w:cs="Latha"/>
+                <w:color w:val="EE0000"/>
+                <w:sz w:val="28"/>
+                <w:szCs w:val="28"/>
+                <w:highlight w:val="yellow"/>
+                <w:cs/>
+                <w:lang w:bidi="ta-IN"/>
+              </w:rPr>
+              <w:t>த்</w:t>
+            </w:r>
+            <w:r>
+              <w:rPr>
+                <w:rFonts w:ascii="Latha" w:hAnsi="Latha" w:cs="Latha"/>
+                <w:b/>
+                <w:bCs/>
+                <w:color w:val="EE0000"/>
+                <w:position w:val="-12"/>
+                <w:sz w:val="28"/>
+                <w:szCs w:val="28"/>
+                <w:highlight w:val="yellow"/>
+                <w:cs/>
+                <w:lang w:bidi="ta-IN"/>
+              </w:rPr>
+              <w:t>2</w:t>
+            </w:r>
+            <w:r>
+              <w:rPr>
+                <w:rFonts w:ascii="Latha" w:hAnsi="Latha" w:cs="Latha"/>
+                <w:color w:val="EE0000"/>
+                <w:sz w:val="28"/>
+                <w:szCs w:val="28"/>
+                <w:highlight w:val="yellow"/>
+                <w:cs/>
+                <w:lang w:bidi="ta-IN"/>
+              </w:rPr>
+              <w:t>அ</w:t>
+            </w:r>
+            <w:r>
+              <w:rPr>
+                <w:rFonts w:ascii="BRH Tamil Tab Extra" w:hAnsi="BRH Tamil Tab Extra" w:cs="Latha"/>
+                <w:b/>
+                <w:color w:val="EE0000"/>
+                <w:sz w:val="36"/>
+                <w:szCs w:val="28"/>
+                <w:highlight w:val="yellow"/>
+                <w:lang w:bidi="ta-IN"/>
+              </w:rPr>
+              <w:t>…</w:t>
+            </w:r>
+            <w:r>
+              <w:rPr>
+                <w:rFonts w:ascii="Latha" w:hAnsi="Latha" w:cs="Latha"/>
+                <w:sz w:val="28"/>
+                <w:szCs w:val="28"/>
+                <w:lang w:bidi="ta-IN"/>
+              </w:rPr>
+              <w:t xml:space="preserve"> </w:t>
+            </w:r>
+            <w:r>
+              <w:rPr>
+                <w:rFonts w:ascii="Latha" w:hAnsi="Latha" w:cs="Latha"/>
+                <w:sz w:val="28"/>
+                <w:szCs w:val="28"/>
+                <w:cs/>
+                <w:lang w:bidi="ta-IN"/>
+              </w:rPr>
+              <w:t>ஸுகா</w:t>
+            </w:r>
+            <w:r>
+              <w:rPr>
+                <w:rFonts w:ascii="BRH Tamil Tab Extra" w:hAnsi="BRH Tamil Tab Extra" w:cs="Latha"/>
+                <w:b/>
+                <w:sz w:val="36"/>
+                <w:szCs w:val="28"/>
+                <w:lang w:bidi="ta-IN"/>
+              </w:rPr>
+              <w:t>†</w:t>
+            </w:r>
+            <w:r>
+              <w:rPr>
+                <w:rFonts w:ascii="Latha" w:hAnsi="Latha" w:cs="Latha"/>
+                <w:b/>
+                <w:bCs/>
+                <w:position w:val="-12"/>
+                <w:sz w:val="28"/>
+                <w:szCs w:val="28"/>
+                <w:cs/>
+                <w:lang w:bidi="ta-IN"/>
+              </w:rPr>
+              <w:t>2</w:t>
+            </w:r>
+            <w:r>
+              <w:rPr>
+                <w:rFonts w:ascii="Latha" w:hAnsi="Latha" w:cs="Latha"/>
+                <w:sz w:val="28"/>
+                <w:szCs w:val="28"/>
+                <w:cs/>
+                <w:lang w:bidi="ta-IN"/>
+              </w:rPr>
+              <w:t>தி</w:t>
+            </w:r>
+            <w:r>
+              <w:rPr>
+                <w:rFonts w:ascii="Latha" w:hAnsi="Latha" w:cs="Latha"/>
+                <w:b/>
+                <w:bCs/>
+                <w:position w:val="-12"/>
+                <w:sz w:val="28"/>
+                <w:szCs w:val="28"/>
+                <w:cs/>
+                <w:lang w:bidi="ta-IN"/>
+              </w:rPr>
+              <w:t>3</w:t>
+            </w:r>
+            <w:r>
+              <w:rPr>
+                <w:rFonts w:ascii="Latha" w:hAnsi="Latha" w:cs="Latha"/>
+                <w:sz w:val="28"/>
+                <w:szCs w:val="28"/>
+                <w:cs/>
+                <w:lang w:bidi="ta-IN"/>
+              </w:rPr>
+              <w:t>தான்</w:t>
+            </w:r>
+            <w:r>
+              <w:rPr>
+                <w:rFonts w:ascii="Latha" w:hAnsi="Latha" w:cs="Latha"/>
+                <w:sz w:val="28"/>
+                <w:szCs w:val="28"/>
+                <w:lang w:bidi="ta-IN"/>
+              </w:rPr>
+              <w:t xml:space="preserve"> |</w:t>
+            </w:r>
           </w:p>
         </w:tc>
         <w:tc>
@@ -1454,70 +3237,264 @@
                 <w:lang w:bidi="ta-IN"/>
               </w:rPr>
             </w:pPr>
+            <w:r>
+              <w:rPr>
+                <w:rFonts w:ascii="Latha" w:hAnsi="Latha" w:cs="Latha"/>
+                <w:sz w:val="28"/>
+                <w:szCs w:val="28"/>
+                <w:cs/>
+                <w:lang w:bidi="ta-IN"/>
+              </w:rPr>
+              <w:t>த்வம்</w:t>
+            </w:r>
+            <w:r>
+              <w:rPr>
+                <w:rFonts w:ascii="Latha" w:hAnsi="Latha" w:cs="Latha"/>
+                <w:sz w:val="28"/>
+                <w:szCs w:val="28"/>
+                <w:lang w:bidi="ta-IN"/>
+              </w:rPr>
+              <w:t xml:space="preserve"> </w:t>
+            </w:r>
+            <w:r>
+              <w:rPr>
+                <w:rFonts w:ascii="Latha" w:hAnsi="Latha" w:cs="Latha"/>
+                <w:sz w:val="28"/>
+                <w:szCs w:val="28"/>
+                <w:cs/>
+                <w:lang w:bidi="ta-IN"/>
+              </w:rPr>
+              <w:t>கா</w:t>
+            </w:r>
+            <w:r>
+              <w:rPr>
+                <w:rFonts w:ascii="BRH Tamil Tab Extra" w:hAnsi="BRH Tamil Tab Extra" w:cs="Latha"/>
+                <w:b/>
+                <w:sz w:val="36"/>
+                <w:szCs w:val="28"/>
+                <w:lang w:bidi="ta-IN"/>
+              </w:rPr>
+              <w:t>†</w:t>
+            </w:r>
+            <w:r>
+              <w:rPr>
+                <w:rFonts w:ascii="Latha" w:hAnsi="Latha" w:cs="Latha"/>
+                <w:b/>
+                <w:bCs/>
+                <w:position w:val="-12"/>
+                <w:sz w:val="28"/>
+                <w:szCs w:val="28"/>
+                <w:cs/>
+                <w:lang w:bidi="ta-IN"/>
+              </w:rPr>
+              <w:t>2</w:t>
+            </w:r>
+            <w:r>
+              <w:rPr>
+                <w:rFonts w:ascii="Latha" w:hAnsi="Latha" w:cs="Latha"/>
+                <w:sz w:val="28"/>
+                <w:szCs w:val="28"/>
+                <w:cs/>
+                <w:lang w:bidi="ta-IN"/>
+              </w:rPr>
+              <w:t>த</w:t>
+            </w:r>
+            <w:r>
+              <w:rPr>
+                <w:rFonts w:ascii="Latha" w:hAnsi="Latha" w:cs="Latha"/>
+                <w:b/>
+                <w:bCs/>
+                <w:position w:val="-12"/>
+                <w:sz w:val="28"/>
+                <w:szCs w:val="28"/>
+                <w:cs/>
+                <w:lang w:bidi="ta-IN"/>
+              </w:rPr>
+              <w:t>3</w:t>
+            </w:r>
+            <w:r>
+              <w:rPr>
+                <w:rFonts w:ascii="Latha" w:hAnsi="Latha" w:cs="Latha"/>
+                <w:sz w:val="28"/>
+                <w:szCs w:val="28"/>
+                <w:lang w:bidi="ta-IN"/>
+              </w:rPr>
+              <w:t xml:space="preserve"> | </w:t>
+            </w:r>
+            <w:r>
+              <w:rPr>
+                <w:rFonts w:ascii="Latha" w:hAnsi="Latha" w:cs="Latha"/>
+                <w:sz w:val="28"/>
+                <w:szCs w:val="28"/>
+                <w:lang w:bidi="ta-IN"/>
+              </w:rPr>
+              <w:br/>
+            </w:r>
+            <w:r>
+              <w:rPr>
+                <w:rFonts w:ascii="Latha" w:hAnsi="Latha" w:cs="Latha"/>
+                <w:sz w:val="28"/>
+                <w:szCs w:val="28"/>
+                <w:highlight w:val="green"/>
+                <w:cs/>
+                <w:lang w:bidi="ta-IN"/>
+              </w:rPr>
+              <w:t>கா</w:t>
+            </w:r>
+            <w:r>
+              <w:rPr>
+                <w:rFonts w:ascii="BRH Tamil Tab Extra" w:hAnsi="BRH Tamil Tab Extra" w:cs="Latha"/>
+                <w:b/>
+                <w:bCs/>
+                <w:sz w:val="28"/>
+                <w:szCs w:val="28"/>
+                <w:highlight w:val="green"/>
+                <w:lang w:bidi="ta-IN"/>
+              </w:rPr>
+              <w:t>…</w:t>
+            </w:r>
+            <w:r>
+              <w:rPr>
+                <w:rFonts w:ascii="Latha" w:hAnsi="Latha" w:cs="Latha"/>
+                <w:b/>
+                <w:bCs/>
+                <w:position w:val="-12"/>
+                <w:sz w:val="28"/>
+                <w:szCs w:val="28"/>
+                <w:highlight w:val="green"/>
+                <w:cs/>
+                <w:lang w:bidi="ta-IN"/>
+              </w:rPr>
+              <w:t>2</w:t>
+            </w:r>
+            <w:r>
+              <w:rPr>
+                <w:rFonts w:ascii="Latha" w:hAnsi="Latha" w:cs="Latha"/>
+                <w:sz w:val="28"/>
+                <w:szCs w:val="28"/>
+                <w:highlight w:val="green"/>
+                <w:cs/>
+                <w:lang w:bidi="ta-IN"/>
+              </w:rPr>
+              <w:t>த</w:t>
+            </w:r>
+            <w:r>
+              <w:rPr>
+                <w:rFonts w:ascii="BRH Tamil Tab Extra" w:hAnsi="BRH Tamil Tab Extra" w:cs="Latha"/>
+                <w:b/>
+                <w:bCs/>
+                <w:sz w:val="28"/>
+                <w:szCs w:val="28"/>
+                <w:highlight w:val="green"/>
+                <w:lang w:bidi="ta-IN"/>
+              </w:rPr>
+              <w:t>…</w:t>
+            </w:r>
+            <w:r>
+              <w:rPr>
+                <w:rFonts w:ascii="Latha" w:hAnsi="Latha" w:cs="Latha"/>
+                <w:b/>
+                <w:bCs/>
+                <w:position w:val="-12"/>
+                <w:sz w:val="28"/>
+                <w:szCs w:val="28"/>
+                <w:highlight w:val="green"/>
+                <w:cs/>
+                <w:lang w:bidi="ta-IN"/>
+              </w:rPr>
+              <w:t>3</w:t>
+            </w:r>
+            <w:r>
+              <w:rPr>
+                <w:rFonts w:ascii="Latha" w:hAnsi="Latha" w:cs="Latha"/>
+                <w:b/>
+                <w:bCs/>
+                <w:position w:val="-12"/>
+                <w:sz w:val="28"/>
+                <w:szCs w:val="28"/>
+                <w:lang w:bidi="ta-IN"/>
+              </w:rPr>
+              <w:t xml:space="preserve"> </w:t>
+            </w:r>
+            <w:r>
+              <w:rPr>
+                <w:rFonts w:ascii="Latha" w:hAnsi="Latha" w:cs="Latha"/>
+                <w:sz w:val="28"/>
+                <w:szCs w:val="28"/>
+                <w:cs/>
+                <w:lang w:bidi="ta-IN"/>
+              </w:rPr>
+              <w:t>ஸுகா</w:t>
+            </w:r>
+            <w:r>
+              <w:rPr>
+                <w:rFonts w:ascii="BRH Tamil Tab Extra" w:hAnsi="BRH Tamil Tab Extra" w:cs="Latha"/>
+                <w:b/>
+                <w:sz w:val="36"/>
+                <w:szCs w:val="28"/>
+                <w:lang w:bidi="ta-IN"/>
+              </w:rPr>
+              <w:t>†</w:t>
+            </w:r>
+            <w:r>
+              <w:rPr>
+                <w:rFonts w:ascii="Latha" w:hAnsi="Latha" w:cs="Latha"/>
+                <w:b/>
+                <w:bCs/>
+                <w:position w:val="-12"/>
+                <w:sz w:val="28"/>
+                <w:szCs w:val="28"/>
+                <w:cs/>
+                <w:lang w:bidi="ta-IN"/>
+              </w:rPr>
+              <w:t>2</w:t>
+            </w:r>
+            <w:r>
+              <w:rPr>
+                <w:rFonts w:ascii="Latha" w:hAnsi="Latha" w:cs="Latha"/>
+                <w:sz w:val="28"/>
+                <w:szCs w:val="28"/>
+                <w:cs/>
+                <w:lang w:bidi="ta-IN"/>
+              </w:rPr>
+              <w:t>தி</w:t>
+            </w:r>
+            <w:r>
+              <w:rPr>
+                <w:rFonts w:ascii="Latha" w:hAnsi="Latha" w:cs="Latha"/>
+                <w:b/>
+                <w:bCs/>
+                <w:position w:val="-12"/>
+                <w:sz w:val="28"/>
+                <w:szCs w:val="28"/>
+                <w:cs/>
+                <w:lang w:bidi="ta-IN"/>
+              </w:rPr>
+              <w:t>3</w:t>
+            </w:r>
+            <w:r>
+              <w:rPr>
+                <w:rFonts w:ascii="Latha" w:hAnsi="Latha" w:cs="Latha"/>
+                <w:sz w:val="28"/>
+                <w:szCs w:val="28"/>
+                <w:cs/>
+                <w:lang w:bidi="ta-IN"/>
+              </w:rPr>
+              <w:t>தான்</w:t>
+            </w:r>
+            <w:r>
+              <w:rPr>
+                <w:rFonts w:ascii="Latha" w:hAnsi="Latha" w:cs="Latha"/>
+                <w:sz w:val="28"/>
+                <w:szCs w:val="28"/>
+                <w:lang w:bidi="ta-IN"/>
+              </w:rPr>
+              <w:t xml:space="preserve"> |</w:t>
+            </w:r>
           </w:p>
         </w:tc>
       </w:tr>
     </w:tbl>
-    <w:p>
-      <w:pPr>
-        <w:jc w:val="center"/>
-        <w:rPr>
-          <w:b/>
-          <w:bCs/>
-          <w:sz w:val="32"/>
-          <w:szCs w:val="32"/>
-          <w:u w:val="single"/>
-        </w:rPr>
-      </w:pPr>
-    </w:p>
-    <w:p>
-      <w:pPr>
-        <w:jc w:val="center"/>
-        <w:rPr>
-          <w:b/>
-          <w:bCs/>
-          <w:sz w:val="32"/>
-          <w:szCs w:val="32"/>
-          <w:u w:val="single"/>
-        </w:rPr>
-      </w:pPr>
-    </w:p>
-    <w:p>
-      <w:pPr>
-        <w:jc w:val="center"/>
-        <w:rPr>
-          <w:b/>
-          <w:bCs/>
-          <w:sz w:val="32"/>
-          <w:szCs w:val="32"/>
-          <w:u w:val="single"/>
-        </w:rPr>
-      </w:pPr>
-    </w:p>
-    <w:p>
-      <w:pPr>
-        <w:jc w:val="center"/>
-        <w:rPr>
-          <w:b/>
-          <w:bCs/>
-          <w:sz w:val="32"/>
-          <w:szCs w:val="32"/>
-          <w:u w:val="single"/>
-        </w:rPr>
-      </w:pPr>
-    </w:p>
-    <w:p>
-      <w:pPr>
-        <w:jc w:val="center"/>
-        <w:rPr>
-          <w:b/>
-          <w:bCs/>
-          <w:sz w:val="32"/>
-          <w:szCs w:val="32"/>
-          <w:u w:val="single"/>
-        </w:rPr>
-      </w:pPr>
-    </w:p>
     <w:p>
       <w:pPr>
         <w:jc w:val="center"/>
@@ -5192,29 +7169,7 @@
           <w:szCs w:val="32"/>
           <w:u w:val="single"/>
         </w:rPr>
-        <w:t>31</w:t>
-      </w:r>
-      <w:proofErr w:type="gramStart"/>
-      <w:r>
-        <w:rPr>
-          <w:b/>
-          <w:bCs/>
-          <w:sz w:val="32"/>
-          <w:szCs w:val="32"/>
-          <w:u w:val="single"/>
-        </w:rPr>
-        <w:t>st  Oct</w:t>
-      </w:r>
-      <w:proofErr w:type="gramEnd"/>
-      <w:r>
-        <w:rPr>
-          <w:b/>
-          <w:bCs/>
-          <w:sz w:val="32"/>
-          <w:szCs w:val="32"/>
-          <w:u w:val="single"/>
-        </w:rPr>
-        <w:t xml:space="preserve"> 2021</w:t>
+        <w:t>31st  Oct 2021</w:t>
       </w:r>
     </w:p>
     <w:p>
@@ -11435,16 +13390,7 @@
           <w:bCs/>
           <w:sz w:val="32"/>
         </w:rPr>
-        <w:t xml:space="preserve">replaced </w:t>
-      </w:r>
-      <w:proofErr w:type="gramStart"/>
-      <w:r>
-        <w:rPr>
-          <w:b/>
-          <w:bCs/>
-          <w:sz w:val="32"/>
-        </w:rPr>
-        <w:t>with</w:t>
+        <w:t>replaced with</w:t>
       </w:r>
       <w:r>
         <w:rPr>
@@ -11466,7 +13412,6 @@
         </w:rPr>
         <w:t>"</w:t>
       </w:r>
-      <w:proofErr w:type="gramEnd"/>
       <w:r>
         <w:rPr>
           <w:rFonts w:ascii="Latha" w:hAnsi="Latha" w:cs="Latha"/>
@@ -12680,6 +14625,8 @@
       <w:headerReference w:type="default" r:id="rId8"/>
       <w:footerReference w:type="even" r:id="rId9"/>
       <w:footerReference w:type="default" r:id="rId10"/>
+      <w:headerReference w:type="first" r:id="rId11"/>
+      <w:footerReference w:type="first" r:id="rId12"/>
       <w:pgSz w:w="15840" w:h="12240" w:orient="landscape"/>
       <w:pgMar w:top="1440" w:right="1440" w:bottom="1440" w:left="1440" w:header="720" w:footer="720" w:gutter="0"/>
       <w:cols w:space="720"/>
@@ -12735,6 +14682,16 @@
         <w:szCs w:val="28"/>
         <w:lang w:val="en-IN"/>
       </w:rPr>
+      <w:t xml:space="preserve">    </w:t>
+    </w:r>
+    <w:r>
+      <w:rPr>
+        <w:b/>
+        <w:bCs/>
+        <w:sz w:val="28"/>
+        <w:szCs w:val="28"/>
+        <w:lang w:val="en-IN"/>
+      </w:rPr>
       <w:t>www.vedavms.in</w:t>
     </w:r>
     <w:r>
@@ -12745,7 +14702,7 @@
         <w:szCs w:val="28"/>
         <w:lang w:val="en-IN"/>
       </w:rPr>
-      <w:t xml:space="preserve">                                                                </w:t>
+      <w:t xml:space="preserve">                                                        </w:t>
     </w:r>
     <w:r>
       <w:rPr>
@@ -13077,6 +15034,16 @@
 </w:ftr>
 </file>
 
+<file path=word/footer3.xml><?xml version="1.0" encoding="utf-8"?>
+<w:ftr xmlns:wpc="http://schemas.microsoft.com/office/word/2010/wordprocessingCanvas" xmlns:cx="http://schemas.microsoft.com/office/drawing/2014/chartex" xmlns:cx1="http://schemas.microsoft.com/office/drawing/2015/9/8/chartex" xmlns:cx2="http://schemas.microsoft.com/office/drawing/2015/10/21/chartex" xmlns:cx3="http://schemas.microsoft.com/office/drawing/2016/5/9/chartex" xmlns:cx4="http://schemas.microsoft.com/office/drawing/2016/5/10/chartex" xmlns:cx5="http://schemas.microsoft.com/office/drawing/2016/5/11/chartex" xmlns:cx6="http://schemas.microsoft.com/office/drawing/2016/5/12/chartex" xmlns:cx7="http://schemas.microsoft.com/office/drawing/2016/5/13/chartex" xmlns:cx8="http://schemas.microsoft.com/office/drawing/2016/5/14/chartex" xmlns:mc="http://schemas.openxmlformats.org/markup-compatibility/2006" xmlns:aink="http://schemas.microsoft.com/office/drawing/2016/ink" xmlns:am3d="http://schemas.microsoft.com/office/drawing/2017/model3d" xmlns:o="urn:schemas-microsoft-com:office:office" xmlns:oel="http://schemas.microsoft.com/office/2019/extlst" xmlns:r="http://schemas.openxmlformats.org/officeDocument/2006/relationships" xmlns:m="http://schemas.openxmlformats.org/officeDocument/2006/math" xmlns:v="urn:schemas-microsoft-com:vml" xmlns:wp14="http://schemas.microsoft.com/office/word/2010/wordprocessingDrawing" xmlns:wp="http://schemas.openxmlformats.org/drawingml/2006/wordprocessingDrawing" xmlns:w10="urn:schemas-microsoft-com:office:word" xmlns:w="http://schemas.openxmlformats.org/wordprocessingml/2006/main" xmlns:w14="http://schemas.microsoft.com/office/word/2010/wordml" xmlns:w15="http://schemas.microsoft.com/office/word/2012/wordml" xmlns:w16cei="http://schemas.microsoft.com/office/word/2026/wordml/cei" xmlns:w16cex="http://schemas.microsoft.com/office/word/2018/wordml/cex" xmlns:w16cid="http://schemas.microsoft.com/office/word/2016/wordml/cid" xmlns:w16="http://schemas.microsoft.com/office/word/2018/wordml" xmlns:w16du="http://schemas.microsoft.com/office/word/2023/wordml/word16du" xmlns:w16sdtdh="http://schemas.microsoft.com/office/word/2020/wordml/sdtdatahash" xmlns:w16sdtfl="http://schemas.microsoft.com/office/word/2024/wordml/sdtformatlock" xmlns:w16se="http://schemas.microsoft.com/office/word/2015/wordml/symex" xmlns:wpg="http://schemas.microsoft.com/office/word/2010/wordprocessingGroup" xmlns:wpi="http://schemas.microsoft.com/office/word/2010/wordprocessingInk" xmlns:wne="http://schemas.microsoft.com/office/word/2006/wordml" xmlns:wps="http://schemas.microsoft.com/office/word/2010/wordprocessingShape" mc:Ignorable="w14 w15 w16se w16cid w16 w16cex w16sdtdh w16sdtfl w16du wp14">
+  <w:p>
+    <w:pPr>
+      <w:pStyle w:val="Footer"/>
+    </w:pPr>
+  </w:p>
+</w:ftr>
+</file>
+
 <file path=word/footnotes.xml><?xml version="1.0" encoding="utf-8"?>
 <w:footnotes xmlns:wpc="http://schemas.microsoft.com/office/word/2010/wordprocessingCanvas" xmlns:cx="http://schemas.microsoft.com/office/drawing/2014/chartex" xmlns:cx1="http://schemas.microsoft.com/office/drawing/2015/9/8/chartex" xmlns:cx2="http://schemas.microsoft.com/office/drawing/2015/10/21/chartex" xmlns:cx3="http://schemas.microsoft.com/office/drawing/2016/5/9/chartex" xmlns:cx4="http://schemas.microsoft.com/office/drawing/2016/5/10/chartex" xmlns:cx5="http://schemas.microsoft.com/office/drawing/2016/5/11/chartex" xmlns:cx6="http://schemas.microsoft.com/office/drawing/2016/5/12/chartex" xmlns:cx7="http://schemas.microsoft.com/office/drawing/2016/5/13/chartex" xmlns:cx8="http://schemas.microsoft.com/office/drawing/2016/5/14/chartex" xmlns:mc="http://schemas.openxmlformats.org/markup-compatibility/2006" xmlns:aink="http://schemas.microsoft.com/office/drawing/2016/ink" xmlns:am3d="http://schemas.microsoft.com/office/drawing/2017/model3d" xmlns:o="urn:schemas-microsoft-com:office:office" xmlns:oel="http://schemas.microsoft.com/office/2019/extlst" xmlns:r="http://schemas.openxmlformats.org/officeDocument/2006/relationships" xmlns:m="http://schemas.openxmlformats.org/officeDocument/2006/math" xmlns:v="urn:schemas-microsoft-com:vml" xmlns:wp14="http://schemas.microsoft.com/office/word/2010/wordprocessingDrawing" xmlns:wp="http://schemas.openxmlformats.org/drawingml/2006/wordprocessingDrawing" xmlns:w10="urn:schemas-microsoft-com:office:word" xmlns:w="http://schemas.openxmlformats.org/wordprocessingml/2006/main" xmlns:w14="http://schemas.microsoft.com/office/word/2010/wordml" xmlns:w15="http://schemas.microsoft.com/office/word/2012/wordml" xmlns:w16cei="http://schemas.microsoft.com/office/word/2026/wordml/cei" xmlns:w16cex="http://schemas.microsoft.com/office/word/2018/wordml/cex" xmlns:w16cid="http://schemas.microsoft.com/office/word/2016/wordml/cid" xmlns:w16="http://schemas.microsoft.com/office/word/2018/wordml" xmlns:w16du="http://schemas.microsoft.com/office/word/2023/wordml/word16du" xmlns:w16sdtdh="http://schemas.microsoft.com/office/word/2020/wordml/sdtdatahash" xmlns:w16sdtfl="http://schemas.microsoft.com/office/word/2024/wordml/sdtformatlock" xmlns:w16se="http://schemas.microsoft.com/office/word/2015/wordml/symex" xmlns:wpg="http://schemas.microsoft.com/office/word/2010/wordprocessingGroup" xmlns:wpi="http://schemas.microsoft.com/office/word/2010/wordprocessingInk" xmlns:wne="http://schemas.microsoft.com/office/word/2006/wordml" xmlns:wps="http://schemas.microsoft.com/office/word/2010/wordprocessingShape" mc:Ignorable="w14 w15 w16se w16cid w16 w16cex w16sdtdh w16sdtfl w16du wp14">
   <w:footnote w:type="separator" w:id="-1">
@@ -13123,6 +15090,16 @@
       <w:pBdr>
         <w:bottom w:val="single" w:sz="4" w:space="1" w:color="auto"/>
       </w:pBdr>
+    </w:pPr>
+  </w:p>
+</w:hdr>
+</file>
+
+<file path=word/header3.xml><?xml version="1.0" encoding="utf-8"?>
+<w:hdr xmlns:wpc="http://schemas.microsoft.com/office/word/2010/wordprocessingCanvas" xmlns:cx="http://schemas.microsoft.com/office/drawing/2014/chartex" xmlns:cx1="http://schemas.microsoft.com/office/drawing/2015/9/8/chartex" xmlns:cx2="http://schemas.microsoft.com/office/drawing/2015/10/21/chartex" xmlns:cx3="http://schemas.microsoft.com/office/drawing/2016/5/9/chartex" xmlns:cx4="http://schemas.microsoft.com/office/drawing/2016/5/10/chartex" xmlns:cx5="http://schemas.microsoft.com/office/drawing/2016/5/11/chartex" xmlns:cx6="http://schemas.microsoft.com/office/drawing/2016/5/12/chartex" xmlns:cx7="http://schemas.microsoft.com/office/drawing/2016/5/13/chartex" xmlns:cx8="http://schemas.microsoft.com/office/drawing/2016/5/14/chartex" xmlns:mc="http://schemas.openxmlformats.org/markup-compatibility/2006" xmlns:aink="http://schemas.microsoft.com/office/drawing/2016/ink" xmlns:am3d="http://schemas.microsoft.com/office/drawing/2017/model3d" xmlns:o="urn:schemas-microsoft-com:office:office" xmlns:oel="http://schemas.microsoft.com/office/2019/extlst" xmlns:r="http://schemas.openxmlformats.org/officeDocument/2006/relationships" xmlns:m="http://schemas.openxmlformats.org/officeDocument/2006/math" xmlns:v="urn:schemas-microsoft-com:vml" xmlns:wp14="http://schemas.microsoft.com/office/word/2010/wordprocessingDrawing" xmlns:wp="http://schemas.openxmlformats.org/drawingml/2006/wordprocessingDrawing" xmlns:w10="urn:schemas-microsoft-com:office:word" xmlns:w="http://schemas.openxmlformats.org/wordprocessingml/2006/main" xmlns:w14="http://schemas.microsoft.com/office/word/2010/wordml" xmlns:w15="http://schemas.microsoft.com/office/word/2012/wordml" xmlns:w16cei="http://schemas.microsoft.com/office/word/2026/wordml/cei" xmlns:w16cex="http://schemas.microsoft.com/office/word/2018/wordml/cex" xmlns:w16cid="http://schemas.microsoft.com/office/word/2016/wordml/cid" xmlns:w16="http://schemas.microsoft.com/office/word/2018/wordml" xmlns:w16du="http://schemas.microsoft.com/office/word/2023/wordml/word16du" xmlns:w16sdtdh="http://schemas.microsoft.com/office/word/2020/wordml/sdtdatahash" xmlns:w16sdtfl="http://schemas.microsoft.com/office/word/2024/wordml/sdtformatlock" xmlns:w16se="http://schemas.microsoft.com/office/word/2015/wordml/symex" xmlns:wpg="http://schemas.microsoft.com/office/word/2010/wordprocessingGroup" xmlns:wpi="http://schemas.microsoft.com/office/word/2010/wordprocessingInk" xmlns:wne="http://schemas.microsoft.com/office/word/2006/wordml" xmlns:wps="http://schemas.microsoft.com/office/word/2010/wordprocessingShape" mc:Ignorable="w14 w15 w16se w16cid w16 w16cex w16sdtdh w16sdtfl w16du wp14">
+  <w:p>
+    <w:pPr>
+      <w:pStyle w:val="Header"/>
     </w:pPr>
   </w:p>
 </w:hdr>
@@ -13520,7 +15497,7 @@
   <w:style w:type="paragraph" w:default="1" w:styleId="Normal">
     <w:name w:val="Normal"/>
     <w:qFormat/>
-    <w:rsid w:val="00076C05"/>
+    <w:rsid w:val="005847FC"/>
     <w:pPr>
       <w:spacing w:before="120" w:line="276" w:lineRule="auto"/>
     </w:pPr>
